--- a/backend/templates/Annexure-D (Individual Affidavit)_LH5_Template.docx
+++ b/backend/templates/Annexure-D (Individual Affidavit)_LH5_Template.docx
@@ -1,6 +1,6 @@
 
 <file path=word/document.xml><?xml version="1.0" encoding="utf-8"?>
-<w:document xmlns:wpc="http://schemas.microsoft.com/office/word/2010/wordprocessingCanvas" xmlns:cx="http://schemas.microsoft.com/office/drawing/2014/chartex" xmlns:mc="http://schemas.openxmlformats.org/markup-compatibility/2006" xmlns:o="urn:schemas-microsoft-com:office:office" xmlns:r="http://schemas.openxmlformats.org/officeDocument/2006/relationships" xmlns:m="http://schemas.openxmlformats.org/officeDocument/2006/math" xmlns:v="urn:schemas-microsoft-com:vml" xmlns:wp14="http://schemas.microsoft.com/office/word/2010/wordprocessingDrawing" xmlns:wp="http://schemas.openxmlformats.org/drawingml/2006/wordprocessingDrawing" xmlns:w10="urn:schemas-microsoft-com:office:word" xmlns:w="http://schemas.openxmlformats.org/wordprocessingml/2006/main" xmlns:w14="http://schemas.microsoft.com/office/word/2010/wordml" xmlns:w15="http://schemas.microsoft.com/office/word/2012/wordml" xmlns:w16se="http://schemas.microsoft.com/office/word/2015/wordml/symex" xmlns:wpg="http://schemas.microsoft.com/office/word/2010/wordprocessingGroup" xmlns:wpi="http://schemas.microsoft.com/office/word/2010/wordprocessingInk" xmlns:wne="http://schemas.microsoft.com/office/word/2006/wordml" xmlns:wps="http://schemas.microsoft.com/office/word/2010/wordprocessingShape" mc:Ignorable="w14 w15 w16se wp14">
+<w:document xmlns:wpc="http://schemas.microsoft.com/office/word/2010/wordprocessingCanvas" xmlns:cx="http://schemas.microsoft.com/office/drawing/2014/chartex" xmlns:cx1="http://schemas.microsoft.com/office/drawing/2015/9/8/chartex" xmlns:cx2="http://schemas.microsoft.com/office/drawing/2015/10/21/chartex" xmlns:cx3="http://schemas.microsoft.com/office/drawing/2016/5/9/chartex" xmlns:cx4="http://schemas.microsoft.com/office/drawing/2016/5/10/chartex" xmlns:cx5="http://schemas.microsoft.com/office/drawing/2016/5/11/chartex" xmlns:cx6="http://schemas.microsoft.com/office/drawing/2016/5/12/chartex" xmlns:cx7="http://schemas.microsoft.com/office/drawing/2016/5/13/chartex" xmlns:cx8="http://schemas.microsoft.com/office/drawing/2016/5/14/chartex" xmlns:mc="http://schemas.openxmlformats.org/markup-compatibility/2006" xmlns:aink="http://schemas.microsoft.com/office/drawing/2016/ink" xmlns:am3d="http://schemas.microsoft.com/office/drawing/2017/model3d" xmlns:o="urn:schemas-microsoft-com:office:office" xmlns:oel="http://schemas.microsoft.com/office/2019/extlst" xmlns:r="http://schemas.openxmlformats.org/officeDocument/2006/relationships" xmlns:m="http://schemas.openxmlformats.org/officeDocument/2006/math" xmlns:v="urn:schemas-microsoft-com:vml" xmlns:wp14="http://schemas.microsoft.com/office/word/2010/wordprocessingDrawing" xmlns:wp="http://schemas.openxmlformats.org/drawingml/2006/wordprocessingDrawing" xmlns:w10="urn:schemas-microsoft-com:office:word" xmlns:w="http://schemas.openxmlformats.org/wordprocessingml/2006/main" xmlns:w14="http://schemas.microsoft.com/office/word/2010/wordml" xmlns:w15="http://schemas.microsoft.com/office/word/2012/wordml" xmlns:w16cex="http://schemas.microsoft.com/office/word/2018/wordml/cex" xmlns:w16cid="http://schemas.microsoft.com/office/word/2016/wordml/cid" xmlns:w16="http://schemas.microsoft.com/office/word/2018/wordml" xmlns:w16sdtdh="http://schemas.microsoft.com/office/word/2020/wordml/sdtdatahash" xmlns:w16se="http://schemas.microsoft.com/office/word/2015/wordml/symex" xmlns:wpg="http://schemas.microsoft.com/office/word/2010/wordprocessingGroup" xmlns:wpi="http://schemas.microsoft.com/office/word/2010/wordprocessingInk" xmlns:wne="http://schemas.microsoft.com/office/word/2006/wordml" xmlns:wps="http://schemas.microsoft.com/office/word/2010/wordprocessingShape" mc:Ignorable="w14 w15 w16se w16cid w16 w16cex w16sdtdh wp14">
   <w:body>
     <w:p>
       <w:pPr>
@@ -135,23 +135,7 @@
           <w:rFonts w:ascii="Arial" w:eastAsia="Times New Roman" w:hAnsi="Arial" w:cs="Arial"/>
           <w:b/>
         </w:rPr>
-        <w:t xml:space="preserve"> to be given by ALL the Legal Heirs OR Legal Heirs named in Succession Certificate*/ Probate of Will*/ Will*/ Letter of Administration*/ Legal Heirship Certificate*(or its equivalent </w:t>
-      </w:r>
-      <w:proofErr w:type="gramStart"/>
-      <w:r>
-        <w:rPr>
-          <w:rFonts w:ascii="Arial" w:eastAsia="Times New Roman" w:hAnsi="Arial" w:cs="Arial"/>
-          <w:b/>
-        </w:rPr>
-        <w:t>certificate)*</w:t>
-      </w:r>
-      <w:proofErr w:type="gramEnd"/>
-      <w:r>
-        <w:rPr>
-          <w:rFonts w:ascii="Arial" w:eastAsia="Times New Roman" w:hAnsi="Arial" w:cs="Arial"/>
-          <w:b/>
-        </w:rPr>
-        <w:t>/Court Decree*</w:t>
+        <w:t xml:space="preserve"> to be given by ALL the Legal Heirs OR Legal Heirs named in Succession Certificate*/ Probate of Will*/ Will*/ Letter of Administration*/ Legal Heirship Certificate*(or its equivalent certificate)*/Court Decree*</w:t>
       </w:r>
     </w:p>
     <w:p>
@@ -272,181 +256,7 @@
           <w:sz w:val="22"/>
           <w:u w:val="none"/>
         </w:rPr>
-        <w:t>I</w:t>
-      </w:r>
-      <w:r>
-        <w:rPr>
-          <w:rFonts w:ascii="Arial" w:eastAsia="Calibri" w:hAnsi="Arial" w:cs="Arial"/>
-          <w:bCs/>
-          <w:sz w:val="22"/>
-          <w:u w:val="none"/>
-        </w:rPr>
-        <w:t xml:space="preserve"> </w:t>
-      </w:r>
-      <w:r>
-        <w:rPr>
-          <w:rFonts w:ascii="Helvetica" w:hAnsi="Helvetica" w:cs="Helvetica"/>
-          <w:b/>
-          <w:color w:val="auto"/>
-          <w:sz w:val="22"/>
-          <w:u w:val="none"/>
-        </w:rPr>
-        <w:t xml:space="preserve">[Name as per </w:t>
-      </w:r>
-      <w:proofErr w:type="spellStart"/>
-      <w:r>
-        <w:rPr>
-          <w:rFonts w:ascii="Helvetica" w:hAnsi="Helvetica" w:cs="Helvetica"/>
-          <w:b/>
-          <w:color w:val="auto"/>
-          <w:sz w:val="22"/>
-          <w:u w:val="none"/>
-        </w:rPr>
-        <w:t>Aadhar</w:t>
-      </w:r>
-      <w:proofErr w:type="spellEnd"/>
-      <w:r>
-        <w:rPr>
-          <w:rFonts w:ascii="Helvetica" w:hAnsi="Helvetica" w:cs="Helvetica"/>
-          <w:b/>
-          <w:color w:val="auto"/>
-          <w:sz w:val="22"/>
-          <w:u w:val="none"/>
-        </w:rPr>
-        <w:t xml:space="preserve"> LH5</w:t>
-      </w:r>
-      <w:r>
-        <w:rPr>
-          <w:rFonts w:ascii="Helvetica" w:hAnsi="Helvetica" w:cs="Helvetica"/>
-          <w:b/>
-          <w:color w:val="auto"/>
-          <w:sz w:val="22"/>
-          <w:u w:val="none"/>
-        </w:rPr>
-        <w:t>]</w:t>
-      </w:r>
-      <w:r>
-        <w:rPr>
-          <w:rFonts w:ascii="Helvetica" w:hAnsi="Helvetica" w:cs="Helvetica"/>
-          <w:color w:val="FF0000"/>
-          <w:sz w:val="22"/>
-          <w:u w:val="none"/>
-        </w:rPr>
-        <w:t xml:space="preserve"> </w:t>
-      </w:r>
-      <w:r>
-        <w:rPr>
-          <w:rFonts w:ascii="Arial" w:eastAsia="Calibri" w:hAnsi="Arial" w:cs="Arial"/>
-          <w:bCs/>
-          <w:sz w:val="22"/>
-          <w:u w:val="none"/>
-        </w:rPr>
-        <w:t>#</w:t>
-      </w:r>
-      <w:r>
-        <w:rPr>
-          <w:rFonts w:ascii="Arial" w:hAnsi="Arial" w:cs="Arial"/>
-          <w:bCs/>
-          <w:sz w:val="22"/>
-          <w:u w:val="none"/>
-        </w:rPr>
-        <w:t>Son</w:t>
-      </w:r>
-      <w:r>
-        <w:rPr>
-          <w:rFonts w:ascii="Arial" w:hAnsi="Arial" w:cs="Arial"/>
-          <w:bCs/>
-          <w:sz w:val="22"/>
-          <w:u w:val="none"/>
-        </w:rPr>
-        <w:t xml:space="preserve"> </w:t>
-      </w:r>
-      <w:r>
-        <w:rPr>
-          <w:rFonts w:ascii="Arial" w:hAnsi="Arial" w:cs="Arial"/>
-          <w:bCs/>
-          <w:sz w:val="22"/>
-          <w:u w:val="none"/>
-        </w:rPr>
-        <w:t>/daughter</w:t>
-      </w:r>
-      <w:r>
-        <w:rPr>
-          <w:rFonts w:ascii="Arial" w:hAnsi="Arial" w:cs="Arial"/>
-          <w:bCs/>
-          <w:sz w:val="22"/>
-          <w:u w:val="none"/>
-        </w:rPr>
-        <w:t>/ spouse</w:t>
-      </w:r>
-      <w:r>
-        <w:rPr>
-          <w:rFonts w:ascii="Arial" w:hAnsi="Arial" w:cs="Arial"/>
-          <w:bCs/>
-          <w:sz w:val="22"/>
-          <w:u w:val="none"/>
-        </w:rPr>
-        <w:t xml:space="preserve"> of </w:t>
-      </w:r>
-      <w:r>
-        <w:rPr>
-          <w:rFonts w:ascii="Helvetica" w:hAnsi="Helvetica" w:cs="Helvetica"/>
-          <w:b/>
-          <w:color w:val="auto"/>
-          <w:sz w:val="22"/>
-          <w:u w:val="none"/>
-        </w:rPr>
-        <w:t>[Father Name LH5</w:t>
-      </w:r>
-      <w:r>
-        <w:rPr>
-          <w:rFonts w:ascii="Helvetica" w:hAnsi="Helvetica" w:cs="Helvetica"/>
-          <w:b/>
-          <w:color w:val="auto"/>
-          <w:sz w:val="22"/>
-          <w:u w:val="none"/>
-        </w:rPr>
-        <w:t>]</w:t>
-      </w:r>
-      <w:r>
-        <w:rPr>
-          <w:rFonts w:ascii="Arial" w:hAnsi="Arial" w:cs="Arial"/>
-          <w:bCs/>
-          <w:sz w:val="22"/>
-          <w:u w:val="none"/>
-        </w:rPr>
-        <w:t>. Residing</w:t>
-      </w:r>
-      <w:r>
-        <w:rPr>
-          <w:rFonts w:ascii="Arial" w:hAnsi="Arial" w:cs="Arial"/>
-          <w:bCs/>
-          <w:sz w:val="22"/>
-          <w:u w:val="none"/>
-        </w:rPr>
-        <w:t xml:space="preserve"> at </w:t>
-      </w:r>
-      <w:r>
-        <w:rPr>
-          <w:rFonts w:ascii="Helvetica" w:hAnsi="Helvetica" w:cs="Helvetica"/>
-          <w:b/>
-          <w:color w:val="auto"/>
-          <w:sz w:val="22"/>
-          <w:u w:val="none"/>
-          <w:shd w:val="clear" w:color="auto" w:fill="FFFFFF"/>
-        </w:rPr>
-        <w:t>[Address LH5</w:t>
-      </w:r>
-      <w:r>
-        <w:rPr>
-          <w:rFonts w:ascii="Helvetica" w:hAnsi="Helvetica" w:cs="Helvetica"/>
-          <w:b/>
-          <w:color w:val="auto"/>
-          <w:sz w:val="22"/>
-          <w:u w:val="none"/>
-          <w:shd w:val="clear" w:color="auto" w:fill="FFFFFF"/>
-        </w:rPr>
-        <w:t>]</w:t>
+        <w:t xml:space="preserve">I/We </w:t>
       </w:r>
       <w:r>
         <w:rPr>
@@ -456,7 +266,54 @@
           <w:u w:val="none"/>
           <w:shd w:val="clear" w:color="auto" w:fill="FFFFFF"/>
         </w:rPr>
-        <w:t xml:space="preserve">, </w:t>
+        <w:t>[Name as per Aadhar LH</w:t>
+      </w:r>
+      <w:r>
+        <w:rPr>
+          <w:rFonts w:ascii="Helvetica" w:hAnsi="Helvetica" w:cs="Helvetica"/>
+          <w:color w:val="FF0000"/>
+          <w:sz w:val="22"/>
+          <w:u w:val="none"/>
+          <w:shd w:val="clear" w:color="auto" w:fill="FFFFFF"/>
+        </w:rPr>
+        <w:t>5</w:t>
+      </w:r>
+      <w:r>
+        <w:rPr>
+          <w:rFonts w:ascii="Helvetica" w:hAnsi="Helvetica" w:cs="Helvetica"/>
+          <w:color w:val="FF0000"/>
+          <w:sz w:val="22"/>
+          <w:u w:val="none"/>
+          <w:shd w:val="clear" w:color="auto" w:fill="FFFFFF"/>
+        </w:rPr>
+        <w:t>]</w:t>
+      </w:r>
+      <w:r>
+        <w:rPr>
+          <w:rFonts w:ascii="Helvetica" w:hAnsi="Helvetica" w:cs="Helvetica"/>
+          <w:color w:val="FF0000"/>
+          <w:sz w:val="22"/>
+          <w:u w:val="none"/>
+        </w:rPr>
+        <w:t>,</w:t>
+      </w:r>
+      <w:r>
+        <w:rPr>
+          <w:rFonts w:ascii="Helvetica" w:hAnsi="Helvetica" w:cs="Helvetica"/>
+          <w:color w:val="FF0000"/>
+          <w:sz w:val="24"/>
+          <w:u w:val="none"/>
+        </w:rPr>
+        <w:t xml:space="preserve"> </w:t>
+      </w:r>
+      <w:r>
+        <w:rPr>
+          <w:rFonts w:ascii="Arial" w:eastAsia="Calibri" w:hAnsi="Arial" w:cs="Arial"/>
+          <w:bCs/>
+          <w:sz w:val="22"/>
+          <w:u w:val="none"/>
+        </w:rPr>
+        <w:t>#</w:t>
       </w:r>
       <w:r>
         <w:rPr>
@@ -465,6 +322,135 @@
           <w:sz w:val="22"/>
           <w:u w:val="none"/>
         </w:rPr>
+        <w:t>Son</w:t>
+      </w:r>
+      <w:r>
+        <w:rPr>
+          <w:rFonts w:ascii="Arial" w:hAnsi="Arial" w:cs="Arial"/>
+          <w:bCs/>
+          <w:sz w:val="22"/>
+          <w:u w:val="none"/>
+        </w:rPr>
+        <w:t xml:space="preserve"> </w:t>
+      </w:r>
+      <w:r>
+        <w:rPr>
+          <w:rFonts w:ascii="Arial" w:hAnsi="Arial" w:cs="Arial"/>
+          <w:bCs/>
+          <w:sz w:val="22"/>
+          <w:u w:val="none"/>
+        </w:rPr>
+        <w:t>/daughter</w:t>
+      </w:r>
+      <w:r>
+        <w:rPr>
+          <w:rFonts w:ascii="Arial" w:hAnsi="Arial" w:cs="Arial"/>
+          <w:bCs/>
+          <w:sz w:val="22"/>
+          <w:u w:val="none"/>
+        </w:rPr>
+        <w:t>/ spouse</w:t>
+      </w:r>
+      <w:r>
+        <w:rPr>
+          <w:rFonts w:ascii="Arial" w:hAnsi="Arial" w:cs="Arial"/>
+          <w:bCs/>
+          <w:sz w:val="22"/>
+          <w:u w:val="none"/>
+        </w:rPr>
+        <w:t xml:space="preserve"> of </w:t>
+      </w:r>
+      <w:r>
+        <w:rPr>
+          <w:rFonts w:ascii="Helvetica" w:hAnsi="Helvetica" w:cs="Helvetica"/>
+          <w:color w:val="FF0000"/>
+          <w:sz w:val="22"/>
+          <w:u w:val="none"/>
+        </w:rPr>
+        <w:t xml:space="preserve">[Father Name </w:t>
+      </w:r>
+      <w:r>
+        <w:rPr>
+          <w:rFonts w:ascii="Helvetica" w:hAnsi="Helvetica" w:cs="Helvetica"/>
+          <w:color w:val="FF0000"/>
+          <w:sz w:val="22"/>
+          <w:u w:val="none"/>
+        </w:rPr>
+        <w:t>LH</w:t>
+      </w:r>
+      <w:r>
+        <w:rPr>
+          <w:rFonts w:ascii="Helvetica" w:hAnsi="Helvetica" w:cs="Helvetica"/>
+          <w:color w:val="FF0000"/>
+          <w:sz w:val="22"/>
+          <w:u w:val="none"/>
+        </w:rPr>
+        <w:t>5</w:t>
+      </w:r>
+      <w:r>
+        <w:rPr>
+          <w:rFonts w:ascii="Helvetica" w:hAnsi="Helvetica" w:cs="Helvetica"/>
+          <w:color w:val="FF0000"/>
+          <w:sz w:val="22"/>
+          <w:u w:val="none"/>
+        </w:rPr>
+        <w:t>]</w:t>
+      </w:r>
+      <w:r>
+        <w:rPr>
+          <w:rFonts w:ascii="Arial" w:hAnsi="Arial" w:cs="Arial"/>
+          <w:bCs/>
+          <w:sz w:val="22"/>
+          <w:u w:val="none"/>
+        </w:rPr>
+        <w:t>. Residing</w:t>
+      </w:r>
+      <w:r>
+        <w:rPr>
+          <w:rFonts w:ascii="Arial" w:hAnsi="Arial" w:cs="Arial"/>
+          <w:bCs/>
+          <w:sz w:val="22"/>
+          <w:u w:val="none"/>
+        </w:rPr>
+        <w:t xml:space="preserve"> at </w:t>
+      </w:r>
+      <w:r>
+        <w:rPr>
+          <w:rFonts w:ascii="Helvetica" w:hAnsi="Helvetica" w:cs="Helvetica"/>
+          <w:color w:val="FF0000"/>
+          <w:sz w:val="22"/>
+          <w:u w:val="none"/>
+          <w:shd w:val="clear" w:color="auto" w:fill="FFFFFF"/>
+        </w:rPr>
+        <w:t>[Address LH</w:t>
+      </w:r>
+      <w:r>
+        <w:rPr>
+          <w:rFonts w:ascii="Helvetica" w:hAnsi="Helvetica" w:cs="Helvetica"/>
+          <w:color w:val="FF0000"/>
+          <w:sz w:val="22"/>
+          <w:u w:val="none"/>
+          <w:shd w:val="clear" w:color="auto" w:fill="FFFFFF"/>
+        </w:rPr>
+        <w:t>5</w:t>
+      </w:r>
+      <w:r>
+        <w:rPr>
+          <w:rFonts w:ascii="Helvetica" w:hAnsi="Helvetica" w:cs="Helvetica"/>
+          <w:color w:val="FF0000"/>
+          <w:sz w:val="22"/>
+          <w:u w:val="none"/>
+          <w:shd w:val="clear" w:color="auto" w:fill="FFFFFF"/>
+        </w:rPr>
+        <w:t xml:space="preserve">], </w:t>
+      </w:r>
+      <w:r>
+        <w:rPr>
+          <w:rFonts w:ascii="Arial" w:hAnsi="Arial" w:cs="Arial"/>
+          <w:bCs/>
+          <w:sz w:val="22"/>
+          <w:u w:val="none"/>
+        </w:rPr>
         <w:t xml:space="preserve">do hereby solemnly affirm and state on oath as follows. </w:t>
       </w:r>
     </w:p>
@@ -481,48 +467,98 @@
         <w:rPr>
           <w:rFonts w:ascii="Arial" w:eastAsia="Times New Roman" w:hAnsi="Arial" w:cs="Arial"/>
         </w:rPr>
-        <w:t xml:space="preserve">That </w:t>
-      </w:r>
-      <w:r>
-        <w:rPr>
-          <w:rFonts w:ascii="Arial" w:eastAsia="Times New Roman" w:hAnsi="Arial" w:cs="Arial"/>
-        </w:rPr>
-        <w:t xml:space="preserve">Late </w:t>
-      </w:r>
-      <w:r>
-        <w:rPr>
-          <w:rFonts w:ascii="Arial" w:eastAsia="Times New Roman" w:hAnsi="Arial" w:cs="Arial"/>
-        </w:rPr>
-        <w:t>Mr. /</w:t>
-      </w:r>
-      <w:proofErr w:type="spellStart"/>
-      <w:r>
-        <w:rPr>
-          <w:rFonts w:ascii="Arial" w:eastAsia="Times New Roman" w:hAnsi="Arial" w:cs="Arial"/>
-        </w:rPr>
-        <w:t>Mrs</w:t>
-      </w:r>
-      <w:proofErr w:type="spellEnd"/>
-      <w:r>
-        <w:rPr>
-          <w:rFonts w:ascii="Arial" w:eastAsia="Times New Roman" w:hAnsi="Arial" w:cs="Arial"/>
-          <w:b/>
-        </w:rPr>
-        <w:t xml:space="preserve"> </w:t>
+        <w:t xml:space="preserve">That Mr. /Mrs </w:t>
       </w:r>
       <w:r>
         <w:rPr>
           <w:rFonts w:ascii="Helvetica" w:hAnsi="Helvetica" w:cs="Helvetica"/>
-          <w:b/>
+          <w:color w:val="FF0000"/>
         </w:rPr>
         <w:t>[Name as per DC H1]</w:t>
       </w:r>
       <w:r>
         <w:rPr>
           <w:rFonts w:ascii="Helvetica" w:hAnsi="Helvetica" w:cs="Helvetica"/>
-          <w:b/>
-        </w:rPr>
-        <w:t>, [Name as per DC H2], [Name as per DC H3], [Name as per DC H4]</w:t>
+          <w:color w:val="FF0000"/>
+        </w:rPr>
+        <w:t xml:space="preserve">, </w:t>
+      </w:r>
+      <w:r>
+        <w:rPr>
+          <w:rFonts w:ascii="Helvetica" w:hAnsi="Helvetica" w:cs="Helvetica"/>
+          <w:color w:val="FF0000"/>
+        </w:rPr>
+        <w:t>[Name as per DC H</w:t>
+      </w:r>
+      <w:r>
+        <w:rPr>
+          <w:rFonts w:ascii="Helvetica" w:hAnsi="Helvetica" w:cs="Helvetica"/>
+          <w:color w:val="FF0000"/>
+        </w:rPr>
+        <w:t>2</w:t>
+      </w:r>
+      <w:r>
+        <w:rPr>
+          <w:rFonts w:ascii="Helvetica" w:hAnsi="Helvetica" w:cs="Helvetica"/>
+          <w:color w:val="FF0000"/>
+        </w:rPr>
+        <w:t>]</w:t>
+      </w:r>
+      <w:r>
+        <w:rPr>
+          <w:rFonts w:ascii="Helvetica" w:hAnsi="Helvetica" w:cs="Helvetica"/>
+          <w:color w:val="FF0000"/>
+        </w:rPr>
+        <w:t xml:space="preserve">, </w:t>
+      </w:r>
+      <w:r>
+        <w:rPr>
+          <w:rFonts w:ascii="Helvetica" w:hAnsi="Helvetica" w:cs="Helvetica"/>
+          <w:color w:val="FF0000"/>
+        </w:rPr>
+        <w:t>[Name as per DC H</w:t>
+      </w:r>
+      <w:r>
+        <w:rPr>
+          <w:rFonts w:ascii="Helvetica" w:hAnsi="Helvetica" w:cs="Helvetica"/>
+          <w:color w:val="FF0000"/>
+        </w:rPr>
+        <w:t>3</w:t>
+      </w:r>
+      <w:r>
+        <w:rPr>
+          <w:rFonts w:ascii="Helvetica" w:hAnsi="Helvetica" w:cs="Helvetica"/>
+          <w:color w:val="FF0000"/>
+        </w:rPr>
+        <w:t>]</w:t>
+      </w:r>
+      <w:r>
+        <w:rPr>
+          <w:rFonts w:ascii="Helvetica" w:hAnsi="Helvetica" w:cs="Helvetica"/>
+          <w:color w:val="FF0000"/>
+        </w:rPr>
+        <w:t xml:space="preserve">, </w:t>
+      </w:r>
+      <w:r>
+        <w:rPr>
+          <w:rFonts w:ascii="Helvetica" w:hAnsi="Helvetica" w:cs="Helvetica"/>
+          <w:color w:val="FF0000"/>
+        </w:rPr>
+        <w:t>[Name as per DC H</w:t>
+      </w:r>
+      <w:r>
+        <w:rPr>
+          <w:rFonts w:ascii="Helvetica" w:hAnsi="Helvetica" w:cs="Helvetica"/>
+          <w:color w:val="FF0000"/>
+        </w:rPr>
+        <w:t>4</w:t>
+      </w:r>
+      <w:r>
+        <w:rPr>
+          <w:rFonts w:ascii="Helvetica" w:hAnsi="Helvetica" w:cs="Helvetica"/>
+          <w:color w:val="FF0000"/>
+        </w:rPr>
+        <w:t>]</w:t>
       </w:r>
       <w:r>
         <w:rPr>
@@ -696,7 +732,6 @@
               <w:ind w:left="8"/>
               <w:rPr>
                 <w:rFonts w:ascii="Arial" w:hAnsi="Arial" w:cs="Arial"/>
-                <w:b/>
                 <w:sz w:val="24"/>
                 <w:szCs w:val="24"/>
               </w:rPr>
@@ -704,7 +739,7 @@
             <w:r>
               <w:rPr>
                 <w:rFonts w:ascii="Helvetica" w:hAnsi="Helvetica" w:cs="Helvetica"/>
-                <w:b/>
+                <w:color w:val="FF0000"/>
                 <w:sz w:val="20"/>
                 <w:szCs w:val="20"/>
                 <w:shd w:val="clear" w:color="auto" w:fill="FFFFFF"/>
@@ -722,7 +757,7 @@
               <w:ind w:left="6"/>
               <w:rPr>
                 <w:rFonts w:ascii="Arial" w:hAnsi="Arial" w:cs="Arial"/>
-                <w:b/>
+                <w:color w:val="FF0000"/>
                 <w:sz w:val="24"/>
                 <w:szCs w:val="24"/>
               </w:rPr>
@@ -730,7 +765,7 @@
             <w:r>
               <w:rPr>
                 <w:rFonts w:ascii="Helvetica" w:hAnsi="Helvetica" w:cs="Helvetica"/>
-                <w:b/>
+                <w:color w:val="FF0000"/>
                 <w:sz w:val="20"/>
                 <w:szCs w:val="20"/>
                 <w:shd w:val="clear" w:color="auto" w:fill="FFFFFF"/>
@@ -748,7 +783,7 @@
               <w:ind w:left="8"/>
               <w:rPr>
                 <w:rFonts w:ascii="Arial" w:hAnsi="Arial" w:cs="Arial"/>
-                <w:b/>
+                <w:color w:val="FF0000"/>
                 <w:sz w:val="24"/>
                 <w:szCs w:val="24"/>
               </w:rPr>
@@ -756,7 +791,7 @@
             <w:r>
               <w:rPr>
                 <w:rFonts w:ascii="Helvetica" w:hAnsi="Helvetica" w:cs="Helvetica"/>
-                <w:b/>
+                <w:color w:val="FF0000"/>
                 <w:sz w:val="20"/>
                 <w:szCs w:val="20"/>
                 <w:shd w:val="clear" w:color="auto" w:fill="FFFFFF"/>
@@ -804,46 +839,18 @@
           <w:rFonts w:ascii="Arial" w:eastAsia="Times New Roman" w:hAnsi="Arial" w:cs="Arial"/>
           <w:bCs/>
         </w:rPr>
-        <w:t xml:space="preserve">Succession Certificate/ Legal Heirship </w:t>
-      </w:r>
-      <w:proofErr w:type="gramStart"/>
-      <w:r>
-        <w:rPr>
-          <w:rFonts w:ascii="Arial" w:eastAsia="Times New Roman" w:hAnsi="Arial" w:cs="Arial"/>
-          <w:bCs/>
-        </w:rPr>
-        <w:t>Certificate(</w:t>
-      </w:r>
-      <w:proofErr w:type="gramEnd"/>
-      <w:r>
-        <w:rPr>
-          <w:rFonts w:ascii="Arial" w:eastAsia="Times New Roman" w:hAnsi="Arial" w:cs="Arial"/>
-          <w:bCs/>
-        </w:rPr>
-        <w:t>or its equivalent certificate)/Court Decree</w:t>
-      </w:r>
-      <w:r>
-        <w:rPr>
-          <w:rFonts w:ascii="Arial" w:eastAsia="Times New Roman" w:hAnsi="Arial" w:cs="Arial"/>
-        </w:rPr>
-        <w:t xml:space="preserve"> dated</w:t>
-      </w:r>
-      <w:r>
-        <w:rPr>
-          <w:rFonts w:ascii="Arial" w:eastAsia="Times New Roman" w:hAnsi="Arial" w:cs="Arial"/>
-        </w:rPr>
-        <w:t xml:space="preserve">  </w:t>
-      </w:r>
-      <w:r>
-        <w:rPr>
-          <w:rFonts w:ascii="Arial" w:eastAsia="Times New Roman" w:hAnsi="Arial" w:cs="Arial"/>
-        </w:rPr>
-        <w:t xml:space="preserve"> </w:t>
+        <w:t>Succession Certificate/ Legal Heirship Certificate(or its equivalent certificate)/Court Decree</w:t>
+      </w:r>
+      <w:r>
+        <w:rPr>
+          <w:rFonts w:ascii="Arial" w:eastAsia="Times New Roman" w:hAnsi="Arial" w:cs="Arial"/>
+        </w:rPr>
+        <w:t xml:space="preserve"> dated </w:t>
       </w:r>
       <w:r>
         <w:rPr>
           <w:rFonts w:ascii="Helvetica" w:hAnsi="Helvetica" w:cs="Helvetica"/>
-          <w:b/>
+          <w:color w:val="FF0000"/>
           <w:sz w:val="20"/>
           <w:szCs w:val="20"/>
           <w:shd w:val="clear" w:color="auto" w:fill="FFFFFF"/>
@@ -854,19 +861,7 @@
         <w:rPr>
           <w:rFonts w:ascii="Arial" w:eastAsia="Times New Roman" w:hAnsi="Arial" w:cs="Arial"/>
         </w:rPr>
-        <w:t xml:space="preserve"> </w:t>
-      </w:r>
-      <w:r>
-        <w:rPr>
-          <w:rFonts w:ascii="Arial" w:eastAsia="Times New Roman" w:hAnsi="Arial" w:cs="Arial"/>
-        </w:rPr>
-        <w:t xml:space="preserve">  </w:t>
-      </w:r>
-      <w:r>
-        <w:rPr>
-          <w:rFonts w:ascii="Arial" w:eastAsia="Times New Roman" w:hAnsi="Arial" w:cs="Arial"/>
-        </w:rPr>
-        <w:t xml:space="preserve">/ according to the Law of Intestate Succession by which he/she was governed at the time of his/her death and without registering any nominee. *  </w:t>
+        <w:t xml:space="preserve"> / according to the Law of Intestate Succession by which he/she was governed at the time of his/her death and without registering any nominee. *  </w:t>
       </w:r>
     </w:p>
     <w:p>
@@ -939,23 +934,7 @@
           <w:rFonts w:ascii="Arial" w:eastAsia="Times New Roman" w:hAnsi="Arial" w:cs="Arial"/>
           <w:b/>
         </w:rPr>
-        <w:t xml:space="preserve">Succession Certificate*/ Probate of Will*/ Will*/ Letter of Administration*/ Legal Heirship Certificate*(or its equivalent </w:t>
-      </w:r>
-      <w:proofErr w:type="gramStart"/>
-      <w:r>
-        <w:rPr>
-          <w:rFonts w:ascii="Arial" w:eastAsia="Times New Roman" w:hAnsi="Arial" w:cs="Arial"/>
-          <w:b/>
-        </w:rPr>
-        <w:t>certificate)*</w:t>
-      </w:r>
-      <w:proofErr w:type="gramEnd"/>
-      <w:r>
-        <w:rPr>
-          <w:rFonts w:ascii="Arial" w:eastAsia="Times New Roman" w:hAnsi="Arial" w:cs="Arial"/>
-          <w:b/>
-        </w:rPr>
-        <w:t>/ Court Decree*</w:t>
+        <w:t>Succession Certificate*/ Probate of Will*/ Will*/ Letter of Administration*/ Legal Heirship Certificate*(or its equivalent certificate)*/ Court Decree*</w:t>
       </w:r>
       <w:r>
         <w:rPr>
@@ -1031,9 +1010,9 @@
         <w:tblLook w:val="04A0" w:firstRow="1" w:lastRow="0" w:firstColumn="1" w:lastColumn="0" w:noHBand="0" w:noVBand="1"/>
       </w:tblPr>
       <w:tblGrid>
-        <w:gridCol w:w="3262"/>
-        <w:gridCol w:w="3543"/>
-        <w:gridCol w:w="993"/>
+        <w:gridCol w:w="3670"/>
+        <w:gridCol w:w="3419"/>
+        <w:gridCol w:w="709"/>
         <w:gridCol w:w="1719"/>
       </w:tblGrid>
       <w:tr>
@@ -1042,7 +1021,7 @@
         </w:trPr>
         <w:tc>
           <w:tcPr>
-            <w:tcW w:w="3262" w:type="dxa"/>
+            <w:tcW w:w="3670" w:type="dxa"/>
           </w:tcPr>
           <w:p>
             <w:pPr>
@@ -1084,7 +1063,7 @@
         </w:tc>
         <w:tc>
           <w:tcPr>
-            <w:tcW w:w="3543" w:type="dxa"/>
+            <w:tcW w:w="3419" w:type="dxa"/>
           </w:tcPr>
           <w:p>
             <w:pPr>
@@ -1109,7 +1088,7 @@
         </w:tc>
         <w:tc>
           <w:tcPr>
-            <w:tcW w:w="993" w:type="dxa"/>
+            <w:tcW w:w="709" w:type="dxa"/>
           </w:tcPr>
           <w:p>
             <w:pPr>
@@ -1162,80 +1141,65 @@
         </w:trPr>
         <w:tc>
           <w:tcPr>
-            <w:tcW w:w="3262" w:type="dxa"/>
+            <w:tcW w:w="3670" w:type="dxa"/>
           </w:tcPr>
           <w:p>
             <w:pPr>
               <w:rPr>
                 <w:rFonts w:ascii="Arial" w:eastAsia="Times New Roman" w:hAnsi="Arial" w:cs="Arial"/>
-                <w:b/>
               </w:rPr>
             </w:pPr>
             <w:r>
               <w:rPr>
                 <w:rFonts w:ascii="Arial" w:hAnsi="Arial" w:cs="Arial"/>
-                <w:b/>
-              </w:rPr>
-              <w:t>1)[Name as per Aadhar C1]</w:t>
+              </w:rPr>
+              <w:t>1)</w:t>
+            </w:r>
+            <w:r>
+              <w:rPr>
+                <w:rFonts w:ascii="Arial" w:hAnsi="Arial" w:cs="Arial"/>
+                <w:color w:val="FF0000"/>
+              </w:rPr>
+              <w:t>[Name as per Aadhar C1]</w:t>
             </w:r>
           </w:p>
         </w:tc>
         <w:tc>
           <w:tcPr>
-            <w:tcW w:w="3543" w:type="dxa"/>
+            <w:tcW w:w="3419" w:type="dxa"/>
           </w:tcPr>
           <w:p>
             <w:pPr>
               <w:ind w:right="315"/>
               <w:rPr>
-                <w:rFonts w:ascii="Arial" w:hAnsi="Arial" w:cs="Arial"/>
-                <w:b/>
-                <w:shd w:val="clear" w:color="auto" w:fill="FFFFFF"/>
+                <w:rFonts w:ascii="Arial" w:eastAsia="Times New Roman" w:hAnsi="Arial" w:cs="Arial"/>
               </w:rPr>
             </w:pPr>
             <w:r>
               <w:rPr>
                 <w:rFonts w:ascii="Arial" w:hAnsi="Arial" w:cs="Arial"/>
-                <w:b/>
+                <w:color w:val="FF0000"/>
                 <w:shd w:val="clear" w:color="auto" w:fill="FFFFFF"/>
               </w:rPr>
-              <w:t>[Address C1]</w:t>
-            </w:r>
-          </w:p>
-          <w:p>
-            <w:pPr>
-              <w:ind w:right="315"/>
-              <w:rPr>
-                <w:rFonts w:ascii="Arial" w:eastAsia="Times New Roman" w:hAnsi="Arial" w:cs="Arial"/>
-                <w:b/>
-              </w:rPr>
-            </w:pPr>
-            <w:r>
-              <w:rPr>
-                <w:rFonts w:ascii="Arial" w:hAnsi="Arial" w:cs="Arial"/>
-                <w:b/>
-                <w:shd w:val="clear" w:color="auto" w:fill="FFFFFF"/>
-              </w:rPr>
-              <w:t>[Mobile No C1]</w:t>
+              <w:t>[Address C1],</w:t>
             </w:r>
           </w:p>
         </w:tc>
         <w:tc>
           <w:tcPr>
-            <w:tcW w:w="993" w:type="dxa"/>
+            <w:tcW w:w="709" w:type="dxa"/>
           </w:tcPr>
           <w:p>
             <w:pPr>
               <w:ind w:left="66"/>
               <w:rPr>
                 <w:rFonts w:ascii="Arial" w:eastAsia="Times New Roman" w:hAnsi="Arial" w:cs="Arial"/>
-                <w:b/>
               </w:rPr>
             </w:pPr>
             <w:r>
               <w:rPr>
                 <w:rFonts w:ascii="Arial" w:hAnsi="Arial" w:cs="Arial"/>
-                <w:b/>
+                <w:color w:val="FF0000"/>
                 <w:shd w:val="clear" w:color="auto" w:fill="FFFFFF"/>
               </w:rPr>
               <w:t>[Age C1]</w:t>
@@ -1251,13 +1215,13 @@
               <w:ind w:left="80" w:right="137"/>
               <w:rPr>
                 <w:rFonts w:ascii="Arial" w:eastAsia="Times New Roman" w:hAnsi="Arial" w:cs="Arial"/>
-                <w:b/>
+                <w:color w:val="FF0000"/>
               </w:rPr>
             </w:pPr>
             <w:r>
               <w:rPr>
                 <w:rFonts w:ascii="Arial" w:hAnsi="Arial" w:cs="Arial"/>
-                <w:b/>
+                <w:color w:val="FF0000"/>
                 <w:shd w:val="clear" w:color="auto" w:fill="FFFFFF"/>
               </w:rPr>
               <w:t>[Deceased Relation C1]</w:t>
@@ -1271,33 +1235,31 @@
         </w:trPr>
         <w:tc>
           <w:tcPr>
-            <w:tcW w:w="3262" w:type="dxa"/>
+            <w:tcW w:w="3670" w:type="dxa"/>
           </w:tcPr>
           <w:p>
             <w:pPr>
               <w:rPr>
                 <w:rFonts w:ascii="Arial" w:eastAsia="Times New Roman" w:hAnsi="Arial" w:cs="Arial"/>
-                <w:b/>
               </w:rPr>
             </w:pPr>
             <w:r>
               <w:rPr>
                 <w:rFonts w:ascii="Arial" w:eastAsia="Times New Roman" w:hAnsi="Arial" w:cs="Arial"/>
-                <w:b/>
               </w:rPr>
               <w:t xml:space="preserve">2) </w:t>
             </w:r>
             <w:r>
               <w:rPr>
                 <w:rFonts w:ascii="Arial" w:hAnsi="Arial" w:cs="Arial"/>
-                <w:b/>
+                <w:color w:val="FF0000"/>
               </w:rPr>
               <w:t>[Name as per Aadhar C2</w:t>
             </w:r>
             <w:r>
               <w:rPr>
                 <w:rFonts w:ascii="Arial" w:hAnsi="Arial" w:cs="Arial"/>
-                <w:b/>
+                <w:color w:val="FF0000"/>
               </w:rPr>
               <w:t>]</w:t>
             </w:r>
@@ -1305,69 +1267,40 @@
         </w:tc>
         <w:tc>
           <w:tcPr>
-            <w:tcW w:w="3543" w:type="dxa"/>
+            <w:tcW w:w="3419" w:type="dxa"/>
           </w:tcPr>
           <w:p>
             <w:pPr>
               <w:ind w:right="315"/>
               <w:rPr>
-                <w:rFonts w:ascii="Arial" w:hAnsi="Arial" w:cs="Arial"/>
-                <w:b/>
-                <w:shd w:val="clear" w:color="auto" w:fill="FFFFFF"/>
+                <w:rFonts w:ascii="Arial" w:eastAsia="Times New Roman" w:hAnsi="Arial" w:cs="Arial"/>
               </w:rPr>
             </w:pPr>
             <w:r>
               <w:rPr>
                 <w:rFonts w:ascii="Arial" w:hAnsi="Arial" w:cs="Arial"/>
-                <w:b/>
+                <w:color w:val="FF0000"/>
                 <w:shd w:val="clear" w:color="auto" w:fill="FFFFFF"/>
               </w:rPr>
-              <w:t>[Address C2]</w:t>
+              <w:t>[Address C2],</w:t>
             </w:r>
-          </w:p>
-          <w:p>
-            <w:pPr>
-              <w:ind w:right="315"/>
-              <w:rPr>
-                <w:rFonts w:ascii="Arial" w:hAnsi="Arial" w:cs="Arial"/>
-                <w:b/>
-                <w:shd w:val="clear" w:color="auto" w:fill="FFFFFF"/>
-              </w:rPr>
-            </w:pPr>
-            <w:r>
-              <w:rPr>
-                <w:rFonts w:ascii="Arial" w:hAnsi="Arial" w:cs="Arial"/>
-                <w:b/>
-                <w:shd w:val="clear" w:color="auto" w:fill="FFFFFF"/>
-              </w:rPr>
-              <w:t>[Mobile No C2]</w:t>
-            </w:r>
-          </w:p>
-          <w:p>
-            <w:pPr>
-              <w:ind w:right="315"/>
-              <w:rPr>
-                <w:rFonts w:ascii="Arial" w:eastAsia="Times New Roman" w:hAnsi="Arial" w:cs="Arial"/>
-              </w:rPr>
-            </w:pPr>
           </w:p>
         </w:tc>
         <w:tc>
           <w:tcPr>
-            <w:tcW w:w="993" w:type="dxa"/>
+            <w:tcW w:w="709" w:type="dxa"/>
           </w:tcPr>
           <w:p>
             <w:pPr>
               <w:ind w:left="66"/>
               <w:rPr>
                 <w:rFonts w:ascii="Arial" w:eastAsia="Times New Roman" w:hAnsi="Arial" w:cs="Arial"/>
-                <w:b/>
               </w:rPr>
             </w:pPr>
             <w:r>
               <w:rPr>
                 <w:rFonts w:ascii="Arial" w:hAnsi="Arial" w:cs="Arial"/>
-                <w:b/>
+                <w:color w:val="FF0000"/>
                 <w:shd w:val="clear" w:color="auto" w:fill="FFFFFF"/>
               </w:rPr>
               <w:t>[Age C2]</w:t>
@@ -1383,13 +1316,13 @@
               <w:ind w:left="80" w:right="137"/>
               <w:rPr>
                 <w:rFonts w:ascii="Arial" w:eastAsia="Times New Roman" w:hAnsi="Arial" w:cs="Arial"/>
-                <w:b/>
+                <w:color w:val="FF0000"/>
               </w:rPr>
             </w:pPr>
             <w:r>
               <w:rPr>
                 <w:rFonts w:ascii="Arial" w:hAnsi="Arial" w:cs="Arial"/>
-                <w:b/>
+                <w:color w:val="FF0000"/>
                 <w:shd w:val="clear" w:color="auto" w:fill="FFFFFF"/>
               </w:rPr>
               <w:t>[Deceased Relation C2]</w:t>
@@ -1403,40 +1336,38 @@
         </w:trPr>
         <w:tc>
           <w:tcPr>
-            <w:tcW w:w="3262" w:type="dxa"/>
+            <w:tcW w:w="3670" w:type="dxa"/>
           </w:tcPr>
           <w:p>
             <w:pPr>
               <w:rPr>
                 <w:rFonts w:ascii="Arial" w:eastAsia="Times New Roman" w:hAnsi="Arial" w:cs="Arial"/>
-                <w:b/>
               </w:rPr>
             </w:pPr>
             <w:r>
               <w:rPr>
                 <w:rFonts w:ascii="Arial" w:eastAsia="Times New Roman" w:hAnsi="Arial" w:cs="Arial"/>
-                <w:b/>
               </w:rPr>
               <w:t>3)</w:t>
             </w:r>
             <w:r>
               <w:rPr>
                 <w:rFonts w:ascii="Arial" w:hAnsi="Arial" w:cs="Arial"/>
-                <w:b/>
+                <w:color w:val="FF0000"/>
               </w:rPr>
               <w:t xml:space="preserve"> [Name as per Aadhar C</w:t>
             </w:r>
             <w:r>
               <w:rPr>
                 <w:rFonts w:ascii="Arial" w:hAnsi="Arial" w:cs="Arial"/>
-                <w:b/>
+                <w:color w:val="FF0000"/>
               </w:rPr>
               <w:t>3</w:t>
             </w:r>
             <w:r>
               <w:rPr>
                 <w:rFonts w:ascii="Arial" w:hAnsi="Arial" w:cs="Arial"/>
-                <w:b/>
+                <w:color w:val="FF0000"/>
               </w:rPr>
               <w:t>]</w:t>
             </w:r>
@@ -1444,60 +1375,40 @@
         </w:tc>
         <w:tc>
           <w:tcPr>
-            <w:tcW w:w="3543" w:type="dxa"/>
+            <w:tcW w:w="3419" w:type="dxa"/>
           </w:tcPr>
           <w:p>
             <w:pPr>
               <w:ind w:right="315"/>
               <w:rPr>
-                <w:rFonts w:ascii="Arial" w:hAnsi="Arial" w:cs="Arial"/>
-                <w:b/>
-                <w:shd w:val="clear" w:color="auto" w:fill="FFFFFF"/>
+                <w:rFonts w:ascii="Arial" w:eastAsia="Times New Roman" w:hAnsi="Arial" w:cs="Arial"/>
               </w:rPr>
             </w:pPr>
             <w:r>
               <w:rPr>
                 <w:rFonts w:ascii="Arial" w:hAnsi="Arial" w:cs="Arial"/>
-                <w:b/>
+                <w:color w:val="FF0000"/>
                 <w:shd w:val="clear" w:color="auto" w:fill="FFFFFF"/>
               </w:rPr>
-              <w:t>[Address C3]</w:t>
-            </w:r>
-          </w:p>
-          <w:p>
-            <w:pPr>
-              <w:ind w:right="315"/>
-              <w:rPr>
-                <w:rFonts w:ascii="Arial" w:eastAsia="Times New Roman" w:hAnsi="Arial" w:cs="Arial"/>
-                <w:b/>
-              </w:rPr>
-            </w:pPr>
-            <w:r>
-              <w:rPr>
-                <w:rFonts w:ascii="Arial" w:hAnsi="Arial" w:cs="Arial"/>
-                <w:b/>
-                <w:shd w:val="clear" w:color="auto" w:fill="FFFFFF"/>
-              </w:rPr>
-              <w:t>[Mobile No C3]</w:t>
+              <w:t>[Address C3],</w:t>
             </w:r>
           </w:p>
         </w:tc>
         <w:tc>
           <w:tcPr>
-            <w:tcW w:w="993" w:type="dxa"/>
+            <w:tcW w:w="709" w:type="dxa"/>
           </w:tcPr>
           <w:p>
             <w:pPr>
               <w:ind w:left="66"/>
               <w:rPr>
                 <w:rFonts w:ascii="Arial" w:eastAsia="Times New Roman" w:hAnsi="Arial" w:cs="Arial"/>
-                <w:b/>
               </w:rPr>
             </w:pPr>
             <w:r>
               <w:rPr>
                 <w:rFonts w:ascii="Arial" w:hAnsi="Arial" w:cs="Arial"/>
-                <w:b/>
+                <w:color w:val="FF0000"/>
                 <w:shd w:val="clear" w:color="auto" w:fill="FFFFFF"/>
               </w:rPr>
               <w:t>[Age C3]</w:t>
@@ -1513,13 +1424,13 @@
               <w:ind w:left="80" w:right="137"/>
               <w:rPr>
                 <w:rFonts w:ascii="Arial" w:eastAsia="Times New Roman" w:hAnsi="Arial" w:cs="Arial"/>
-                <w:b/>
+                <w:color w:val="FF0000"/>
               </w:rPr>
             </w:pPr>
             <w:r>
               <w:rPr>
                 <w:rFonts w:ascii="Arial" w:hAnsi="Arial" w:cs="Arial"/>
-                <w:b/>
+                <w:color w:val="FF0000"/>
                 <w:shd w:val="clear" w:color="auto" w:fill="FFFFFF"/>
               </w:rPr>
               <w:t>[Deceased Relation C3]</w:t>
@@ -1533,14 +1444,13 @@
         </w:trPr>
         <w:tc>
           <w:tcPr>
-            <w:tcW w:w="3262" w:type="dxa"/>
+            <w:tcW w:w="3670" w:type="dxa"/>
           </w:tcPr>
           <w:p>
             <w:pPr>
               <w:ind w:left="8"/>
               <w:rPr>
                 <w:rFonts w:ascii="Arial" w:eastAsia="Times New Roman" w:hAnsi="Arial" w:cs="Arial"/>
-                <w:b/>
               </w:rPr>
             </w:pPr>
           </w:p>
@@ -1549,20 +1459,18 @@
               <w:ind w:left="8"/>
               <w:rPr>
                 <w:rFonts w:ascii="Arial" w:hAnsi="Arial" w:cs="Arial"/>
-                <w:b/>
               </w:rPr>
             </w:pPr>
             <w:r>
               <w:rPr>
                 <w:rFonts w:ascii="Arial" w:eastAsia="Times New Roman" w:hAnsi="Arial" w:cs="Arial"/>
-                <w:b/>
               </w:rPr>
               <w:t xml:space="preserve">4) </w:t>
             </w:r>
             <w:r>
               <w:rPr>
                 <w:rFonts w:ascii="Arial" w:hAnsi="Arial" w:cs="Arial"/>
-                <w:b/>
+                <w:color w:val="FF0000"/>
                 <w:shd w:val="clear" w:color="auto" w:fill="FFFFFF"/>
               </w:rPr>
               <w:t>[Name as per Aadhar LH1]</w:t>
@@ -1572,28 +1480,26 @@
             <w:pPr>
               <w:rPr>
                 <w:rFonts w:ascii="Arial" w:hAnsi="Arial" w:cs="Arial"/>
-                <w:b/>
               </w:rPr>
             </w:pPr>
           </w:p>
         </w:tc>
         <w:tc>
           <w:tcPr>
-            <w:tcW w:w="3543" w:type="dxa"/>
+            <w:tcW w:w="3419" w:type="dxa"/>
           </w:tcPr>
           <w:p>
             <w:pPr>
               <w:ind w:left="8"/>
               <w:rPr>
                 <w:rFonts w:ascii="Arial" w:hAnsi="Arial" w:cs="Arial"/>
-                <w:b/>
-                <w:shd w:val="clear" w:color="auto" w:fill="FFFFFF"/>
+                <w:color w:val="FF0000"/>
               </w:rPr>
             </w:pPr>
             <w:r>
               <w:rPr>
                 <w:rFonts w:ascii="Arial" w:hAnsi="Arial" w:cs="Arial"/>
-                <w:b/>
+                <w:color w:val="FF0000"/>
                 <w:shd w:val="clear" w:color="auto" w:fill="FFFFFF"/>
               </w:rPr>
               <w:t>[Address LH1]</w:t>
@@ -1601,46 +1507,29 @@
           </w:p>
           <w:p>
             <w:pPr>
-              <w:ind w:left="8"/>
-              <w:rPr>
-                <w:rFonts w:ascii="Arial" w:hAnsi="Arial" w:cs="Arial"/>
-                <w:b/>
-              </w:rPr>
-            </w:pPr>
-            <w:r>
-              <w:rPr>
-                <w:rFonts w:ascii="Arial" w:hAnsi="Arial" w:cs="Arial"/>
-                <w:b/>
-                <w:shd w:val="clear" w:color="auto" w:fill="FFFFFF"/>
-              </w:rPr>
-              <w:t>[Mobile No LH1]</w:t>
-            </w:r>
-          </w:p>
-          <w:p>
-            <w:pPr>
-              <w:rPr>
-                <w:rFonts w:ascii="Arial" w:hAnsi="Arial" w:cs="Arial"/>
-                <w:b/>
+              <w:rPr>
+                <w:rFonts w:ascii="Arial" w:hAnsi="Arial" w:cs="Arial"/>
+                <w:color w:val="FF0000"/>
               </w:rPr>
             </w:pPr>
           </w:p>
         </w:tc>
         <w:tc>
           <w:tcPr>
-            <w:tcW w:w="993" w:type="dxa"/>
+            <w:tcW w:w="709" w:type="dxa"/>
           </w:tcPr>
           <w:p>
             <w:pPr>
               <w:ind w:left="8"/>
               <w:rPr>
                 <w:rFonts w:ascii="Arial" w:hAnsi="Arial" w:cs="Arial"/>
-                <w:b/>
+                <w:color w:val="FF0000"/>
               </w:rPr>
             </w:pPr>
             <w:r>
               <w:rPr>
                 <w:rFonts w:ascii="Arial" w:hAnsi="Arial" w:cs="Arial"/>
-                <w:b/>
+                <w:color w:val="FF0000"/>
                 <w:shd w:val="clear" w:color="auto" w:fill="FFFFFF"/>
               </w:rPr>
               <w:t>[Age LH1]</w:t>
@@ -1656,13 +1545,13 @@
               <w:ind w:left="8"/>
               <w:rPr>
                 <w:rFonts w:ascii="Arial" w:hAnsi="Arial" w:cs="Arial"/>
-                <w:b/>
+                <w:color w:val="FF0000"/>
               </w:rPr>
             </w:pPr>
             <w:r>
               <w:rPr>
                 <w:rFonts w:ascii="Arial" w:hAnsi="Arial" w:cs="Arial"/>
-                <w:b/>
+                <w:color w:val="FF0000"/>
                 <w:shd w:val="clear" w:color="auto" w:fill="FFFFFF"/>
               </w:rPr>
               <w:t>[Relation LH1]</w:t>
@@ -1676,14 +1565,13 @@
         </w:trPr>
         <w:tc>
           <w:tcPr>
-            <w:tcW w:w="3262" w:type="dxa"/>
+            <w:tcW w:w="3670" w:type="dxa"/>
           </w:tcPr>
           <w:p>
             <w:pPr>
               <w:ind w:left="8"/>
               <w:rPr>
                 <w:rFonts w:ascii="Arial" w:eastAsia="Times New Roman" w:hAnsi="Arial" w:cs="Arial"/>
-                <w:b/>
               </w:rPr>
             </w:pPr>
           </w:p>
@@ -1692,27 +1580,24 @@
               <w:ind w:left="8"/>
               <w:rPr>
                 <w:rFonts w:ascii="Arial" w:hAnsi="Arial" w:cs="Arial"/>
-                <w:b/>
               </w:rPr>
             </w:pPr>
             <w:r>
               <w:rPr>
                 <w:rFonts w:ascii="Arial" w:eastAsia="Times New Roman" w:hAnsi="Arial" w:cs="Arial"/>
-                <w:b/>
               </w:rPr>
               <w:t>5</w:t>
             </w:r>
             <w:r>
               <w:rPr>
                 <w:rFonts w:ascii="Arial" w:eastAsia="Times New Roman" w:hAnsi="Arial" w:cs="Arial"/>
-                <w:b/>
               </w:rPr>
               <w:t xml:space="preserve">) </w:t>
             </w:r>
             <w:r>
               <w:rPr>
                 <w:rFonts w:ascii="Arial" w:hAnsi="Arial" w:cs="Arial"/>
-                <w:b/>
+                <w:color w:val="FF0000"/>
                 <w:shd w:val="clear" w:color="auto" w:fill="FFFFFF"/>
               </w:rPr>
               <w:t>[Name as per Aadhar LH2]</w:t>
@@ -1721,60 +1606,42 @@
         </w:tc>
         <w:tc>
           <w:tcPr>
-            <w:tcW w:w="3543" w:type="dxa"/>
+            <w:tcW w:w="3419" w:type="dxa"/>
           </w:tcPr>
           <w:p>
             <w:pPr>
               <w:ind w:left="8"/>
               <w:rPr>
                 <w:rFonts w:ascii="Arial" w:hAnsi="Arial" w:cs="Arial"/>
-                <w:b/>
-                <w:shd w:val="clear" w:color="auto" w:fill="FFFFFF"/>
+                <w:color w:val="FF0000"/>
               </w:rPr>
             </w:pPr>
             <w:r>
               <w:rPr>
                 <w:rFonts w:ascii="Arial" w:hAnsi="Arial" w:cs="Arial"/>
-                <w:b/>
+                <w:color w:val="FF0000"/>
                 <w:shd w:val="clear" w:color="auto" w:fill="FFFFFF"/>
               </w:rPr>
               <w:t>[Address LH2]</w:t>
-            </w:r>
-          </w:p>
-          <w:p>
-            <w:pPr>
-              <w:ind w:left="8"/>
-              <w:rPr>
-                <w:rFonts w:ascii="Arial" w:hAnsi="Arial" w:cs="Arial"/>
-                <w:b/>
-              </w:rPr>
-            </w:pPr>
-            <w:r>
-              <w:rPr>
-                <w:rFonts w:ascii="Arial" w:hAnsi="Arial" w:cs="Arial"/>
-                <w:b/>
-                <w:shd w:val="clear" w:color="auto" w:fill="FFFFFF"/>
-              </w:rPr>
-              <w:t>[Mobile No LH2]</w:t>
             </w:r>
           </w:p>
         </w:tc>
         <w:tc>
           <w:tcPr>
-            <w:tcW w:w="993" w:type="dxa"/>
+            <w:tcW w:w="709" w:type="dxa"/>
           </w:tcPr>
           <w:p>
             <w:pPr>
               <w:ind w:left="8"/>
               <w:rPr>
                 <w:rFonts w:ascii="Arial" w:hAnsi="Arial" w:cs="Arial"/>
-                <w:b/>
+                <w:color w:val="FF0000"/>
               </w:rPr>
             </w:pPr>
             <w:r>
               <w:rPr>
                 <w:rFonts w:ascii="Arial" w:hAnsi="Arial" w:cs="Arial"/>
-                <w:b/>
+                <w:color w:val="FF0000"/>
                 <w:shd w:val="clear" w:color="auto" w:fill="FFFFFF"/>
               </w:rPr>
               <w:t>[Age LH2]</w:t>
@@ -1790,13 +1657,13 @@
               <w:ind w:left="8"/>
               <w:rPr>
                 <w:rFonts w:ascii="Arial" w:hAnsi="Arial" w:cs="Arial"/>
-                <w:b/>
+                <w:color w:val="FF0000"/>
               </w:rPr>
             </w:pPr>
             <w:r>
               <w:rPr>
                 <w:rFonts w:ascii="Arial" w:hAnsi="Arial" w:cs="Arial"/>
-                <w:b/>
+                <w:color w:val="FF0000"/>
                 <w:shd w:val="clear" w:color="auto" w:fill="FFFFFF"/>
               </w:rPr>
               <w:t>[Relation LH2]</w:t>
@@ -1810,13 +1677,12 @@
         </w:trPr>
         <w:tc>
           <w:tcPr>
-            <w:tcW w:w="3262" w:type="dxa"/>
+            <w:tcW w:w="3670" w:type="dxa"/>
           </w:tcPr>
           <w:p>
             <w:pPr>
               <w:rPr>
                 <w:rFonts w:ascii="Arial" w:eastAsia="Times New Roman" w:hAnsi="Arial" w:cs="Arial"/>
-                <w:b/>
               </w:rPr>
             </w:pPr>
           </w:p>
@@ -1824,27 +1690,24 @@
             <w:pPr>
               <w:rPr>
                 <w:rFonts w:ascii="Arial" w:hAnsi="Arial" w:cs="Arial"/>
-                <w:b/>
               </w:rPr>
             </w:pPr>
             <w:r>
               <w:rPr>
                 <w:rFonts w:ascii="Arial" w:eastAsia="Times New Roman" w:hAnsi="Arial" w:cs="Arial"/>
-                <w:b/>
               </w:rPr>
               <w:t>6</w:t>
             </w:r>
             <w:r>
               <w:rPr>
                 <w:rFonts w:ascii="Arial" w:eastAsia="Times New Roman" w:hAnsi="Arial" w:cs="Arial"/>
-                <w:b/>
               </w:rPr>
               <w:t xml:space="preserve">) </w:t>
             </w:r>
             <w:r>
               <w:rPr>
                 <w:rFonts w:ascii="Arial" w:hAnsi="Arial" w:cs="Arial"/>
-                <w:b/>
+                <w:color w:val="FF0000"/>
                 <w:shd w:val="clear" w:color="auto" w:fill="FFFFFF"/>
               </w:rPr>
               <w:t>[Name as per Aadhar LH3]</w:t>
@@ -1853,58 +1716,41 @@
         </w:tc>
         <w:tc>
           <w:tcPr>
-            <w:tcW w:w="3543" w:type="dxa"/>
+            <w:tcW w:w="3419" w:type="dxa"/>
           </w:tcPr>
           <w:p>
             <w:pPr>
               <w:rPr>
                 <w:rFonts w:ascii="Arial" w:hAnsi="Arial" w:cs="Arial"/>
-                <w:b/>
-                <w:shd w:val="clear" w:color="auto" w:fill="FFFFFF"/>
+                <w:color w:val="FF0000"/>
               </w:rPr>
             </w:pPr>
             <w:r>
               <w:rPr>
                 <w:rFonts w:ascii="Arial" w:hAnsi="Arial" w:cs="Arial"/>
-                <w:b/>
+                <w:color w:val="FF0000"/>
                 <w:shd w:val="clear" w:color="auto" w:fill="FFFFFF"/>
               </w:rPr>
               <w:t>[Address LH3]</w:t>
-            </w:r>
-          </w:p>
-          <w:p>
-            <w:pPr>
-              <w:rPr>
-                <w:rFonts w:ascii="Arial" w:hAnsi="Arial" w:cs="Arial"/>
-                <w:b/>
-              </w:rPr>
-            </w:pPr>
-            <w:r>
-              <w:rPr>
-                <w:rFonts w:ascii="Arial" w:hAnsi="Arial" w:cs="Arial"/>
-                <w:b/>
-                <w:shd w:val="clear" w:color="auto" w:fill="FFFFFF"/>
-              </w:rPr>
-              <w:t>[Mobile No LH3]</w:t>
             </w:r>
           </w:p>
         </w:tc>
         <w:tc>
           <w:tcPr>
-            <w:tcW w:w="993" w:type="dxa"/>
+            <w:tcW w:w="709" w:type="dxa"/>
           </w:tcPr>
           <w:p>
             <w:pPr>
               <w:ind w:left="8"/>
               <w:rPr>
                 <w:rFonts w:ascii="Arial" w:hAnsi="Arial" w:cs="Arial"/>
-                <w:b/>
+                <w:color w:val="FF0000"/>
               </w:rPr>
             </w:pPr>
             <w:r>
               <w:rPr>
                 <w:rFonts w:ascii="Arial" w:hAnsi="Arial" w:cs="Arial"/>
-                <w:b/>
+                <w:color w:val="FF0000"/>
                 <w:shd w:val="clear" w:color="auto" w:fill="FFFFFF"/>
               </w:rPr>
               <w:t>[Age LH3]</w:t>
@@ -1920,13 +1766,13 @@
               <w:ind w:left="8"/>
               <w:rPr>
                 <w:rFonts w:ascii="Arial" w:hAnsi="Arial" w:cs="Arial"/>
-                <w:b/>
+                <w:color w:val="FF0000"/>
               </w:rPr>
             </w:pPr>
             <w:r>
               <w:rPr>
                 <w:rFonts w:ascii="Arial" w:hAnsi="Arial" w:cs="Arial"/>
-                <w:b/>
+                <w:color w:val="FF0000"/>
                 <w:shd w:val="clear" w:color="auto" w:fill="FFFFFF"/>
               </w:rPr>
               <w:t>[Relation LH3]</w:t>
@@ -1940,19 +1786,17 @@
         </w:trPr>
         <w:tc>
           <w:tcPr>
-            <w:tcW w:w="3262" w:type="dxa"/>
+            <w:tcW w:w="3670" w:type="dxa"/>
           </w:tcPr>
           <w:p>
             <w:pPr>
               <w:rPr>
                 <w:rFonts w:ascii="Arial" w:eastAsia="Times New Roman" w:hAnsi="Arial" w:cs="Arial"/>
-                <w:b/>
               </w:rPr>
             </w:pPr>
             <w:r>
               <w:rPr>
                 <w:rFonts w:ascii="Arial" w:eastAsia="Times New Roman" w:hAnsi="Arial" w:cs="Arial"/>
-                <w:b/>
               </w:rPr>
               <w:br/>
               <w:t>7</w:t>
@@ -1960,14 +1804,13 @@
             <w:r>
               <w:rPr>
                 <w:rFonts w:ascii="Arial" w:eastAsia="Times New Roman" w:hAnsi="Arial" w:cs="Arial"/>
-                <w:b/>
               </w:rPr>
               <w:t xml:space="preserve">) </w:t>
             </w:r>
             <w:r>
               <w:rPr>
                 <w:rFonts w:ascii="Arial" w:hAnsi="Arial" w:cs="Arial"/>
-                <w:b/>
+                <w:color w:val="FF0000"/>
                 <w:shd w:val="clear" w:color="auto" w:fill="FFFFFF"/>
               </w:rPr>
               <w:t>[Name as per Aadhar LH4]</w:t>
@@ -1976,58 +1819,41 @@
         </w:tc>
         <w:tc>
           <w:tcPr>
-            <w:tcW w:w="3543" w:type="dxa"/>
+            <w:tcW w:w="3419" w:type="dxa"/>
           </w:tcPr>
           <w:p>
             <w:pPr>
               <w:rPr>
                 <w:rFonts w:ascii="Arial" w:hAnsi="Arial" w:cs="Arial"/>
-                <w:b/>
-                <w:shd w:val="clear" w:color="auto" w:fill="FFFFFF"/>
+                <w:color w:val="FF0000"/>
               </w:rPr>
             </w:pPr>
             <w:r>
               <w:rPr>
                 <w:rFonts w:ascii="Arial" w:hAnsi="Arial" w:cs="Arial"/>
-                <w:b/>
+                <w:color w:val="FF0000"/>
                 <w:shd w:val="clear" w:color="auto" w:fill="FFFFFF"/>
               </w:rPr>
               <w:t>[Address LH4]</w:t>
-            </w:r>
-          </w:p>
-          <w:p>
-            <w:pPr>
-              <w:rPr>
-                <w:rFonts w:ascii="Arial" w:hAnsi="Arial" w:cs="Arial"/>
-                <w:b/>
-              </w:rPr>
-            </w:pPr>
-            <w:r>
-              <w:rPr>
-                <w:rFonts w:ascii="Arial" w:hAnsi="Arial" w:cs="Arial"/>
-                <w:b/>
-                <w:shd w:val="clear" w:color="auto" w:fill="FFFFFF"/>
-              </w:rPr>
-              <w:t>[Mobile No LH4]</w:t>
             </w:r>
           </w:p>
         </w:tc>
         <w:tc>
           <w:tcPr>
-            <w:tcW w:w="993" w:type="dxa"/>
+            <w:tcW w:w="709" w:type="dxa"/>
           </w:tcPr>
           <w:p>
             <w:pPr>
               <w:ind w:left="8"/>
               <w:rPr>
                 <w:rFonts w:ascii="Arial" w:hAnsi="Arial" w:cs="Arial"/>
-                <w:b/>
+                <w:color w:val="FF0000"/>
               </w:rPr>
             </w:pPr>
             <w:r>
               <w:rPr>
                 <w:rFonts w:ascii="Arial" w:hAnsi="Arial" w:cs="Arial"/>
-                <w:b/>
+                <w:color w:val="FF0000"/>
                 <w:shd w:val="clear" w:color="auto" w:fill="FFFFFF"/>
               </w:rPr>
               <w:t>[Age LH4]</w:t>
@@ -2043,13 +1869,13 @@
               <w:ind w:left="8"/>
               <w:rPr>
                 <w:rFonts w:ascii="Arial" w:hAnsi="Arial" w:cs="Arial"/>
-                <w:b/>
+                <w:color w:val="FF0000"/>
               </w:rPr>
             </w:pPr>
             <w:r>
               <w:rPr>
                 <w:rFonts w:ascii="Arial" w:hAnsi="Arial" w:cs="Arial"/>
-                <w:b/>
+                <w:color w:val="FF0000"/>
                 <w:shd w:val="clear" w:color="auto" w:fill="FFFFFF"/>
               </w:rPr>
               <w:t>[Relation LH4]</w:t>
@@ -2063,19 +1889,17 @@
         </w:trPr>
         <w:tc>
           <w:tcPr>
-            <w:tcW w:w="3262" w:type="dxa"/>
+            <w:tcW w:w="3670" w:type="dxa"/>
           </w:tcPr>
           <w:p>
             <w:pPr>
               <w:rPr>
                 <w:rFonts w:ascii="Arial" w:eastAsia="Times New Roman" w:hAnsi="Arial" w:cs="Arial"/>
-                <w:b/>
               </w:rPr>
             </w:pPr>
             <w:r>
               <w:rPr>
                 <w:rFonts w:ascii="Arial" w:eastAsia="Times New Roman" w:hAnsi="Arial" w:cs="Arial"/>
-                <w:b/>
               </w:rPr>
               <w:br/>
               <w:t>8</w:t>
@@ -2083,14 +1907,13 @@
             <w:r>
               <w:rPr>
                 <w:rFonts w:ascii="Arial" w:eastAsia="Times New Roman" w:hAnsi="Arial" w:cs="Arial"/>
-                <w:b/>
               </w:rPr>
               <w:t>)</w:t>
             </w:r>
             <w:r>
               <w:rPr>
                 <w:rFonts w:ascii="Arial" w:hAnsi="Arial" w:cs="Arial"/>
-                <w:b/>
+                <w:color w:val="FF0000"/>
                 <w:shd w:val="clear" w:color="auto" w:fill="FFFFFF"/>
               </w:rPr>
               <w:t xml:space="preserve"> [Name as per Aadhar LH5]</w:t>
@@ -2099,58 +1922,41 @@
         </w:tc>
         <w:tc>
           <w:tcPr>
-            <w:tcW w:w="3543" w:type="dxa"/>
+            <w:tcW w:w="3419" w:type="dxa"/>
           </w:tcPr>
           <w:p>
             <w:pPr>
               <w:rPr>
                 <w:rFonts w:ascii="Arial" w:hAnsi="Arial" w:cs="Arial"/>
-                <w:b/>
-                <w:shd w:val="clear" w:color="auto" w:fill="FFFFFF"/>
+                <w:color w:val="FF0000"/>
               </w:rPr>
             </w:pPr>
             <w:r>
               <w:rPr>
                 <w:rFonts w:ascii="Arial" w:hAnsi="Arial" w:cs="Arial"/>
-                <w:b/>
+                <w:color w:val="FF0000"/>
                 <w:shd w:val="clear" w:color="auto" w:fill="FFFFFF"/>
               </w:rPr>
               <w:t>[Address LH5]</w:t>
-            </w:r>
-          </w:p>
-          <w:p>
-            <w:pPr>
-              <w:rPr>
-                <w:rFonts w:ascii="Arial" w:hAnsi="Arial" w:cs="Arial"/>
-                <w:b/>
-              </w:rPr>
-            </w:pPr>
-            <w:r>
-              <w:rPr>
-                <w:rFonts w:ascii="Arial" w:hAnsi="Arial" w:cs="Arial"/>
-                <w:b/>
-                <w:shd w:val="clear" w:color="auto" w:fill="FFFFFF"/>
-              </w:rPr>
-              <w:t>[Mobile No LH5]</w:t>
             </w:r>
           </w:p>
         </w:tc>
         <w:tc>
           <w:tcPr>
-            <w:tcW w:w="993" w:type="dxa"/>
+            <w:tcW w:w="709" w:type="dxa"/>
           </w:tcPr>
           <w:p>
             <w:pPr>
               <w:ind w:left="8"/>
               <w:rPr>
                 <w:rFonts w:ascii="Arial" w:hAnsi="Arial" w:cs="Arial"/>
-                <w:b/>
+                <w:color w:val="FF0000"/>
               </w:rPr>
             </w:pPr>
             <w:r>
               <w:rPr>
                 <w:rFonts w:ascii="Arial" w:hAnsi="Arial" w:cs="Arial"/>
-                <w:b/>
+                <w:color w:val="FF0000"/>
                 <w:shd w:val="clear" w:color="auto" w:fill="FFFFFF"/>
               </w:rPr>
               <w:t>[Age LH5]</w:t>
@@ -2166,906 +1972,16 @@
               <w:ind w:left="8"/>
               <w:rPr>
                 <w:rFonts w:ascii="Arial" w:hAnsi="Arial" w:cs="Arial"/>
-                <w:b/>
+                <w:color w:val="FF0000"/>
               </w:rPr>
             </w:pPr>
             <w:r>
               <w:rPr>
                 <w:rFonts w:ascii="Arial" w:hAnsi="Arial" w:cs="Arial"/>
-                <w:b/>
+                <w:color w:val="FF0000"/>
                 <w:shd w:val="clear" w:color="auto" w:fill="FFFFFF"/>
               </w:rPr>
               <w:t>[Relation LH5]</w:t>
-            </w:r>
-          </w:p>
-        </w:tc>
-      </w:tr>
-      <w:tr>
-        <w:trPr>
-          <w:trHeight w:val="684"/>
-        </w:trPr>
-        <w:tc>
-          <w:tcPr>
-            <w:tcW w:w="3262" w:type="dxa"/>
-          </w:tcPr>
-          <w:p>
-            <w:pPr>
-              <w:rPr>
-                <w:rFonts w:ascii="Arial" w:eastAsia="Times New Roman" w:hAnsi="Arial" w:cs="Arial"/>
-                <w:b/>
-              </w:rPr>
-            </w:pPr>
-            <w:bookmarkStart w:id="0" w:name="_GoBack" w:colFirst="0" w:colLast="0"/>
-          </w:p>
-          <w:p>
-            <w:pPr>
-              <w:rPr>
-                <w:rFonts w:ascii="Arial" w:eastAsia="Times New Roman" w:hAnsi="Arial" w:cs="Arial"/>
-                <w:b/>
-              </w:rPr>
-            </w:pPr>
-            <w:r>
-              <w:rPr>
-                <w:rFonts w:ascii="Arial" w:eastAsia="Times New Roman" w:hAnsi="Arial" w:cs="Arial"/>
-                <w:b/>
-              </w:rPr>
-              <w:t xml:space="preserve">9) </w:t>
-            </w:r>
-            <w:r>
-              <w:rPr>
-                <w:rFonts w:ascii="Arial" w:hAnsi="Arial" w:cs="Arial"/>
-                <w:b/>
-                <w:shd w:val="clear" w:color="auto" w:fill="FFFFFF"/>
-              </w:rPr>
-              <w:t xml:space="preserve">[Name as per </w:t>
-            </w:r>
-            <w:proofErr w:type="spellStart"/>
-            <w:r>
-              <w:rPr>
-                <w:rFonts w:ascii="Arial" w:hAnsi="Arial" w:cs="Arial"/>
-                <w:b/>
-                <w:shd w:val="clear" w:color="auto" w:fill="FFFFFF"/>
-              </w:rPr>
-              <w:t>Aadhar</w:t>
-            </w:r>
-            <w:proofErr w:type="spellEnd"/>
-            <w:r>
-              <w:rPr>
-                <w:rFonts w:ascii="Arial" w:hAnsi="Arial" w:cs="Arial"/>
-                <w:b/>
-                <w:shd w:val="clear" w:color="auto" w:fill="FFFFFF"/>
-              </w:rPr>
-              <w:t xml:space="preserve"> LH6</w:t>
-            </w:r>
-            <w:r>
-              <w:rPr>
-                <w:rFonts w:ascii="Arial" w:hAnsi="Arial" w:cs="Arial"/>
-                <w:b/>
-                <w:shd w:val="clear" w:color="auto" w:fill="FFFFFF"/>
-              </w:rPr>
-              <w:t>]</w:t>
-            </w:r>
-          </w:p>
-        </w:tc>
-        <w:tc>
-          <w:tcPr>
-            <w:tcW w:w="3543" w:type="dxa"/>
-          </w:tcPr>
-          <w:p>
-            <w:pPr>
-              <w:rPr>
-                <w:rFonts w:ascii="Arial" w:hAnsi="Arial" w:cs="Arial"/>
-                <w:b/>
-                <w:shd w:val="clear" w:color="auto" w:fill="FFFFFF"/>
-              </w:rPr>
-            </w:pPr>
-            <w:r>
-              <w:rPr>
-                <w:rFonts w:ascii="Arial" w:hAnsi="Arial" w:cs="Arial"/>
-                <w:b/>
-                <w:shd w:val="clear" w:color="auto" w:fill="FFFFFF"/>
-              </w:rPr>
-              <w:t>[Address LH6</w:t>
-            </w:r>
-            <w:r>
-              <w:rPr>
-                <w:rFonts w:ascii="Arial" w:hAnsi="Arial" w:cs="Arial"/>
-                <w:b/>
-                <w:shd w:val="clear" w:color="auto" w:fill="FFFFFF"/>
-              </w:rPr>
-              <w:t>]</w:t>
-            </w:r>
-          </w:p>
-          <w:p>
-            <w:pPr>
-              <w:rPr>
-                <w:rFonts w:ascii="Arial" w:hAnsi="Arial" w:cs="Arial"/>
-                <w:b/>
-                <w:shd w:val="clear" w:color="auto" w:fill="FFFFFF"/>
-              </w:rPr>
-            </w:pPr>
-            <w:r>
-              <w:rPr>
-                <w:rFonts w:ascii="Arial" w:hAnsi="Arial" w:cs="Arial"/>
-                <w:b/>
-                <w:shd w:val="clear" w:color="auto" w:fill="FFFFFF"/>
-              </w:rPr>
-              <w:t>[Mobile No LH6]</w:t>
-            </w:r>
-          </w:p>
-        </w:tc>
-        <w:tc>
-          <w:tcPr>
-            <w:tcW w:w="993" w:type="dxa"/>
-          </w:tcPr>
-          <w:p>
-            <w:pPr>
-              <w:ind w:left="8"/>
-              <w:rPr>
-                <w:rFonts w:ascii="Arial" w:hAnsi="Arial" w:cs="Arial"/>
-                <w:b/>
-                <w:shd w:val="clear" w:color="auto" w:fill="FFFFFF"/>
-              </w:rPr>
-            </w:pPr>
-            <w:r>
-              <w:rPr>
-                <w:rFonts w:ascii="Arial" w:hAnsi="Arial" w:cs="Arial"/>
-                <w:b/>
-                <w:shd w:val="clear" w:color="auto" w:fill="FFFFFF"/>
-              </w:rPr>
-              <w:t>[Age LH6</w:t>
-            </w:r>
-            <w:r>
-              <w:rPr>
-                <w:rFonts w:ascii="Arial" w:hAnsi="Arial" w:cs="Arial"/>
-                <w:b/>
-                <w:shd w:val="clear" w:color="auto" w:fill="FFFFFF"/>
-              </w:rPr>
-              <w:t>]</w:t>
-            </w:r>
-          </w:p>
-        </w:tc>
-        <w:tc>
-          <w:tcPr>
-            <w:tcW w:w="1719" w:type="dxa"/>
-          </w:tcPr>
-          <w:p>
-            <w:pPr>
-              <w:ind w:left="8"/>
-              <w:rPr>
-                <w:rFonts w:ascii="Arial" w:hAnsi="Arial" w:cs="Arial"/>
-                <w:b/>
-                <w:shd w:val="clear" w:color="auto" w:fill="FFFFFF"/>
-              </w:rPr>
-            </w:pPr>
-            <w:r>
-              <w:rPr>
-                <w:rFonts w:ascii="Arial" w:hAnsi="Arial" w:cs="Arial"/>
-                <w:b/>
-                <w:shd w:val="clear" w:color="auto" w:fill="FFFFFF"/>
-              </w:rPr>
-              <w:t>[Relation LH6</w:t>
-            </w:r>
-            <w:r>
-              <w:rPr>
-                <w:rFonts w:ascii="Arial" w:hAnsi="Arial" w:cs="Arial"/>
-                <w:b/>
-                <w:shd w:val="clear" w:color="auto" w:fill="FFFFFF"/>
-              </w:rPr>
-              <w:t>]</w:t>
-            </w:r>
-          </w:p>
-        </w:tc>
-      </w:tr>
-      <w:bookmarkEnd w:id="0"/>
-      <w:tr>
-        <w:trPr>
-          <w:trHeight w:val="684"/>
-        </w:trPr>
-        <w:tc>
-          <w:tcPr>
-            <w:tcW w:w="3262" w:type="dxa"/>
-          </w:tcPr>
-          <w:p>
-            <w:pPr>
-              <w:rPr>
-                <w:rFonts w:ascii="Arial" w:eastAsia="Times New Roman" w:hAnsi="Arial" w:cs="Arial"/>
-                <w:b/>
-              </w:rPr>
-            </w:pPr>
-          </w:p>
-          <w:p>
-            <w:pPr>
-              <w:rPr>
-                <w:rFonts w:ascii="Arial" w:eastAsia="Times New Roman" w:hAnsi="Arial" w:cs="Arial"/>
-                <w:b/>
-              </w:rPr>
-            </w:pPr>
-            <w:r>
-              <w:rPr>
-                <w:rFonts w:ascii="Arial" w:eastAsia="Times New Roman" w:hAnsi="Arial" w:cs="Arial"/>
-                <w:b/>
-              </w:rPr>
-              <w:t xml:space="preserve">10) </w:t>
-            </w:r>
-            <w:r>
-              <w:rPr>
-                <w:rFonts w:ascii="Arial" w:hAnsi="Arial" w:cs="Arial"/>
-                <w:b/>
-                <w:shd w:val="clear" w:color="auto" w:fill="FFFFFF"/>
-              </w:rPr>
-              <w:t xml:space="preserve">[Name as per </w:t>
-            </w:r>
-            <w:proofErr w:type="spellStart"/>
-            <w:r>
-              <w:rPr>
-                <w:rFonts w:ascii="Arial" w:hAnsi="Arial" w:cs="Arial"/>
-                <w:b/>
-                <w:shd w:val="clear" w:color="auto" w:fill="FFFFFF"/>
-              </w:rPr>
-              <w:t>Aadhar</w:t>
-            </w:r>
-            <w:proofErr w:type="spellEnd"/>
-            <w:r>
-              <w:rPr>
-                <w:rFonts w:ascii="Arial" w:hAnsi="Arial" w:cs="Arial"/>
-                <w:b/>
-                <w:shd w:val="clear" w:color="auto" w:fill="FFFFFF"/>
-              </w:rPr>
-              <w:t xml:space="preserve"> LH7</w:t>
-            </w:r>
-            <w:r>
-              <w:rPr>
-                <w:rFonts w:ascii="Arial" w:hAnsi="Arial" w:cs="Arial"/>
-                <w:b/>
-                <w:shd w:val="clear" w:color="auto" w:fill="FFFFFF"/>
-              </w:rPr>
-              <w:t>]</w:t>
-            </w:r>
-          </w:p>
-        </w:tc>
-        <w:tc>
-          <w:tcPr>
-            <w:tcW w:w="3543" w:type="dxa"/>
-          </w:tcPr>
-          <w:p>
-            <w:pPr>
-              <w:rPr>
-                <w:rFonts w:ascii="Arial" w:hAnsi="Arial" w:cs="Arial"/>
-                <w:b/>
-                <w:shd w:val="clear" w:color="auto" w:fill="FFFFFF"/>
-              </w:rPr>
-            </w:pPr>
-            <w:r>
-              <w:rPr>
-                <w:rFonts w:ascii="Arial" w:hAnsi="Arial" w:cs="Arial"/>
-                <w:b/>
-                <w:shd w:val="clear" w:color="auto" w:fill="FFFFFF"/>
-              </w:rPr>
-              <w:t>[Address LH7</w:t>
-            </w:r>
-            <w:r>
-              <w:rPr>
-                <w:rFonts w:ascii="Arial" w:hAnsi="Arial" w:cs="Arial"/>
-                <w:b/>
-                <w:shd w:val="clear" w:color="auto" w:fill="FFFFFF"/>
-              </w:rPr>
-              <w:t>]</w:t>
-            </w:r>
-          </w:p>
-          <w:p>
-            <w:pPr>
-              <w:rPr>
-                <w:rFonts w:ascii="Arial" w:hAnsi="Arial" w:cs="Arial"/>
-                <w:b/>
-                <w:shd w:val="clear" w:color="auto" w:fill="FFFFFF"/>
-              </w:rPr>
-            </w:pPr>
-            <w:r>
-              <w:rPr>
-                <w:rFonts w:ascii="Arial" w:hAnsi="Arial" w:cs="Arial"/>
-                <w:b/>
-                <w:shd w:val="clear" w:color="auto" w:fill="FFFFFF"/>
-              </w:rPr>
-              <w:t>[Mobile No LH7]</w:t>
-            </w:r>
-          </w:p>
-        </w:tc>
-        <w:tc>
-          <w:tcPr>
-            <w:tcW w:w="993" w:type="dxa"/>
-          </w:tcPr>
-          <w:p>
-            <w:pPr>
-              <w:ind w:left="8"/>
-              <w:rPr>
-                <w:rFonts w:ascii="Arial" w:hAnsi="Arial" w:cs="Arial"/>
-                <w:b/>
-                <w:shd w:val="clear" w:color="auto" w:fill="FFFFFF"/>
-              </w:rPr>
-            </w:pPr>
-            <w:r>
-              <w:rPr>
-                <w:rFonts w:ascii="Arial" w:hAnsi="Arial" w:cs="Arial"/>
-                <w:b/>
-                <w:shd w:val="clear" w:color="auto" w:fill="FFFFFF"/>
-              </w:rPr>
-              <w:t>[Age LH7</w:t>
-            </w:r>
-            <w:r>
-              <w:rPr>
-                <w:rFonts w:ascii="Arial" w:hAnsi="Arial" w:cs="Arial"/>
-                <w:b/>
-                <w:shd w:val="clear" w:color="auto" w:fill="FFFFFF"/>
-              </w:rPr>
-              <w:t>]</w:t>
-            </w:r>
-          </w:p>
-        </w:tc>
-        <w:tc>
-          <w:tcPr>
-            <w:tcW w:w="1719" w:type="dxa"/>
-          </w:tcPr>
-          <w:p>
-            <w:pPr>
-              <w:ind w:left="8"/>
-              <w:rPr>
-                <w:rFonts w:ascii="Arial" w:hAnsi="Arial" w:cs="Arial"/>
-                <w:b/>
-                <w:shd w:val="clear" w:color="auto" w:fill="FFFFFF"/>
-              </w:rPr>
-            </w:pPr>
-            <w:r>
-              <w:rPr>
-                <w:rFonts w:ascii="Arial" w:hAnsi="Arial" w:cs="Arial"/>
-                <w:b/>
-                <w:shd w:val="clear" w:color="auto" w:fill="FFFFFF"/>
-              </w:rPr>
-              <w:t>[Relation LH7</w:t>
-            </w:r>
-            <w:r>
-              <w:rPr>
-                <w:rFonts w:ascii="Arial" w:hAnsi="Arial" w:cs="Arial"/>
-                <w:b/>
-                <w:shd w:val="clear" w:color="auto" w:fill="FFFFFF"/>
-              </w:rPr>
-              <w:t>]</w:t>
-            </w:r>
-          </w:p>
-        </w:tc>
-      </w:tr>
-      <w:tr>
-        <w:trPr>
-          <w:trHeight w:val="684"/>
-        </w:trPr>
-        <w:tc>
-          <w:tcPr>
-            <w:tcW w:w="3262" w:type="dxa"/>
-          </w:tcPr>
-          <w:p>
-            <w:pPr>
-              <w:rPr>
-                <w:rFonts w:ascii="Arial" w:eastAsia="Times New Roman" w:hAnsi="Arial" w:cs="Arial"/>
-                <w:b/>
-              </w:rPr>
-            </w:pPr>
-          </w:p>
-          <w:p>
-            <w:pPr>
-              <w:rPr>
-                <w:rFonts w:ascii="Arial" w:eastAsia="Times New Roman" w:hAnsi="Arial" w:cs="Arial"/>
-                <w:b/>
-              </w:rPr>
-            </w:pPr>
-            <w:r>
-              <w:rPr>
-                <w:rFonts w:ascii="Arial" w:eastAsia="Times New Roman" w:hAnsi="Arial" w:cs="Arial"/>
-                <w:b/>
-              </w:rPr>
-              <w:t xml:space="preserve">11) </w:t>
-            </w:r>
-            <w:r>
-              <w:rPr>
-                <w:rFonts w:ascii="Arial" w:hAnsi="Arial" w:cs="Arial"/>
-                <w:b/>
-                <w:shd w:val="clear" w:color="auto" w:fill="FFFFFF"/>
-              </w:rPr>
-              <w:t xml:space="preserve">[Name as per </w:t>
-            </w:r>
-            <w:proofErr w:type="spellStart"/>
-            <w:r>
-              <w:rPr>
-                <w:rFonts w:ascii="Arial" w:hAnsi="Arial" w:cs="Arial"/>
-                <w:b/>
-                <w:shd w:val="clear" w:color="auto" w:fill="FFFFFF"/>
-              </w:rPr>
-              <w:t>Aadhar</w:t>
-            </w:r>
-            <w:proofErr w:type="spellEnd"/>
-            <w:r>
-              <w:rPr>
-                <w:rFonts w:ascii="Arial" w:hAnsi="Arial" w:cs="Arial"/>
-                <w:b/>
-                <w:shd w:val="clear" w:color="auto" w:fill="FFFFFF"/>
-              </w:rPr>
-              <w:t xml:space="preserve"> LH8</w:t>
-            </w:r>
-            <w:r>
-              <w:rPr>
-                <w:rFonts w:ascii="Arial" w:hAnsi="Arial" w:cs="Arial"/>
-                <w:b/>
-                <w:shd w:val="clear" w:color="auto" w:fill="FFFFFF"/>
-              </w:rPr>
-              <w:t>]</w:t>
-            </w:r>
-          </w:p>
-        </w:tc>
-        <w:tc>
-          <w:tcPr>
-            <w:tcW w:w="3543" w:type="dxa"/>
-          </w:tcPr>
-          <w:p>
-            <w:pPr>
-              <w:rPr>
-                <w:rFonts w:ascii="Arial" w:hAnsi="Arial" w:cs="Arial"/>
-                <w:b/>
-                <w:shd w:val="clear" w:color="auto" w:fill="FFFFFF"/>
-              </w:rPr>
-            </w:pPr>
-            <w:r>
-              <w:rPr>
-                <w:rFonts w:ascii="Arial" w:hAnsi="Arial" w:cs="Arial"/>
-                <w:b/>
-                <w:shd w:val="clear" w:color="auto" w:fill="FFFFFF"/>
-              </w:rPr>
-              <w:t>[Address LH8</w:t>
-            </w:r>
-            <w:r>
-              <w:rPr>
-                <w:rFonts w:ascii="Arial" w:hAnsi="Arial" w:cs="Arial"/>
-                <w:b/>
-                <w:shd w:val="clear" w:color="auto" w:fill="FFFFFF"/>
-              </w:rPr>
-              <w:t>]</w:t>
-            </w:r>
-          </w:p>
-          <w:p>
-            <w:pPr>
-              <w:rPr>
-                <w:rFonts w:ascii="Arial" w:hAnsi="Arial" w:cs="Arial"/>
-                <w:b/>
-                <w:shd w:val="clear" w:color="auto" w:fill="FFFFFF"/>
-              </w:rPr>
-            </w:pPr>
-            <w:r>
-              <w:rPr>
-                <w:rFonts w:ascii="Arial" w:hAnsi="Arial" w:cs="Arial"/>
-                <w:b/>
-                <w:shd w:val="clear" w:color="auto" w:fill="FFFFFF"/>
-              </w:rPr>
-              <w:t>[Mobile No LH8]</w:t>
-            </w:r>
-          </w:p>
-        </w:tc>
-        <w:tc>
-          <w:tcPr>
-            <w:tcW w:w="993" w:type="dxa"/>
-          </w:tcPr>
-          <w:p>
-            <w:pPr>
-              <w:ind w:left="8"/>
-              <w:rPr>
-                <w:rFonts w:ascii="Arial" w:hAnsi="Arial" w:cs="Arial"/>
-                <w:b/>
-                <w:shd w:val="clear" w:color="auto" w:fill="FFFFFF"/>
-              </w:rPr>
-            </w:pPr>
-            <w:r>
-              <w:rPr>
-                <w:rFonts w:ascii="Arial" w:hAnsi="Arial" w:cs="Arial"/>
-                <w:b/>
-                <w:shd w:val="clear" w:color="auto" w:fill="FFFFFF"/>
-              </w:rPr>
-              <w:t>[Age LH8</w:t>
-            </w:r>
-            <w:r>
-              <w:rPr>
-                <w:rFonts w:ascii="Arial" w:hAnsi="Arial" w:cs="Arial"/>
-                <w:b/>
-                <w:shd w:val="clear" w:color="auto" w:fill="FFFFFF"/>
-              </w:rPr>
-              <w:t>]</w:t>
-            </w:r>
-          </w:p>
-        </w:tc>
-        <w:tc>
-          <w:tcPr>
-            <w:tcW w:w="1719" w:type="dxa"/>
-          </w:tcPr>
-          <w:p>
-            <w:pPr>
-              <w:ind w:left="8"/>
-              <w:rPr>
-                <w:rFonts w:ascii="Arial" w:hAnsi="Arial" w:cs="Arial"/>
-                <w:b/>
-                <w:shd w:val="clear" w:color="auto" w:fill="FFFFFF"/>
-              </w:rPr>
-            </w:pPr>
-            <w:r>
-              <w:rPr>
-                <w:rFonts w:ascii="Arial" w:hAnsi="Arial" w:cs="Arial"/>
-                <w:b/>
-                <w:shd w:val="clear" w:color="auto" w:fill="FFFFFF"/>
-              </w:rPr>
-              <w:t>[Relation LH</w:t>
-            </w:r>
-            <w:r>
-              <w:rPr>
-                <w:rFonts w:ascii="Arial" w:hAnsi="Arial" w:cs="Arial"/>
-                <w:b/>
-                <w:shd w:val="clear" w:color="auto" w:fill="FFFFFF"/>
-              </w:rPr>
-              <w:t>8</w:t>
-            </w:r>
-            <w:r>
-              <w:rPr>
-                <w:rFonts w:ascii="Arial" w:hAnsi="Arial" w:cs="Arial"/>
-                <w:b/>
-                <w:shd w:val="clear" w:color="auto" w:fill="FFFFFF"/>
-              </w:rPr>
-              <w:t>]</w:t>
-            </w:r>
-          </w:p>
-        </w:tc>
-      </w:tr>
-      <w:tr>
-        <w:trPr>
-          <w:trHeight w:val="684"/>
-        </w:trPr>
-        <w:tc>
-          <w:tcPr>
-            <w:tcW w:w="3262" w:type="dxa"/>
-          </w:tcPr>
-          <w:p>
-            <w:pPr>
-              <w:rPr>
-                <w:rFonts w:ascii="Arial" w:eastAsia="Times New Roman" w:hAnsi="Arial" w:cs="Arial"/>
-                <w:b/>
-              </w:rPr>
-            </w:pPr>
-          </w:p>
-          <w:p>
-            <w:pPr>
-              <w:rPr>
-                <w:rFonts w:ascii="Arial" w:eastAsia="Times New Roman" w:hAnsi="Arial" w:cs="Arial"/>
-                <w:b/>
-              </w:rPr>
-            </w:pPr>
-            <w:r>
-              <w:rPr>
-                <w:rFonts w:ascii="Arial" w:eastAsia="Times New Roman" w:hAnsi="Arial" w:cs="Arial"/>
-                <w:b/>
-              </w:rPr>
-              <w:t xml:space="preserve">12) </w:t>
-            </w:r>
-            <w:r>
-              <w:rPr>
-                <w:rFonts w:ascii="Arial" w:hAnsi="Arial" w:cs="Arial"/>
-                <w:b/>
-                <w:shd w:val="clear" w:color="auto" w:fill="FFFFFF"/>
-              </w:rPr>
-              <w:t xml:space="preserve">[Name as per </w:t>
-            </w:r>
-            <w:proofErr w:type="spellStart"/>
-            <w:r>
-              <w:rPr>
-                <w:rFonts w:ascii="Arial" w:hAnsi="Arial" w:cs="Arial"/>
-                <w:b/>
-                <w:shd w:val="clear" w:color="auto" w:fill="FFFFFF"/>
-              </w:rPr>
-              <w:t>Aadhar</w:t>
-            </w:r>
-            <w:proofErr w:type="spellEnd"/>
-            <w:r>
-              <w:rPr>
-                <w:rFonts w:ascii="Arial" w:hAnsi="Arial" w:cs="Arial"/>
-                <w:b/>
-                <w:shd w:val="clear" w:color="auto" w:fill="FFFFFF"/>
-              </w:rPr>
-              <w:t xml:space="preserve"> LH9</w:t>
-            </w:r>
-            <w:r>
-              <w:rPr>
-                <w:rFonts w:ascii="Arial" w:hAnsi="Arial" w:cs="Arial"/>
-                <w:b/>
-                <w:shd w:val="clear" w:color="auto" w:fill="FFFFFF"/>
-              </w:rPr>
-              <w:t>]</w:t>
-            </w:r>
-          </w:p>
-        </w:tc>
-        <w:tc>
-          <w:tcPr>
-            <w:tcW w:w="3543" w:type="dxa"/>
-          </w:tcPr>
-          <w:p>
-            <w:pPr>
-              <w:rPr>
-                <w:rFonts w:ascii="Arial" w:hAnsi="Arial" w:cs="Arial"/>
-                <w:b/>
-                <w:shd w:val="clear" w:color="auto" w:fill="FFFFFF"/>
-              </w:rPr>
-            </w:pPr>
-            <w:r>
-              <w:rPr>
-                <w:rFonts w:ascii="Arial" w:hAnsi="Arial" w:cs="Arial"/>
-                <w:b/>
-                <w:shd w:val="clear" w:color="auto" w:fill="FFFFFF"/>
-              </w:rPr>
-              <w:t>[Address LH9</w:t>
-            </w:r>
-            <w:r>
-              <w:rPr>
-                <w:rFonts w:ascii="Arial" w:hAnsi="Arial" w:cs="Arial"/>
-                <w:b/>
-                <w:shd w:val="clear" w:color="auto" w:fill="FFFFFF"/>
-              </w:rPr>
-              <w:t>]</w:t>
-            </w:r>
-          </w:p>
-          <w:p>
-            <w:pPr>
-              <w:rPr>
-                <w:rFonts w:ascii="Arial" w:hAnsi="Arial" w:cs="Arial"/>
-                <w:b/>
-                <w:shd w:val="clear" w:color="auto" w:fill="FFFFFF"/>
-              </w:rPr>
-            </w:pPr>
-            <w:r>
-              <w:rPr>
-                <w:rFonts w:ascii="Arial" w:hAnsi="Arial" w:cs="Arial"/>
-                <w:b/>
-                <w:shd w:val="clear" w:color="auto" w:fill="FFFFFF"/>
-              </w:rPr>
-              <w:t>[Mobile No LH9]</w:t>
-            </w:r>
-          </w:p>
-        </w:tc>
-        <w:tc>
-          <w:tcPr>
-            <w:tcW w:w="993" w:type="dxa"/>
-          </w:tcPr>
-          <w:p>
-            <w:pPr>
-              <w:ind w:left="8"/>
-              <w:rPr>
-                <w:rFonts w:ascii="Arial" w:hAnsi="Arial" w:cs="Arial"/>
-                <w:b/>
-                <w:shd w:val="clear" w:color="auto" w:fill="FFFFFF"/>
-              </w:rPr>
-            </w:pPr>
-            <w:r>
-              <w:rPr>
-                <w:rFonts w:ascii="Arial" w:hAnsi="Arial" w:cs="Arial"/>
-                <w:b/>
-                <w:shd w:val="clear" w:color="auto" w:fill="FFFFFF"/>
-              </w:rPr>
-              <w:t>[Age LH9</w:t>
-            </w:r>
-            <w:r>
-              <w:rPr>
-                <w:rFonts w:ascii="Arial" w:hAnsi="Arial" w:cs="Arial"/>
-                <w:b/>
-                <w:shd w:val="clear" w:color="auto" w:fill="FFFFFF"/>
-              </w:rPr>
-              <w:t>]</w:t>
-            </w:r>
-          </w:p>
-        </w:tc>
-        <w:tc>
-          <w:tcPr>
-            <w:tcW w:w="1719" w:type="dxa"/>
-          </w:tcPr>
-          <w:p>
-            <w:pPr>
-              <w:ind w:left="8"/>
-              <w:rPr>
-                <w:rFonts w:ascii="Arial" w:hAnsi="Arial" w:cs="Arial"/>
-                <w:b/>
-                <w:shd w:val="clear" w:color="auto" w:fill="FFFFFF"/>
-              </w:rPr>
-            </w:pPr>
-            <w:r>
-              <w:rPr>
-                <w:rFonts w:ascii="Arial" w:hAnsi="Arial" w:cs="Arial"/>
-                <w:b/>
-                <w:shd w:val="clear" w:color="auto" w:fill="FFFFFF"/>
-              </w:rPr>
-              <w:t>[Relation LH9</w:t>
-            </w:r>
-            <w:r>
-              <w:rPr>
-                <w:rFonts w:ascii="Arial" w:hAnsi="Arial" w:cs="Arial"/>
-                <w:b/>
-                <w:shd w:val="clear" w:color="auto" w:fill="FFFFFF"/>
-              </w:rPr>
-              <w:t>]</w:t>
-            </w:r>
-          </w:p>
-        </w:tc>
-      </w:tr>
-      <w:tr>
-        <w:trPr>
-          <w:trHeight w:val="684"/>
-        </w:trPr>
-        <w:tc>
-          <w:tcPr>
-            <w:tcW w:w="3262" w:type="dxa"/>
-          </w:tcPr>
-          <w:p>
-            <w:pPr>
-              <w:rPr>
-                <w:rFonts w:ascii="Arial" w:eastAsia="Times New Roman" w:hAnsi="Arial" w:cs="Arial"/>
-                <w:b/>
-              </w:rPr>
-            </w:pPr>
-          </w:p>
-          <w:p>
-            <w:pPr>
-              <w:rPr>
-                <w:rFonts w:ascii="Arial" w:eastAsia="Times New Roman" w:hAnsi="Arial" w:cs="Arial"/>
-                <w:b/>
-              </w:rPr>
-            </w:pPr>
-            <w:r>
-              <w:rPr>
-                <w:rFonts w:ascii="Arial" w:eastAsia="Times New Roman" w:hAnsi="Arial" w:cs="Arial"/>
-                <w:b/>
-              </w:rPr>
-              <w:t xml:space="preserve">13) </w:t>
-            </w:r>
-            <w:r>
-              <w:rPr>
-                <w:rFonts w:ascii="Arial" w:hAnsi="Arial" w:cs="Arial"/>
-                <w:b/>
-                <w:shd w:val="clear" w:color="auto" w:fill="FFFFFF"/>
-              </w:rPr>
-              <w:t xml:space="preserve">[Name as per </w:t>
-            </w:r>
-            <w:proofErr w:type="spellStart"/>
-            <w:r>
-              <w:rPr>
-                <w:rFonts w:ascii="Arial" w:hAnsi="Arial" w:cs="Arial"/>
-                <w:b/>
-                <w:shd w:val="clear" w:color="auto" w:fill="FFFFFF"/>
-              </w:rPr>
-              <w:t>Aadhar</w:t>
-            </w:r>
-            <w:proofErr w:type="spellEnd"/>
-            <w:r>
-              <w:rPr>
-                <w:rFonts w:ascii="Arial" w:hAnsi="Arial" w:cs="Arial"/>
-                <w:b/>
-                <w:shd w:val="clear" w:color="auto" w:fill="FFFFFF"/>
-              </w:rPr>
-              <w:t xml:space="preserve"> LH10</w:t>
-            </w:r>
-            <w:r>
-              <w:rPr>
-                <w:rFonts w:ascii="Arial" w:hAnsi="Arial" w:cs="Arial"/>
-                <w:b/>
-                <w:shd w:val="clear" w:color="auto" w:fill="FFFFFF"/>
-              </w:rPr>
-              <w:t>]</w:t>
-            </w:r>
-          </w:p>
-        </w:tc>
-        <w:tc>
-          <w:tcPr>
-            <w:tcW w:w="3543" w:type="dxa"/>
-          </w:tcPr>
-          <w:p>
-            <w:pPr>
-              <w:rPr>
-                <w:rFonts w:ascii="Arial" w:hAnsi="Arial" w:cs="Arial"/>
-                <w:b/>
-                <w:shd w:val="clear" w:color="auto" w:fill="FFFFFF"/>
-              </w:rPr>
-            </w:pPr>
-            <w:r>
-              <w:rPr>
-                <w:rFonts w:ascii="Arial" w:hAnsi="Arial" w:cs="Arial"/>
-                <w:b/>
-                <w:shd w:val="clear" w:color="auto" w:fill="FFFFFF"/>
-              </w:rPr>
-              <w:t>[Address LH10</w:t>
-            </w:r>
-            <w:r>
-              <w:rPr>
-                <w:rFonts w:ascii="Arial" w:hAnsi="Arial" w:cs="Arial"/>
-                <w:b/>
-                <w:shd w:val="clear" w:color="auto" w:fill="FFFFFF"/>
-              </w:rPr>
-              <w:t>]</w:t>
-            </w:r>
-          </w:p>
-          <w:p>
-            <w:pPr>
-              <w:rPr>
-                <w:rFonts w:ascii="Arial" w:hAnsi="Arial" w:cs="Arial"/>
-                <w:b/>
-                <w:shd w:val="clear" w:color="auto" w:fill="FFFFFF"/>
-              </w:rPr>
-            </w:pPr>
-            <w:r>
-              <w:rPr>
-                <w:rFonts w:ascii="Arial" w:hAnsi="Arial" w:cs="Arial"/>
-                <w:b/>
-                <w:shd w:val="clear" w:color="auto" w:fill="FFFFFF"/>
-              </w:rPr>
-              <w:t>[Mobile No LH10]</w:t>
-            </w:r>
-          </w:p>
-        </w:tc>
-        <w:tc>
-          <w:tcPr>
-            <w:tcW w:w="993" w:type="dxa"/>
-          </w:tcPr>
-          <w:p>
-            <w:pPr>
-              <w:ind w:left="8"/>
-              <w:rPr>
-                <w:rFonts w:ascii="Arial" w:hAnsi="Arial" w:cs="Arial"/>
-                <w:b/>
-                <w:shd w:val="clear" w:color="auto" w:fill="FFFFFF"/>
-              </w:rPr>
-            </w:pPr>
-            <w:r>
-              <w:rPr>
-                <w:rFonts w:ascii="Arial" w:hAnsi="Arial" w:cs="Arial"/>
-                <w:b/>
-                <w:shd w:val="clear" w:color="auto" w:fill="FFFFFF"/>
-              </w:rPr>
-              <w:t>[Age LH10</w:t>
-            </w:r>
-            <w:r>
-              <w:rPr>
-                <w:rFonts w:ascii="Arial" w:hAnsi="Arial" w:cs="Arial"/>
-                <w:b/>
-                <w:shd w:val="clear" w:color="auto" w:fill="FFFFFF"/>
-              </w:rPr>
-              <w:t>]</w:t>
-            </w:r>
-          </w:p>
-        </w:tc>
-        <w:tc>
-          <w:tcPr>
-            <w:tcW w:w="1719" w:type="dxa"/>
-          </w:tcPr>
-          <w:p>
-            <w:pPr>
-              <w:ind w:left="8"/>
-              <w:rPr>
-                <w:rFonts w:ascii="Arial" w:hAnsi="Arial" w:cs="Arial"/>
-                <w:b/>
-                <w:shd w:val="clear" w:color="auto" w:fill="FFFFFF"/>
-              </w:rPr>
-            </w:pPr>
-            <w:r>
-              <w:rPr>
-                <w:rFonts w:ascii="Arial" w:hAnsi="Arial" w:cs="Arial"/>
-                <w:b/>
-                <w:shd w:val="clear" w:color="auto" w:fill="FFFFFF"/>
-              </w:rPr>
-              <w:t>[Relation LH10</w:t>
-            </w:r>
-            <w:r>
-              <w:rPr>
-                <w:rFonts w:ascii="Arial" w:hAnsi="Arial" w:cs="Arial"/>
-                <w:b/>
-                <w:shd w:val="clear" w:color="auto" w:fill="FFFFFF"/>
-              </w:rPr>
-              <w:t>]</w:t>
             </w:r>
           </w:p>
         </w:tc>
@@ -3211,6 +2127,7 @@
         <w:rPr>
           <w:rFonts w:ascii="Arial" w:eastAsia="Times New Roman" w:hAnsi="Arial" w:cs="Arial"/>
         </w:rPr>
+        <w:lastRenderedPageBreak/>
         <w:tab/>
       </w:r>
       <w:r>
@@ -3614,7 +2531,7 @@
         </w:rPr>
         <w:t>------------------------</w:t>
       </w:r>
-      <w:bookmarkStart w:id="1" w:name="_Hlk169258738"/>
+      <w:bookmarkStart w:id="0" w:name="_Hlk169258738"/>
       <w:r>
         <w:rPr>
           <w:rFonts w:ascii="Arial" w:eastAsia="Times New Roman" w:hAnsi="Arial" w:cs="Arial"/>
@@ -3624,7 +2541,7 @@
         </w:rPr>
         <w:t>-------</w:t>
       </w:r>
-      <w:bookmarkEnd w:id="1"/>
+      <w:bookmarkEnd w:id="0"/>
       <w:r>
         <w:rPr>
           <w:rFonts w:ascii="Arial" w:eastAsia="Times New Roman" w:hAnsi="Arial" w:cs="Arial"/>
@@ -3722,7 +2639,6 @@
           <w:szCs w:val="24"/>
         </w:rPr>
       </w:pPr>
-      <w:proofErr w:type="gramStart"/>
       <w:r>
         <w:rPr>
           <w:rFonts w:ascii="Arial" w:eastAsia="Times New Roman" w:hAnsi="Arial" w:cs="Arial"/>
@@ -3731,7 +2647,6 @@
         </w:rPr>
         <w:t>Date :</w:t>
       </w:r>
-      <w:proofErr w:type="gramEnd"/>
       <w:r>
         <w:rPr>
           <w:rFonts w:ascii="Arial" w:eastAsia="Times New Roman" w:hAnsi="Arial" w:cs="Arial"/>
@@ -3831,27 +2746,7 @@
           <w:sz w:val="24"/>
           <w:szCs w:val="24"/>
         </w:rPr>
-        <w:t>&amp;</w:t>
-      </w:r>
-      <w:proofErr w:type="spellStart"/>
-      <w:r>
-        <w:rPr>
-          <w:rFonts w:ascii="Arial" w:eastAsia="Times New Roman" w:hAnsi="Arial" w:cs="Arial"/>
-          <w:color w:val="A6A6A6"/>
-          <w:sz w:val="24"/>
-          <w:szCs w:val="24"/>
-        </w:rPr>
-        <w:t>Regn</w:t>
-      </w:r>
-      <w:proofErr w:type="spellEnd"/>
-      <w:r>
-        <w:rPr>
-          <w:rFonts w:ascii="Arial" w:eastAsia="Times New Roman" w:hAnsi="Arial" w:cs="Arial"/>
-          <w:color w:val="A6A6A6"/>
-          <w:sz w:val="24"/>
-          <w:szCs w:val="24"/>
-        </w:rPr>
-        <w:t>. No.</w:t>
+        <w:t>&amp;Regn. No.</w:t>
       </w:r>
     </w:p>
     <w:p>
@@ -3957,7 +2852,7 @@
 </file>
 
 <file path=word/endnotes.xml><?xml version="1.0" encoding="utf-8"?>
-<w:endnotes xmlns:wpc="http://schemas.microsoft.com/office/word/2010/wordprocessingCanvas" xmlns:cx="http://schemas.microsoft.com/office/drawing/2014/chartex" xmlns:mc="http://schemas.openxmlformats.org/markup-compatibility/2006" xmlns:o="urn:schemas-microsoft-com:office:office" xmlns:r="http://schemas.openxmlformats.org/officeDocument/2006/relationships" xmlns:m="http://schemas.openxmlformats.org/officeDocument/2006/math" xmlns:v="urn:schemas-microsoft-com:vml" xmlns:wp14="http://schemas.microsoft.com/office/word/2010/wordprocessingDrawing" xmlns:wp="http://schemas.openxmlformats.org/drawingml/2006/wordprocessingDrawing" xmlns:w10="urn:schemas-microsoft-com:office:word" xmlns:w="http://schemas.openxmlformats.org/wordprocessingml/2006/main" xmlns:w14="http://schemas.microsoft.com/office/word/2010/wordml" xmlns:w15="http://schemas.microsoft.com/office/word/2012/wordml" xmlns:w16se="http://schemas.microsoft.com/office/word/2015/wordml/symex" xmlns:wpg="http://schemas.microsoft.com/office/word/2010/wordprocessingGroup" xmlns:wpi="http://schemas.microsoft.com/office/word/2010/wordprocessingInk" xmlns:wne="http://schemas.microsoft.com/office/word/2006/wordml" xmlns:wps="http://schemas.microsoft.com/office/word/2010/wordprocessingShape" mc:Ignorable="w14 w15 w16se wp14">
+<w:endnotes xmlns:wpc="http://schemas.microsoft.com/office/word/2010/wordprocessingCanvas" xmlns:cx="http://schemas.microsoft.com/office/drawing/2014/chartex" xmlns:cx1="http://schemas.microsoft.com/office/drawing/2015/9/8/chartex" xmlns:cx2="http://schemas.microsoft.com/office/drawing/2015/10/21/chartex" xmlns:cx3="http://schemas.microsoft.com/office/drawing/2016/5/9/chartex" xmlns:cx4="http://schemas.microsoft.com/office/drawing/2016/5/10/chartex" xmlns:cx5="http://schemas.microsoft.com/office/drawing/2016/5/11/chartex" xmlns:cx6="http://schemas.microsoft.com/office/drawing/2016/5/12/chartex" xmlns:cx7="http://schemas.microsoft.com/office/drawing/2016/5/13/chartex" xmlns:cx8="http://schemas.microsoft.com/office/drawing/2016/5/14/chartex" xmlns:mc="http://schemas.openxmlformats.org/markup-compatibility/2006" xmlns:aink="http://schemas.microsoft.com/office/drawing/2016/ink" xmlns:am3d="http://schemas.microsoft.com/office/drawing/2017/model3d" xmlns:o="urn:schemas-microsoft-com:office:office" xmlns:oel="http://schemas.microsoft.com/office/2019/extlst" xmlns:r="http://schemas.openxmlformats.org/officeDocument/2006/relationships" xmlns:m="http://schemas.openxmlformats.org/officeDocument/2006/math" xmlns:v="urn:schemas-microsoft-com:vml" xmlns:wp14="http://schemas.microsoft.com/office/word/2010/wordprocessingDrawing" xmlns:wp="http://schemas.openxmlformats.org/drawingml/2006/wordprocessingDrawing" xmlns:w10="urn:schemas-microsoft-com:office:word" xmlns:w="http://schemas.openxmlformats.org/wordprocessingml/2006/main" xmlns:w14="http://schemas.microsoft.com/office/word/2010/wordml" xmlns:w15="http://schemas.microsoft.com/office/word/2012/wordml" xmlns:w16cex="http://schemas.microsoft.com/office/word/2018/wordml/cex" xmlns:w16cid="http://schemas.microsoft.com/office/word/2016/wordml/cid" xmlns:w16="http://schemas.microsoft.com/office/word/2018/wordml" xmlns:w16sdtdh="http://schemas.microsoft.com/office/word/2020/wordml/sdtdatahash" xmlns:w16se="http://schemas.microsoft.com/office/word/2015/wordml/symex" xmlns:wpg="http://schemas.microsoft.com/office/word/2010/wordprocessingGroup" xmlns:wpi="http://schemas.microsoft.com/office/word/2010/wordprocessingInk" xmlns:wne="http://schemas.microsoft.com/office/word/2006/wordml" xmlns:wps="http://schemas.microsoft.com/office/word/2010/wordprocessingShape" mc:Ignorable="w14 w15 w16se w16cid w16 w16cex w16sdtdh wp14">
   <w:endnote w:type="separator" w:id="-1">
     <w:p>
       <w:pPr>
@@ -3982,7 +2877,7 @@
 </file>
 
 <file path=word/footer1.xml><?xml version="1.0" encoding="utf-8"?>
-<w:ftr xmlns:wpc="http://schemas.microsoft.com/office/word/2010/wordprocessingCanvas" xmlns:cx="http://schemas.microsoft.com/office/drawing/2014/chartex" xmlns:mc="http://schemas.openxmlformats.org/markup-compatibility/2006" xmlns:o="urn:schemas-microsoft-com:office:office" xmlns:r="http://schemas.openxmlformats.org/officeDocument/2006/relationships" xmlns:m="http://schemas.openxmlformats.org/officeDocument/2006/math" xmlns:v="urn:schemas-microsoft-com:vml" xmlns:wp14="http://schemas.microsoft.com/office/word/2010/wordprocessingDrawing" xmlns:wp="http://schemas.openxmlformats.org/drawingml/2006/wordprocessingDrawing" xmlns:w10="urn:schemas-microsoft-com:office:word" xmlns:w="http://schemas.openxmlformats.org/wordprocessingml/2006/main" xmlns:w14="http://schemas.microsoft.com/office/word/2010/wordml" xmlns:w15="http://schemas.microsoft.com/office/word/2012/wordml" xmlns:w16se="http://schemas.microsoft.com/office/word/2015/wordml/symex" xmlns:wpg="http://schemas.microsoft.com/office/word/2010/wordprocessingGroup" xmlns:wpi="http://schemas.microsoft.com/office/word/2010/wordprocessingInk" xmlns:wne="http://schemas.microsoft.com/office/word/2006/wordml" xmlns:wps="http://schemas.microsoft.com/office/word/2010/wordprocessingShape" mc:Ignorable="w14 w15 w16se wp14">
+<w:ftr xmlns:wpc="http://schemas.microsoft.com/office/word/2010/wordprocessingCanvas" xmlns:cx="http://schemas.microsoft.com/office/drawing/2014/chartex" xmlns:cx1="http://schemas.microsoft.com/office/drawing/2015/9/8/chartex" xmlns:cx2="http://schemas.microsoft.com/office/drawing/2015/10/21/chartex" xmlns:cx3="http://schemas.microsoft.com/office/drawing/2016/5/9/chartex" xmlns:cx4="http://schemas.microsoft.com/office/drawing/2016/5/10/chartex" xmlns:cx5="http://schemas.microsoft.com/office/drawing/2016/5/11/chartex" xmlns:cx6="http://schemas.microsoft.com/office/drawing/2016/5/12/chartex" xmlns:cx7="http://schemas.microsoft.com/office/drawing/2016/5/13/chartex" xmlns:cx8="http://schemas.microsoft.com/office/drawing/2016/5/14/chartex" xmlns:mc="http://schemas.openxmlformats.org/markup-compatibility/2006" xmlns:aink="http://schemas.microsoft.com/office/drawing/2016/ink" xmlns:am3d="http://schemas.microsoft.com/office/drawing/2017/model3d" xmlns:o="urn:schemas-microsoft-com:office:office" xmlns:oel="http://schemas.microsoft.com/office/2019/extlst" xmlns:r="http://schemas.openxmlformats.org/officeDocument/2006/relationships" xmlns:m="http://schemas.openxmlformats.org/officeDocument/2006/math" xmlns:v="urn:schemas-microsoft-com:vml" xmlns:wp14="http://schemas.microsoft.com/office/word/2010/wordprocessingDrawing" xmlns:wp="http://schemas.openxmlformats.org/drawingml/2006/wordprocessingDrawing" xmlns:w10="urn:schemas-microsoft-com:office:word" xmlns:w="http://schemas.openxmlformats.org/wordprocessingml/2006/main" xmlns:w14="http://schemas.microsoft.com/office/word/2010/wordml" xmlns:w15="http://schemas.microsoft.com/office/word/2012/wordml" xmlns:w16cex="http://schemas.microsoft.com/office/word/2018/wordml/cex" xmlns:w16cid="http://schemas.microsoft.com/office/word/2016/wordml/cid" xmlns:w16="http://schemas.microsoft.com/office/word/2018/wordml" xmlns:w16sdtdh="http://schemas.microsoft.com/office/word/2020/wordml/sdtdatahash" xmlns:w16se="http://schemas.microsoft.com/office/word/2015/wordml/symex" xmlns:wpg="http://schemas.microsoft.com/office/word/2010/wordprocessingGroup" xmlns:wpi="http://schemas.microsoft.com/office/word/2010/wordprocessingInk" xmlns:wne="http://schemas.microsoft.com/office/word/2006/wordml" xmlns:wps="http://schemas.microsoft.com/office/word/2010/wordprocessingShape" mc:Ignorable="w14 w15 w16se w16cid w16 w16cex w16sdtdh wp14">
   <w:p>
     <w:pPr>
       <w:pStyle w:val="Footer"/>
@@ -4003,7 +2898,7 @@
 </file>
 
 <file path=word/footnotes.xml><?xml version="1.0" encoding="utf-8"?>
-<w:footnotes xmlns:wpc="http://schemas.microsoft.com/office/word/2010/wordprocessingCanvas" xmlns:cx="http://schemas.microsoft.com/office/drawing/2014/chartex" xmlns:mc="http://schemas.openxmlformats.org/markup-compatibility/2006" xmlns:o="urn:schemas-microsoft-com:office:office" xmlns:r="http://schemas.openxmlformats.org/officeDocument/2006/relationships" xmlns:m="http://schemas.openxmlformats.org/officeDocument/2006/math" xmlns:v="urn:schemas-microsoft-com:vml" xmlns:wp14="http://schemas.microsoft.com/office/word/2010/wordprocessingDrawing" xmlns:wp="http://schemas.openxmlformats.org/drawingml/2006/wordprocessingDrawing" xmlns:w10="urn:schemas-microsoft-com:office:word" xmlns:w="http://schemas.openxmlformats.org/wordprocessingml/2006/main" xmlns:w14="http://schemas.microsoft.com/office/word/2010/wordml" xmlns:w15="http://schemas.microsoft.com/office/word/2012/wordml" xmlns:w16se="http://schemas.microsoft.com/office/word/2015/wordml/symex" xmlns:wpg="http://schemas.microsoft.com/office/word/2010/wordprocessingGroup" xmlns:wpi="http://schemas.microsoft.com/office/word/2010/wordprocessingInk" xmlns:wne="http://schemas.microsoft.com/office/word/2006/wordml" xmlns:wps="http://schemas.microsoft.com/office/word/2010/wordprocessingShape" mc:Ignorable="w14 w15 w16se wp14">
+<w:footnotes xmlns:wpc="http://schemas.microsoft.com/office/word/2010/wordprocessingCanvas" xmlns:cx="http://schemas.microsoft.com/office/drawing/2014/chartex" xmlns:cx1="http://schemas.microsoft.com/office/drawing/2015/9/8/chartex" xmlns:cx2="http://schemas.microsoft.com/office/drawing/2015/10/21/chartex" xmlns:cx3="http://schemas.microsoft.com/office/drawing/2016/5/9/chartex" xmlns:cx4="http://schemas.microsoft.com/office/drawing/2016/5/10/chartex" xmlns:cx5="http://schemas.microsoft.com/office/drawing/2016/5/11/chartex" xmlns:cx6="http://schemas.microsoft.com/office/drawing/2016/5/12/chartex" xmlns:cx7="http://schemas.microsoft.com/office/drawing/2016/5/13/chartex" xmlns:cx8="http://schemas.microsoft.com/office/drawing/2016/5/14/chartex" xmlns:mc="http://schemas.openxmlformats.org/markup-compatibility/2006" xmlns:aink="http://schemas.microsoft.com/office/drawing/2016/ink" xmlns:am3d="http://schemas.microsoft.com/office/drawing/2017/model3d" xmlns:o="urn:schemas-microsoft-com:office:office" xmlns:oel="http://schemas.microsoft.com/office/2019/extlst" xmlns:r="http://schemas.openxmlformats.org/officeDocument/2006/relationships" xmlns:m="http://schemas.openxmlformats.org/officeDocument/2006/math" xmlns:v="urn:schemas-microsoft-com:vml" xmlns:wp14="http://schemas.microsoft.com/office/word/2010/wordprocessingDrawing" xmlns:wp="http://schemas.openxmlformats.org/drawingml/2006/wordprocessingDrawing" xmlns:w10="urn:schemas-microsoft-com:office:word" xmlns:w="http://schemas.openxmlformats.org/wordprocessingml/2006/main" xmlns:w14="http://schemas.microsoft.com/office/word/2010/wordml" xmlns:w15="http://schemas.microsoft.com/office/word/2012/wordml" xmlns:w16cex="http://schemas.microsoft.com/office/word/2018/wordml/cex" xmlns:w16cid="http://schemas.microsoft.com/office/word/2016/wordml/cid" xmlns:w16="http://schemas.microsoft.com/office/word/2018/wordml" xmlns:w16sdtdh="http://schemas.microsoft.com/office/word/2020/wordml/sdtdatahash" xmlns:w16se="http://schemas.microsoft.com/office/word/2015/wordml/symex" xmlns:wpg="http://schemas.microsoft.com/office/word/2010/wordprocessingGroup" xmlns:wpi="http://schemas.microsoft.com/office/word/2010/wordprocessingInk" xmlns:wne="http://schemas.microsoft.com/office/word/2006/wordml" xmlns:wps="http://schemas.microsoft.com/office/word/2010/wordprocessingShape" mc:Ignorable="w14 w15 w16se w16cid w16 w16cex w16sdtdh wp14">
   <w:footnote w:type="separator" w:id="-1">
     <w:p>
       <w:pPr>
@@ -4028,7 +2923,7 @@
 </file>
 
 <file path=word/numbering.xml><?xml version="1.0" encoding="utf-8"?>
-<w:numbering xmlns:wpc="http://schemas.microsoft.com/office/word/2010/wordprocessingCanvas" xmlns:cx="http://schemas.microsoft.com/office/drawing/2014/chartex" xmlns:mc="http://schemas.openxmlformats.org/markup-compatibility/2006" xmlns:o="urn:schemas-microsoft-com:office:office" xmlns:r="http://schemas.openxmlformats.org/officeDocument/2006/relationships" xmlns:m="http://schemas.openxmlformats.org/officeDocument/2006/math" xmlns:v="urn:schemas-microsoft-com:vml" xmlns:wp14="http://schemas.microsoft.com/office/word/2010/wordprocessingDrawing" xmlns:wp="http://schemas.openxmlformats.org/drawingml/2006/wordprocessingDrawing" xmlns:w10="urn:schemas-microsoft-com:office:word" xmlns:w="http://schemas.openxmlformats.org/wordprocessingml/2006/main" xmlns:w14="http://schemas.microsoft.com/office/word/2010/wordml" xmlns:w15="http://schemas.microsoft.com/office/word/2012/wordml" xmlns:w16se="http://schemas.microsoft.com/office/word/2015/wordml/symex" xmlns:wpg="http://schemas.microsoft.com/office/word/2010/wordprocessingGroup" xmlns:wpi="http://schemas.microsoft.com/office/word/2010/wordprocessingInk" xmlns:wne="http://schemas.microsoft.com/office/word/2006/wordml" xmlns:wps="http://schemas.microsoft.com/office/word/2010/wordprocessingShape" mc:Ignorable="w14 w15 w16se wp14">
+<w:numbering xmlns:wpc="http://schemas.microsoft.com/office/word/2010/wordprocessingCanvas" xmlns:cx="http://schemas.microsoft.com/office/drawing/2014/chartex" xmlns:cx1="http://schemas.microsoft.com/office/drawing/2015/9/8/chartex" xmlns:cx2="http://schemas.microsoft.com/office/drawing/2015/10/21/chartex" xmlns:cx3="http://schemas.microsoft.com/office/drawing/2016/5/9/chartex" xmlns:cx4="http://schemas.microsoft.com/office/drawing/2016/5/10/chartex" xmlns:cx5="http://schemas.microsoft.com/office/drawing/2016/5/11/chartex" xmlns:cx6="http://schemas.microsoft.com/office/drawing/2016/5/12/chartex" xmlns:cx7="http://schemas.microsoft.com/office/drawing/2016/5/13/chartex" xmlns:cx8="http://schemas.microsoft.com/office/drawing/2016/5/14/chartex" xmlns:mc="http://schemas.openxmlformats.org/markup-compatibility/2006" xmlns:aink="http://schemas.microsoft.com/office/drawing/2016/ink" xmlns:am3d="http://schemas.microsoft.com/office/drawing/2017/model3d" xmlns:o="urn:schemas-microsoft-com:office:office" xmlns:oel="http://schemas.microsoft.com/office/2019/extlst" xmlns:r="http://schemas.openxmlformats.org/officeDocument/2006/relationships" xmlns:m="http://schemas.openxmlformats.org/officeDocument/2006/math" xmlns:v="urn:schemas-microsoft-com:vml" xmlns:wp14="http://schemas.microsoft.com/office/word/2010/wordprocessingDrawing" xmlns:wp="http://schemas.openxmlformats.org/drawingml/2006/wordprocessingDrawing" xmlns:w10="urn:schemas-microsoft-com:office:word" xmlns:w="http://schemas.openxmlformats.org/wordprocessingml/2006/main" xmlns:w14="http://schemas.microsoft.com/office/word/2010/wordml" xmlns:w15="http://schemas.microsoft.com/office/word/2012/wordml" xmlns:w16cex="http://schemas.microsoft.com/office/word/2018/wordml/cex" xmlns:w16cid="http://schemas.microsoft.com/office/word/2016/wordml/cid" xmlns:w16="http://schemas.microsoft.com/office/word/2018/wordml" xmlns:w16sdtdh="http://schemas.microsoft.com/office/word/2020/wordml/sdtdatahash" xmlns:w16se="http://schemas.microsoft.com/office/word/2015/wordml/symex" xmlns:wpg="http://schemas.microsoft.com/office/word/2010/wordprocessingGroup" xmlns:wpi="http://schemas.microsoft.com/office/word/2010/wordprocessingInk" xmlns:wne="http://schemas.microsoft.com/office/word/2006/wordml" xmlns:wps="http://schemas.microsoft.com/office/word/2010/wordprocessingShape" mc:Ignorable="w14 w15 w16se w16cid w16 w16cex w16sdtdh wp14">
   <w:abstractNum w:abstractNumId="0" w15:restartNumberingAfterBreak="0">
     <w:nsid w:val="0B9E6BD1"/>
     <w:multiLevelType w:val="hybridMultilevel"/>
@@ -6250,71 +5145,71 @@
       </w:pPr>
     </w:lvl>
   </w:abstractNum>
-  <w:num w:numId="1">
+  <w:num w:numId="1" w16cid:durableId="2018537630">
     <w:abstractNumId w:val="14"/>
   </w:num>
-  <w:num w:numId="2">
+  <w:num w:numId="2" w16cid:durableId="1888251636">
     <w:abstractNumId w:val="15"/>
   </w:num>
-  <w:num w:numId="3">
+  <w:num w:numId="3" w16cid:durableId="195239498">
     <w:abstractNumId w:val="2"/>
   </w:num>
-  <w:num w:numId="4">
+  <w:num w:numId="4" w16cid:durableId="840119882">
     <w:abstractNumId w:val="17"/>
   </w:num>
-  <w:num w:numId="5">
+  <w:num w:numId="5" w16cid:durableId="660809695">
     <w:abstractNumId w:val="18"/>
   </w:num>
-  <w:num w:numId="6">
+  <w:num w:numId="6" w16cid:durableId="1973054678">
     <w:abstractNumId w:val="10"/>
   </w:num>
-  <w:num w:numId="7">
+  <w:num w:numId="7" w16cid:durableId="1761217690">
     <w:abstractNumId w:val="0"/>
   </w:num>
-  <w:num w:numId="8">
+  <w:num w:numId="8" w16cid:durableId="783304331">
     <w:abstractNumId w:val="16"/>
   </w:num>
-  <w:num w:numId="9">
+  <w:num w:numId="9" w16cid:durableId="295333077">
     <w:abstractNumId w:val="8"/>
   </w:num>
-  <w:num w:numId="10">
+  <w:num w:numId="10" w16cid:durableId="1219902562">
     <w:abstractNumId w:val="19"/>
   </w:num>
-  <w:num w:numId="11">
+  <w:num w:numId="11" w16cid:durableId="1458640178">
     <w:abstractNumId w:val="3"/>
   </w:num>
-  <w:num w:numId="12">
+  <w:num w:numId="12" w16cid:durableId="526254689">
     <w:abstractNumId w:val="6"/>
   </w:num>
-  <w:num w:numId="13">
+  <w:num w:numId="13" w16cid:durableId="989016102">
     <w:abstractNumId w:val="13"/>
   </w:num>
-  <w:num w:numId="14">
+  <w:num w:numId="14" w16cid:durableId="80032376">
     <w:abstractNumId w:val="12"/>
   </w:num>
-  <w:num w:numId="15">
+  <w:num w:numId="15" w16cid:durableId="1679961423">
     <w:abstractNumId w:val="5"/>
   </w:num>
-  <w:num w:numId="16">
+  <w:num w:numId="16" w16cid:durableId="169874077">
     <w:abstractNumId w:val="4"/>
   </w:num>
-  <w:num w:numId="17">
+  <w:num w:numId="17" w16cid:durableId="205916028">
     <w:abstractNumId w:val="1"/>
   </w:num>
-  <w:num w:numId="18">
+  <w:num w:numId="18" w16cid:durableId="985821056">
     <w:abstractNumId w:val="11"/>
   </w:num>
-  <w:num w:numId="19">
+  <w:num w:numId="19" w16cid:durableId="1549225882">
     <w:abstractNumId w:val="7"/>
   </w:num>
-  <w:num w:numId="20">
+  <w:num w:numId="20" w16cid:durableId="1966305007">
     <w:abstractNumId w:val="9"/>
   </w:num>
 </w:numbering>
 </file>
 
 <file path=word/styles.xml><?xml version="1.0" encoding="utf-8"?>
-<w:styles xmlns:mc="http://schemas.openxmlformats.org/markup-compatibility/2006" xmlns:r="http://schemas.openxmlformats.org/officeDocument/2006/relationships" xmlns:w="http://schemas.openxmlformats.org/wordprocessingml/2006/main" xmlns:w14="http://schemas.microsoft.com/office/word/2010/wordml" xmlns:w15="http://schemas.microsoft.com/office/word/2012/wordml" xmlns:w16se="http://schemas.microsoft.com/office/word/2015/wordml/symex" mc:Ignorable="w14 w15 w16se">
+<w:styles xmlns:mc="http://schemas.openxmlformats.org/markup-compatibility/2006" xmlns:r="http://schemas.openxmlformats.org/officeDocument/2006/relationships" xmlns:w="http://schemas.openxmlformats.org/wordprocessingml/2006/main" xmlns:w14="http://schemas.microsoft.com/office/word/2010/wordml" xmlns:w15="http://schemas.microsoft.com/office/word/2012/wordml" xmlns:w16cex="http://schemas.microsoft.com/office/word/2018/wordml/cex" xmlns:w16cid="http://schemas.microsoft.com/office/word/2016/wordml/cid" xmlns:w16="http://schemas.microsoft.com/office/word/2018/wordml" xmlns:w16sdtdh="http://schemas.microsoft.com/office/word/2020/wordml/sdtdatahash" xmlns:w16se="http://schemas.microsoft.com/office/word/2015/wordml/symex" mc:Ignorable="w14 w15 w16se w16cid w16 w16cex w16sdtdh">
   <w:docDefaults>
     <w:rPrDefault>
       <w:rPr>
@@ -6330,7 +5225,7 @@
       </w:pPr>
     </w:pPrDefault>
   </w:docDefaults>
-  <w:latentStyles w:defLockedState="0" w:defUIPriority="99" w:defSemiHidden="0" w:defUnhideWhenUsed="0" w:defQFormat="0" w:count="371">
+  <w:latentStyles w:defLockedState="0" w:defUIPriority="99" w:defSemiHidden="0" w:defUnhideWhenUsed="0" w:defQFormat="0" w:count="376">
     <w:lsdException w:name="Normal" w:uiPriority="0" w:qFormat="1"/>
     <w:lsdException w:name="heading 1" w:uiPriority="9" w:qFormat="1"/>
     <w:lsdException w:name="heading 2" w:semiHidden="1" w:uiPriority="9" w:unhideWhenUsed="1" w:qFormat="1"/>
@@ -6702,6 +5597,11 @@
     <w:lsdException w:name="List Table 5 Dark Accent 6" w:uiPriority="50"/>
     <w:lsdException w:name="List Table 6 Colorful Accent 6" w:uiPriority="51"/>
     <w:lsdException w:name="List Table 7 Colorful Accent 6" w:uiPriority="52"/>
+    <w:lsdException w:name="Mention" w:semiHidden="1" w:unhideWhenUsed="1"/>
+    <w:lsdException w:name="Smart Hyperlink" w:semiHidden="1" w:unhideWhenUsed="1"/>
+    <w:lsdException w:name="Hashtag" w:semiHidden="1" w:unhideWhenUsed="1"/>
+    <w:lsdException w:name="Unresolved Mention" w:semiHidden="1" w:unhideWhenUsed="1"/>
+    <w:lsdException w:name="Smart Link" w:semiHidden="1" w:unhideWhenUsed="1"/>
   </w:latentStyles>
   <w:style w:type="paragraph" w:default="1" w:styleId="Normal">
     <w:name w:val="Normal"/>
@@ -7377,7 +6277,7 @@
 </file>
 
 <file path=customXml/itemProps1.xml><?xml version="1.0" encoding="utf-8"?>
-<ds:datastoreItem xmlns:ds="http://schemas.openxmlformats.org/officeDocument/2006/customXml" ds:itemID="{F88E7A70-BB45-4400-A5E1-4D19CEFB3122}">
+<ds:datastoreItem xmlns:ds="http://schemas.openxmlformats.org/officeDocument/2006/customXml" ds:itemID="{822DB131-53F5-4A71-8426-CFC5AE26C35B}">
   <ds:schemaRefs>
     <ds:schemaRef ds:uri="http://schemas.openxmlformats.org/officeDocument/2006/bibliography"/>
   </ds:schemaRefs>

--- a/backend/templates/Annexure-D (Individual Affidavit)_LH5_Template.docx
+++ b/backend/templates/Annexure-D (Individual Affidavit)_LH5_Template.docx
@@ -1,6 +1,6 @@
 
 <file path=word/document.xml><?xml version="1.0" encoding="utf-8"?>
-<w:document xmlns:wpc="http://schemas.microsoft.com/office/word/2010/wordprocessingCanvas" xmlns:cx="http://schemas.microsoft.com/office/drawing/2014/chartex" xmlns:cx1="http://schemas.microsoft.com/office/drawing/2015/9/8/chartex" xmlns:cx2="http://schemas.microsoft.com/office/drawing/2015/10/21/chartex" xmlns:cx3="http://schemas.microsoft.com/office/drawing/2016/5/9/chartex" xmlns:cx4="http://schemas.microsoft.com/office/drawing/2016/5/10/chartex" xmlns:cx5="http://schemas.microsoft.com/office/drawing/2016/5/11/chartex" xmlns:cx6="http://schemas.microsoft.com/office/drawing/2016/5/12/chartex" xmlns:cx7="http://schemas.microsoft.com/office/drawing/2016/5/13/chartex" xmlns:cx8="http://schemas.microsoft.com/office/drawing/2016/5/14/chartex" xmlns:mc="http://schemas.openxmlformats.org/markup-compatibility/2006" xmlns:aink="http://schemas.microsoft.com/office/drawing/2016/ink" xmlns:am3d="http://schemas.microsoft.com/office/drawing/2017/model3d" xmlns:o="urn:schemas-microsoft-com:office:office" xmlns:oel="http://schemas.microsoft.com/office/2019/extlst" xmlns:r="http://schemas.openxmlformats.org/officeDocument/2006/relationships" xmlns:m="http://schemas.openxmlformats.org/officeDocument/2006/math" xmlns:v="urn:schemas-microsoft-com:vml" xmlns:wp14="http://schemas.microsoft.com/office/word/2010/wordprocessingDrawing" xmlns:wp="http://schemas.openxmlformats.org/drawingml/2006/wordprocessingDrawing" xmlns:w10="urn:schemas-microsoft-com:office:word" xmlns:w="http://schemas.openxmlformats.org/wordprocessingml/2006/main" xmlns:w14="http://schemas.microsoft.com/office/word/2010/wordml" xmlns:w15="http://schemas.microsoft.com/office/word/2012/wordml" xmlns:w16cex="http://schemas.microsoft.com/office/word/2018/wordml/cex" xmlns:w16cid="http://schemas.microsoft.com/office/word/2016/wordml/cid" xmlns:w16="http://schemas.microsoft.com/office/word/2018/wordml" xmlns:w16sdtdh="http://schemas.microsoft.com/office/word/2020/wordml/sdtdatahash" xmlns:w16se="http://schemas.microsoft.com/office/word/2015/wordml/symex" xmlns:wpg="http://schemas.microsoft.com/office/word/2010/wordprocessingGroup" xmlns:wpi="http://schemas.microsoft.com/office/word/2010/wordprocessingInk" xmlns:wne="http://schemas.microsoft.com/office/word/2006/wordml" xmlns:wps="http://schemas.microsoft.com/office/word/2010/wordprocessingShape" mc:Ignorable="w14 w15 w16se w16cid w16 w16cex w16sdtdh wp14">
+<w:document xmlns:wpc="http://schemas.microsoft.com/office/word/2010/wordprocessingCanvas" xmlns:cx="http://schemas.microsoft.com/office/drawing/2014/chartex" xmlns:mc="http://schemas.openxmlformats.org/markup-compatibility/2006" xmlns:o="urn:schemas-microsoft-com:office:office" xmlns:r="http://schemas.openxmlformats.org/officeDocument/2006/relationships" xmlns:m="http://schemas.openxmlformats.org/officeDocument/2006/math" xmlns:v="urn:schemas-microsoft-com:vml" xmlns:wp14="http://schemas.microsoft.com/office/word/2010/wordprocessingDrawing" xmlns:wp="http://schemas.openxmlformats.org/drawingml/2006/wordprocessingDrawing" xmlns:w10="urn:schemas-microsoft-com:office:word" xmlns:w="http://schemas.openxmlformats.org/wordprocessingml/2006/main" xmlns:w14="http://schemas.microsoft.com/office/word/2010/wordml" xmlns:w15="http://schemas.microsoft.com/office/word/2012/wordml" xmlns:w16se="http://schemas.microsoft.com/office/word/2015/wordml/symex" xmlns:wpg="http://schemas.microsoft.com/office/word/2010/wordprocessingGroup" xmlns:wpi="http://schemas.microsoft.com/office/word/2010/wordprocessingInk" xmlns:wne="http://schemas.microsoft.com/office/word/2006/wordml" xmlns:wps="http://schemas.microsoft.com/office/word/2010/wordprocessingShape" mc:Ignorable="w14 w15 w16se wp14">
   <w:body>
     <w:p>
       <w:pPr>
@@ -135,7 +135,23 @@
           <w:rFonts w:ascii="Arial" w:eastAsia="Times New Roman" w:hAnsi="Arial" w:cs="Arial"/>
           <w:b/>
         </w:rPr>
-        <w:t xml:space="preserve"> to be given by ALL the Legal Heirs OR Legal Heirs named in Succession Certificate*/ Probate of Will*/ Will*/ Letter of Administration*/ Legal Heirship Certificate*(or its equivalent certificate)*/Court Decree*</w:t>
+        <w:t xml:space="preserve"> to be given by ALL the Legal Heirs OR Legal Heirs named in Succession Certificate*/ Probate of Will*/ Will*/ Letter of Administration*/ Legal Heirship Certificate*(or its equivalent </w:t>
+      </w:r>
+      <w:proofErr w:type="gramStart"/>
+      <w:r>
+        <w:rPr>
+          <w:rFonts w:ascii="Arial" w:eastAsia="Times New Roman" w:hAnsi="Arial" w:cs="Arial"/>
+          <w:b/>
+        </w:rPr>
+        <w:t>certificate)*</w:t>
+      </w:r>
+      <w:proofErr w:type="gramEnd"/>
+      <w:r>
+        <w:rPr>
+          <w:rFonts w:ascii="Arial" w:eastAsia="Times New Roman" w:hAnsi="Arial" w:cs="Arial"/>
+          <w:b/>
+        </w:rPr>
+        <w:t>/Court Decree*</w:t>
       </w:r>
     </w:p>
     <w:p>
@@ -256,7 +272,181 @@
           <w:sz w:val="22"/>
           <w:u w:val="none"/>
         </w:rPr>
-        <w:t xml:space="preserve">I/We </w:t>
+        <w:t>I</w:t>
+      </w:r>
+      <w:r>
+        <w:rPr>
+          <w:rFonts w:ascii="Arial" w:eastAsia="Calibri" w:hAnsi="Arial" w:cs="Arial"/>
+          <w:bCs/>
+          <w:sz w:val="22"/>
+          <w:u w:val="none"/>
+        </w:rPr>
+        <w:t xml:space="preserve"> </w:t>
+      </w:r>
+      <w:r>
+        <w:rPr>
+          <w:rFonts w:ascii="Helvetica" w:hAnsi="Helvetica" w:cs="Helvetica"/>
+          <w:b/>
+          <w:color w:val="auto"/>
+          <w:sz w:val="22"/>
+          <w:u w:val="none"/>
+        </w:rPr>
+        <w:t xml:space="preserve">[Name as per </w:t>
+      </w:r>
+      <w:proofErr w:type="spellStart"/>
+      <w:r>
+        <w:rPr>
+          <w:rFonts w:ascii="Helvetica" w:hAnsi="Helvetica" w:cs="Helvetica"/>
+          <w:b/>
+          <w:color w:val="auto"/>
+          <w:sz w:val="22"/>
+          <w:u w:val="none"/>
+        </w:rPr>
+        <w:t>Aadhar</w:t>
+      </w:r>
+      <w:proofErr w:type="spellEnd"/>
+      <w:r>
+        <w:rPr>
+          <w:rFonts w:ascii="Helvetica" w:hAnsi="Helvetica" w:cs="Helvetica"/>
+          <w:b/>
+          <w:color w:val="auto"/>
+          <w:sz w:val="22"/>
+          <w:u w:val="none"/>
+        </w:rPr>
+        <w:t xml:space="preserve"> LH5</w:t>
+      </w:r>
+      <w:r>
+        <w:rPr>
+          <w:rFonts w:ascii="Helvetica" w:hAnsi="Helvetica" w:cs="Helvetica"/>
+          <w:b/>
+          <w:color w:val="auto"/>
+          <w:sz w:val="22"/>
+          <w:u w:val="none"/>
+        </w:rPr>
+        <w:t>]</w:t>
+      </w:r>
+      <w:r>
+        <w:rPr>
+          <w:rFonts w:ascii="Helvetica" w:hAnsi="Helvetica" w:cs="Helvetica"/>
+          <w:color w:val="FF0000"/>
+          <w:sz w:val="22"/>
+          <w:u w:val="none"/>
+        </w:rPr>
+        <w:t xml:space="preserve"> </w:t>
+      </w:r>
+      <w:r>
+        <w:rPr>
+          <w:rFonts w:ascii="Arial" w:eastAsia="Calibri" w:hAnsi="Arial" w:cs="Arial"/>
+          <w:bCs/>
+          <w:sz w:val="22"/>
+          <w:u w:val="none"/>
+        </w:rPr>
+        <w:t>#</w:t>
+      </w:r>
+      <w:r>
+        <w:rPr>
+          <w:rFonts w:ascii="Arial" w:hAnsi="Arial" w:cs="Arial"/>
+          <w:bCs/>
+          <w:sz w:val="22"/>
+          <w:u w:val="none"/>
+        </w:rPr>
+        <w:t>Son</w:t>
+      </w:r>
+      <w:r>
+        <w:rPr>
+          <w:rFonts w:ascii="Arial" w:hAnsi="Arial" w:cs="Arial"/>
+          <w:bCs/>
+          <w:sz w:val="22"/>
+          <w:u w:val="none"/>
+        </w:rPr>
+        <w:t xml:space="preserve"> </w:t>
+      </w:r>
+      <w:r>
+        <w:rPr>
+          <w:rFonts w:ascii="Arial" w:hAnsi="Arial" w:cs="Arial"/>
+          <w:bCs/>
+          <w:sz w:val="22"/>
+          <w:u w:val="none"/>
+        </w:rPr>
+        <w:t>/daughter</w:t>
+      </w:r>
+      <w:r>
+        <w:rPr>
+          <w:rFonts w:ascii="Arial" w:hAnsi="Arial" w:cs="Arial"/>
+          <w:bCs/>
+          <w:sz w:val="22"/>
+          <w:u w:val="none"/>
+        </w:rPr>
+        <w:t>/ spouse</w:t>
+      </w:r>
+      <w:r>
+        <w:rPr>
+          <w:rFonts w:ascii="Arial" w:hAnsi="Arial" w:cs="Arial"/>
+          <w:bCs/>
+          <w:sz w:val="22"/>
+          <w:u w:val="none"/>
+        </w:rPr>
+        <w:t xml:space="preserve"> of </w:t>
+      </w:r>
+      <w:r>
+        <w:rPr>
+          <w:rFonts w:ascii="Helvetica" w:hAnsi="Helvetica" w:cs="Helvetica"/>
+          <w:b/>
+          <w:color w:val="auto"/>
+          <w:sz w:val="22"/>
+          <w:u w:val="none"/>
+        </w:rPr>
+        <w:t>[Father Name LH5</w:t>
+      </w:r>
+      <w:r>
+        <w:rPr>
+          <w:rFonts w:ascii="Helvetica" w:hAnsi="Helvetica" w:cs="Helvetica"/>
+          <w:b/>
+          <w:color w:val="auto"/>
+          <w:sz w:val="22"/>
+          <w:u w:val="none"/>
+        </w:rPr>
+        <w:t>]</w:t>
+      </w:r>
+      <w:r>
+        <w:rPr>
+          <w:rFonts w:ascii="Arial" w:hAnsi="Arial" w:cs="Arial"/>
+          <w:bCs/>
+          <w:sz w:val="22"/>
+          <w:u w:val="none"/>
+        </w:rPr>
+        <w:t>. Residing</w:t>
+      </w:r>
+      <w:r>
+        <w:rPr>
+          <w:rFonts w:ascii="Arial" w:hAnsi="Arial" w:cs="Arial"/>
+          <w:bCs/>
+          <w:sz w:val="22"/>
+          <w:u w:val="none"/>
+        </w:rPr>
+        <w:t xml:space="preserve"> at </w:t>
+      </w:r>
+      <w:r>
+        <w:rPr>
+          <w:rFonts w:ascii="Helvetica" w:hAnsi="Helvetica" w:cs="Helvetica"/>
+          <w:b/>
+          <w:color w:val="auto"/>
+          <w:sz w:val="22"/>
+          <w:u w:val="none"/>
+          <w:shd w:val="clear" w:color="auto" w:fill="FFFFFF"/>
+        </w:rPr>
+        <w:t>[Address LH5</w:t>
+      </w:r>
+      <w:r>
+        <w:rPr>
+          <w:rFonts w:ascii="Helvetica" w:hAnsi="Helvetica" w:cs="Helvetica"/>
+          <w:b/>
+          <w:color w:val="auto"/>
+          <w:sz w:val="22"/>
+          <w:u w:val="none"/>
+          <w:shd w:val="clear" w:color="auto" w:fill="FFFFFF"/>
+        </w:rPr>
+        <w:t>]</w:t>
       </w:r>
       <w:r>
         <w:rPr>
@@ -266,54 +456,7 @@
           <w:u w:val="none"/>
           <w:shd w:val="clear" w:color="auto" w:fill="FFFFFF"/>
         </w:rPr>
-        <w:t>[Name as per Aadhar LH</w:t>
-      </w:r>
-      <w:r>
-        <w:rPr>
-          <w:rFonts w:ascii="Helvetica" w:hAnsi="Helvetica" w:cs="Helvetica"/>
-          <w:color w:val="FF0000"/>
-          <w:sz w:val="22"/>
-          <w:u w:val="none"/>
-          <w:shd w:val="clear" w:color="auto" w:fill="FFFFFF"/>
-        </w:rPr>
-        <w:t>5</w:t>
-      </w:r>
-      <w:r>
-        <w:rPr>
-          <w:rFonts w:ascii="Helvetica" w:hAnsi="Helvetica" w:cs="Helvetica"/>
-          <w:color w:val="FF0000"/>
-          <w:sz w:val="22"/>
-          <w:u w:val="none"/>
-          <w:shd w:val="clear" w:color="auto" w:fill="FFFFFF"/>
-        </w:rPr>
-        <w:t>]</w:t>
-      </w:r>
-      <w:r>
-        <w:rPr>
-          <w:rFonts w:ascii="Helvetica" w:hAnsi="Helvetica" w:cs="Helvetica"/>
-          <w:color w:val="FF0000"/>
-          <w:sz w:val="22"/>
-          <w:u w:val="none"/>
-        </w:rPr>
-        <w:t>,</w:t>
-      </w:r>
-      <w:r>
-        <w:rPr>
-          <w:rFonts w:ascii="Helvetica" w:hAnsi="Helvetica" w:cs="Helvetica"/>
-          <w:color w:val="FF0000"/>
-          <w:sz w:val="24"/>
-          <w:u w:val="none"/>
-        </w:rPr>
-        <w:t xml:space="preserve"> </w:t>
-      </w:r>
-      <w:r>
-        <w:rPr>
-          <w:rFonts w:ascii="Arial" w:eastAsia="Calibri" w:hAnsi="Arial" w:cs="Arial"/>
-          <w:bCs/>
-          <w:sz w:val="22"/>
-          <w:u w:val="none"/>
-        </w:rPr>
-        <w:t>#</w:t>
+        <w:t xml:space="preserve">, </w:t>
       </w:r>
       <w:r>
         <w:rPr>
@@ -322,135 +465,6 @@
           <w:sz w:val="22"/>
           <w:u w:val="none"/>
         </w:rPr>
-        <w:t>Son</w:t>
-      </w:r>
-      <w:r>
-        <w:rPr>
-          <w:rFonts w:ascii="Arial" w:hAnsi="Arial" w:cs="Arial"/>
-          <w:bCs/>
-          <w:sz w:val="22"/>
-          <w:u w:val="none"/>
-        </w:rPr>
-        <w:t xml:space="preserve"> </w:t>
-      </w:r>
-      <w:r>
-        <w:rPr>
-          <w:rFonts w:ascii="Arial" w:hAnsi="Arial" w:cs="Arial"/>
-          <w:bCs/>
-          <w:sz w:val="22"/>
-          <w:u w:val="none"/>
-        </w:rPr>
-        <w:t>/daughter</w:t>
-      </w:r>
-      <w:r>
-        <w:rPr>
-          <w:rFonts w:ascii="Arial" w:hAnsi="Arial" w:cs="Arial"/>
-          <w:bCs/>
-          <w:sz w:val="22"/>
-          <w:u w:val="none"/>
-        </w:rPr>
-        <w:t>/ spouse</w:t>
-      </w:r>
-      <w:r>
-        <w:rPr>
-          <w:rFonts w:ascii="Arial" w:hAnsi="Arial" w:cs="Arial"/>
-          <w:bCs/>
-          <w:sz w:val="22"/>
-          <w:u w:val="none"/>
-        </w:rPr>
-        <w:t xml:space="preserve"> of </w:t>
-      </w:r>
-      <w:r>
-        <w:rPr>
-          <w:rFonts w:ascii="Helvetica" w:hAnsi="Helvetica" w:cs="Helvetica"/>
-          <w:color w:val="FF0000"/>
-          <w:sz w:val="22"/>
-          <w:u w:val="none"/>
-        </w:rPr>
-        <w:t xml:space="preserve">[Father Name </w:t>
-      </w:r>
-      <w:r>
-        <w:rPr>
-          <w:rFonts w:ascii="Helvetica" w:hAnsi="Helvetica" w:cs="Helvetica"/>
-          <w:color w:val="FF0000"/>
-          <w:sz w:val="22"/>
-          <w:u w:val="none"/>
-        </w:rPr>
-        <w:t>LH</w:t>
-      </w:r>
-      <w:r>
-        <w:rPr>
-          <w:rFonts w:ascii="Helvetica" w:hAnsi="Helvetica" w:cs="Helvetica"/>
-          <w:color w:val="FF0000"/>
-          <w:sz w:val="22"/>
-          <w:u w:val="none"/>
-        </w:rPr>
-        <w:t>5</w:t>
-      </w:r>
-      <w:r>
-        <w:rPr>
-          <w:rFonts w:ascii="Helvetica" w:hAnsi="Helvetica" w:cs="Helvetica"/>
-          <w:color w:val="FF0000"/>
-          <w:sz w:val="22"/>
-          <w:u w:val="none"/>
-        </w:rPr>
-        <w:t>]</w:t>
-      </w:r>
-      <w:r>
-        <w:rPr>
-          <w:rFonts w:ascii="Arial" w:hAnsi="Arial" w:cs="Arial"/>
-          <w:bCs/>
-          <w:sz w:val="22"/>
-          <w:u w:val="none"/>
-        </w:rPr>
-        <w:t>. Residing</w:t>
-      </w:r>
-      <w:r>
-        <w:rPr>
-          <w:rFonts w:ascii="Arial" w:hAnsi="Arial" w:cs="Arial"/>
-          <w:bCs/>
-          <w:sz w:val="22"/>
-          <w:u w:val="none"/>
-        </w:rPr>
-        <w:t xml:space="preserve"> at </w:t>
-      </w:r>
-      <w:r>
-        <w:rPr>
-          <w:rFonts w:ascii="Helvetica" w:hAnsi="Helvetica" w:cs="Helvetica"/>
-          <w:color w:val="FF0000"/>
-          <w:sz w:val="22"/>
-          <w:u w:val="none"/>
-          <w:shd w:val="clear" w:color="auto" w:fill="FFFFFF"/>
-        </w:rPr>
-        <w:t>[Address LH</w:t>
-      </w:r>
-      <w:r>
-        <w:rPr>
-          <w:rFonts w:ascii="Helvetica" w:hAnsi="Helvetica" w:cs="Helvetica"/>
-          <w:color w:val="FF0000"/>
-          <w:sz w:val="22"/>
-          <w:u w:val="none"/>
-          <w:shd w:val="clear" w:color="auto" w:fill="FFFFFF"/>
-        </w:rPr>
-        <w:t>5</w:t>
-      </w:r>
-      <w:r>
-        <w:rPr>
-          <w:rFonts w:ascii="Helvetica" w:hAnsi="Helvetica" w:cs="Helvetica"/>
-          <w:color w:val="FF0000"/>
-          <w:sz w:val="22"/>
-          <w:u w:val="none"/>
-          <w:shd w:val="clear" w:color="auto" w:fill="FFFFFF"/>
-        </w:rPr>
-        <w:t xml:space="preserve">], </w:t>
-      </w:r>
-      <w:r>
-        <w:rPr>
-          <w:rFonts w:ascii="Arial" w:hAnsi="Arial" w:cs="Arial"/>
-          <w:bCs/>
-          <w:sz w:val="22"/>
-          <w:u w:val="none"/>
-        </w:rPr>
         <w:t xml:space="preserve">do hereby solemnly affirm and state on oath as follows. </w:t>
       </w:r>
     </w:p>
@@ -467,98 +481,48 @@
         <w:rPr>
           <w:rFonts w:ascii="Arial" w:eastAsia="Times New Roman" w:hAnsi="Arial" w:cs="Arial"/>
         </w:rPr>
-        <w:t xml:space="preserve">That Mr. /Mrs </w:t>
+        <w:t xml:space="preserve">That </w:t>
+      </w:r>
+      <w:r>
+        <w:rPr>
+          <w:rFonts w:ascii="Arial" w:eastAsia="Times New Roman" w:hAnsi="Arial" w:cs="Arial"/>
+        </w:rPr>
+        <w:t xml:space="preserve">Late </w:t>
+      </w:r>
+      <w:r>
+        <w:rPr>
+          <w:rFonts w:ascii="Arial" w:eastAsia="Times New Roman" w:hAnsi="Arial" w:cs="Arial"/>
+        </w:rPr>
+        <w:t>Mr. /</w:t>
+      </w:r>
+      <w:proofErr w:type="spellStart"/>
+      <w:r>
+        <w:rPr>
+          <w:rFonts w:ascii="Arial" w:eastAsia="Times New Roman" w:hAnsi="Arial" w:cs="Arial"/>
+        </w:rPr>
+        <w:t>Mrs</w:t>
+      </w:r>
+      <w:proofErr w:type="spellEnd"/>
+      <w:r>
+        <w:rPr>
+          <w:rFonts w:ascii="Arial" w:eastAsia="Times New Roman" w:hAnsi="Arial" w:cs="Arial"/>
+          <w:b/>
+        </w:rPr>
+        <w:t xml:space="preserve"> </w:t>
       </w:r>
       <w:r>
         <w:rPr>
           <w:rFonts w:ascii="Helvetica" w:hAnsi="Helvetica" w:cs="Helvetica"/>
-          <w:color w:val="FF0000"/>
+          <w:b/>
         </w:rPr>
         <w:t>[Name as per DC H1]</w:t>
       </w:r>
       <w:r>
         <w:rPr>
           <w:rFonts w:ascii="Helvetica" w:hAnsi="Helvetica" w:cs="Helvetica"/>
-          <w:color w:val="FF0000"/>
-        </w:rPr>
-        <w:t xml:space="preserve">, </w:t>
-      </w:r>
-      <w:r>
-        <w:rPr>
-          <w:rFonts w:ascii="Helvetica" w:hAnsi="Helvetica" w:cs="Helvetica"/>
-          <w:color w:val="FF0000"/>
-        </w:rPr>
-        <w:t>[Name as per DC H</w:t>
-      </w:r>
-      <w:r>
-        <w:rPr>
-          <w:rFonts w:ascii="Helvetica" w:hAnsi="Helvetica" w:cs="Helvetica"/>
-          <w:color w:val="FF0000"/>
-        </w:rPr>
-        <w:t>2</w:t>
-      </w:r>
-      <w:r>
-        <w:rPr>
-          <w:rFonts w:ascii="Helvetica" w:hAnsi="Helvetica" w:cs="Helvetica"/>
-          <w:color w:val="FF0000"/>
-        </w:rPr>
-        <w:t>]</w:t>
-      </w:r>
-      <w:r>
-        <w:rPr>
-          <w:rFonts w:ascii="Helvetica" w:hAnsi="Helvetica" w:cs="Helvetica"/>
-          <w:color w:val="FF0000"/>
-        </w:rPr>
-        <w:t xml:space="preserve">, </w:t>
-      </w:r>
-      <w:r>
-        <w:rPr>
-          <w:rFonts w:ascii="Helvetica" w:hAnsi="Helvetica" w:cs="Helvetica"/>
-          <w:color w:val="FF0000"/>
-        </w:rPr>
-        <w:t>[Name as per DC H</w:t>
-      </w:r>
-      <w:r>
-        <w:rPr>
-          <w:rFonts w:ascii="Helvetica" w:hAnsi="Helvetica" w:cs="Helvetica"/>
-          <w:color w:val="FF0000"/>
-        </w:rPr>
-        <w:t>3</w:t>
-      </w:r>
-      <w:r>
-        <w:rPr>
-          <w:rFonts w:ascii="Helvetica" w:hAnsi="Helvetica" w:cs="Helvetica"/>
-          <w:color w:val="FF0000"/>
-        </w:rPr>
-        <w:t>]</w:t>
-      </w:r>
-      <w:r>
-        <w:rPr>
-          <w:rFonts w:ascii="Helvetica" w:hAnsi="Helvetica" w:cs="Helvetica"/>
-          <w:color w:val="FF0000"/>
-        </w:rPr>
-        <w:t xml:space="preserve">, </w:t>
-      </w:r>
-      <w:r>
-        <w:rPr>
-          <w:rFonts w:ascii="Helvetica" w:hAnsi="Helvetica" w:cs="Helvetica"/>
-          <w:color w:val="FF0000"/>
-        </w:rPr>
-        <w:t>[Name as per DC H</w:t>
-      </w:r>
-      <w:r>
-        <w:rPr>
-          <w:rFonts w:ascii="Helvetica" w:hAnsi="Helvetica" w:cs="Helvetica"/>
-          <w:color w:val="FF0000"/>
-        </w:rPr>
-        <w:t>4</w:t>
-      </w:r>
-      <w:r>
-        <w:rPr>
-          <w:rFonts w:ascii="Helvetica" w:hAnsi="Helvetica" w:cs="Helvetica"/>
-          <w:color w:val="FF0000"/>
-        </w:rPr>
-        <w:t>]</w:t>
+          <w:b/>
+        </w:rPr>
+        <w:t>, [Name as per DC H2], [Name as per DC H3], [Name as per DC H4]</w:t>
       </w:r>
       <w:r>
         <w:rPr>
@@ -732,6 +696,7 @@
               <w:ind w:left="8"/>
               <w:rPr>
                 <w:rFonts w:ascii="Arial" w:hAnsi="Arial" w:cs="Arial"/>
+                <w:b/>
                 <w:sz w:val="24"/>
                 <w:szCs w:val="24"/>
               </w:rPr>
@@ -739,7 +704,7 @@
             <w:r>
               <w:rPr>
                 <w:rFonts w:ascii="Helvetica" w:hAnsi="Helvetica" w:cs="Helvetica"/>
-                <w:color w:val="FF0000"/>
+                <w:b/>
                 <w:sz w:val="20"/>
                 <w:szCs w:val="20"/>
                 <w:shd w:val="clear" w:color="auto" w:fill="FFFFFF"/>
@@ -757,7 +722,7 @@
               <w:ind w:left="6"/>
               <w:rPr>
                 <w:rFonts w:ascii="Arial" w:hAnsi="Arial" w:cs="Arial"/>
-                <w:color w:val="FF0000"/>
+                <w:b/>
                 <w:sz w:val="24"/>
                 <w:szCs w:val="24"/>
               </w:rPr>
@@ -765,7 +730,7 @@
             <w:r>
               <w:rPr>
                 <w:rFonts w:ascii="Helvetica" w:hAnsi="Helvetica" w:cs="Helvetica"/>
-                <w:color w:val="FF0000"/>
+                <w:b/>
                 <w:sz w:val="20"/>
                 <w:szCs w:val="20"/>
                 <w:shd w:val="clear" w:color="auto" w:fill="FFFFFF"/>
@@ -783,7 +748,7 @@
               <w:ind w:left="8"/>
               <w:rPr>
                 <w:rFonts w:ascii="Arial" w:hAnsi="Arial" w:cs="Arial"/>
-                <w:color w:val="FF0000"/>
+                <w:b/>
                 <w:sz w:val="24"/>
                 <w:szCs w:val="24"/>
               </w:rPr>
@@ -791,7 +756,7 @@
             <w:r>
               <w:rPr>
                 <w:rFonts w:ascii="Helvetica" w:hAnsi="Helvetica" w:cs="Helvetica"/>
-                <w:color w:val="FF0000"/>
+                <w:b/>
                 <w:sz w:val="20"/>
                 <w:szCs w:val="20"/>
                 <w:shd w:val="clear" w:color="auto" w:fill="FFFFFF"/>
@@ -839,18 +804,46 @@
           <w:rFonts w:ascii="Arial" w:eastAsia="Times New Roman" w:hAnsi="Arial" w:cs="Arial"/>
           <w:bCs/>
         </w:rPr>
-        <w:t>Succession Certificate/ Legal Heirship Certificate(or its equivalent certificate)/Court Decree</w:t>
-      </w:r>
-      <w:r>
-        <w:rPr>
-          <w:rFonts w:ascii="Arial" w:eastAsia="Times New Roman" w:hAnsi="Arial" w:cs="Arial"/>
-        </w:rPr>
-        <w:t xml:space="preserve"> dated </w:t>
+        <w:t xml:space="preserve">Succession Certificate/ Legal Heirship </w:t>
+      </w:r>
+      <w:proofErr w:type="gramStart"/>
+      <w:r>
+        <w:rPr>
+          <w:rFonts w:ascii="Arial" w:eastAsia="Times New Roman" w:hAnsi="Arial" w:cs="Arial"/>
+          <w:bCs/>
+        </w:rPr>
+        <w:t>Certificate(</w:t>
+      </w:r>
+      <w:proofErr w:type="gramEnd"/>
+      <w:r>
+        <w:rPr>
+          <w:rFonts w:ascii="Arial" w:eastAsia="Times New Roman" w:hAnsi="Arial" w:cs="Arial"/>
+          <w:bCs/>
+        </w:rPr>
+        <w:t>or its equivalent certificate)/Court Decree</w:t>
+      </w:r>
+      <w:r>
+        <w:rPr>
+          <w:rFonts w:ascii="Arial" w:eastAsia="Times New Roman" w:hAnsi="Arial" w:cs="Arial"/>
+        </w:rPr>
+        <w:t xml:space="preserve"> dated</w:t>
+      </w:r>
+      <w:r>
+        <w:rPr>
+          <w:rFonts w:ascii="Arial" w:eastAsia="Times New Roman" w:hAnsi="Arial" w:cs="Arial"/>
+        </w:rPr>
+        <w:t xml:space="preserve">  </w:t>
+      </w:r>
+      <w:r>
+        <w:rPr>
+          <w:rFonts w:ascii="Arial" w:eastAsia="Times New Roman" w:hAnsi="Arial" w:cs="Arial"/>
+        </w:rPr>
+        <w:t xml:space="preserve"> </w:t>
       </w:r>
       <w:r>
         <w:rPr>
           <w:rFonts w:ascii="Helvetica" w:hAnsi="Helvetica" w:cs="Helvetica"/>
-          <w:color w:val="FF0000"/>
+          <w:b/>
           <w:sz w:val="20"/>
           <w:szCs w:val="20"/>
           <w:shd w:val="clear" w:color="auto" w:fill="FFFFFF"/>
@@ -861,7 +854,19 @@
         <w:rPr>
           <w:rFonts w:ascii="Arial" w:eastAsia="Times New Roman" w:hAnsi="Arial" w:cs="Arial"/>
         </w:rPr>
-        <w:t xml:space="preserve"> / according to the Law of Intestate Succession by which he/she was governed at the time of his/her death and without registering any nominee. *  </w:t>
+        <w:t xml:space="preserve"> </w:t>
+      </w:r>
+      <w:r>
+        <w:rPr>
+          <w:rFonts w:ascii="Arial" w:eastAsia="Times New Roman" w:hAnsi="Arial" w:cs="Arial"/>
+        </w:rPr>
+        <w:t xml:space="preserve">  </w:t>
+      </w:r>
+      <w:r>
+        <w:rPr>
+          <w:rFonts w:ascii="Arial" w:eastAsia="Times New Roman" w:hAnsi="Arial" w:cs="Arial"/>
+        </w:rPr>
+        <w:t xml:space="preserve">/ according to the Law of Intestate Succession by which he/she was governed at the time of his/her death and without registering any nominee. *  </w:t>
       </w:r>
     </w:p>
     <w:p>
@@ -934,7 +939,23 @@
           <w:rFonts w:ascii="Arial" w:eastAsia="Times New Roman" w:hAnsi="Arial" w:cs="Arial"/>
           <w:b/>
         </w:rPr>
-        <w:t>Succession Certificate*/ Probate of Will*/ Will*/ Letter of Administration*/ Legal Heirship Certificate*(or its equivalent certificate)*/ Court Decree*</w:t>
+        <w:t xml:space="preserve">Succession Certificate*/ Probate of Will*/ Will*/ Letter of Administration*/ Legal Heirship Certificate*(or its equivalent </w:t>
+      </w:r>
+      <w:proofErr w:type="gramStart"/>
+      <w:r>
+        <w:rPr>
+          <w:rFonts w:ascii="Arial" w:eastAsia="Times New Roman" w:hAnsi="Arial" w:cs="Arial"/>
+          <w:b/>
+        </w:rPr>
+        <w:t>certificate)*</w:t>
+      </w:r>
+      <w:proofErr w:type="gramEnd"/>
+      <w:r>
+        <w:rPr>
+          <w:rFonts w:ascii="Arial" w:eastAsia="Times New Roman" w:hAnsi="Arial" w:cs="Arial"/>
+          <w:b/>
+        </w:rPr>
+        <w:t>/ Court Decree*</w:t>
       </w:r>
       <w:r>
         <w:rPr>
@@ -1010,9 +1031,9 @@
         <w:tblLook w:val="04A0" w:firstRow="1" w:lastRow="0" w:firstColumn="1" w:lastColumn="0" w:noHBand="0" w:noVBand="1"/>
       </w:tblPr>
       <w:tblGrid>
-        <w:gridCol w:w="3670"/>
-        <w:gridCol w:w="3419"/>
-        <w:gridCol w:w="709"/>
+        <w:gridCol w:w="3262"/>
+        <w:gridCol w:w="3543"/>
+        <w:gridCol w:w="993"/>
         <w:gridCol w:w="1719"/>
       </w:tblGrid>
       <w:tr>
@@ -1021,7 +1042,7 @@
         </w:trPr>
         <w:tc>
           <w:tcPr>
-            <w:tcW w:w="3670" w:type="dxa"/>
+            <w:tcW w:w="3262" w:type="dxa"/>
           </w:tcPr>
           <w:p>
             <w:pPr>
@@ -1063,7 +1084,7 @@
         </w:tc>
         <w:tc>
           <w:tcPr>
-            <w:tcW w:w="3419" w:type="dxa"/>
+            <w:tcW w:w="3543" w:type="dxa"/>
           </w:tcPr>
           <w:p>
             <w:pPr>
@@ -1088,7 +1109,7 @@
         </w:tc>
         <w:tc>
           <w:tcPr>
-            <w:tcW w:w="709" w:type="dxa"/>
+            <w:tcW w:w="993" w:type="dxa"/>
           </w:tcPr>
           <w:p>
             <w:pPr>
@@ -1141,65 +1162,80 @@
         </w:trPr>
         <w:tc>
           <w:tcPr>
-            <w:tcW w:w="3670" w:type="dxa"/>
+            <w:tcW w:w="3262" w:type="dxa"/>
           </w:tcPr>
           <w:p>
             <w:pPr>
               <w:rPr>
                 <w:rFonts w:ascii="Arial" w:eastAsia="Times New Roman" w:hAnsi="Arial" w:cs="Arial"/>
-              </w:rPr>
-            </w:pPr>
-            <w:r>
-              <w:rPr>
-                <w:rFonts w:ascii="Arial" w:hAnsi="Arial" w:cs="Arial"/>
-              </w:rPr>
-              <w:t>1)</w:t>
-            </w:r>
-            <w:r>
-              <w:rPr>
-                <w:rFonts w:ascii="Arial" w:hAnsi="Arial" w:cs="Arial"/>
-                <w:color w:val="FF0000"/>
-              </w:rPr>
-              <w:t>[Name as per Aadhar C1]</w:t>
+                <w:b/>
+              </w:rPr>
+            </w:pPr>
+            <w:r>
+              <w:rPr>
+                <w:rFonts w:ascii="Arial" w:hAnsi="Arial" w:cs="Arial"/>
+                <w:b/>
+              </w:rPr>
+              <w:t>1)[Name as per Aadhar C1]</w:t>
             </w:r>
           </w:p>
         </w:tc>
         <w:tc>
           <w:tcPr>
-            <w:tcW w:w="3419" w:type="dxa"/>
+            <w:tcW w:w="3543" w:type="dxa"/>
           </w:tcPr>
           <w:p>
             <w:pPr>
               <w:ind w:right="315"/>
               <w:rPr>
+                <w:rFonts w:ascii="Arial" w:hAnsi="Arial" w:cs="Arial"/>
+                <w:b/>
+                <w:shd w:val="clear" w:color="auto" w:fill="FFFFFF"/>
+              </w:rPr>
+            </w:pPr>
+            <w:r>
+              <w:rPr>
+                <w:rFonts w:ascii="Arial" w:hAnsi="Arial" w:cs="Arial"/>
+                <w:b/>
+                <w:shd w:val="clear" w:color="auto" w:fill="FFFFFF"/>
+              </w:rPr>
+              <w:t>[Address C1]</w:t>
+            </w:r>
+          </w:p>
+          <w:p>
+            <w:pPr>
+              <w:ind w:right="315"/>
+              <w:rPr>
                 <w:rFonts w:ascii="Arial" w:eastAsia="Times New Roman" w:hAnsi="Arial" w:cs="Arial"/>
-              </w:rPr>
-            </w:pPr>
-            <w:r>
-              <w:rPr>
-                <w:rFonts w:ascii="Arial" w:hAnsi="Arial" w:cs="Arial"/>
-                <w:color w:val="FF0000"/>
-                <w:shd w:val="clear" w:color="auto" w:fill="FFFFFF"/>
-              </w:rPr>
-              <w:t>[Address C1],</w:t>
+                <w:b/>
+              </w:rPr>
+            </w:pPr>
+            <w:r>
+              <w:rPr>
+                <w:rFonts w:ascii="Arial" w:hAnsi="Arial" w:cs="Arial"/>
+                <w:b/>
+                <w:shd w:val="clear" w:color="auto" w:fill="FFFFFF"/>
+              </w:rPr>
+              <w:t>[Mobile No C1]</w:t>
             </w:r>
           </w:p>
         </w:tc>
         <w:tc>
           <w:tcPr>
-            <w:tcW w:w="709" w:type="dxa"/>
+            <w:tcW w:w="993" w:type="dxa"/>
           </w:tcPr>
           <w:p>
             <w:pPr>
               <w:ind w:left="66"/>
               <w:rPr>
                 <w:rFonts w:ascii="Arial" w:eastAsia="Times New Roman" w:hAnsi="Arial" w:cs="Arial"/>
-              </w:rPr>
-            </w:pPr>
-            <w:r>
-              <w:rPr>
-                <w:rFonts w:ascii="Arial" w:hAnsi="Arial" w:cs="Arial"/>
-                <w:color w:val="FF0000"/>
+                <w:b/>
+              </w:rPr>
+            </w:pPr>
+            <w:r>
+              <w:rPr>
+                <w:rFonts w:ascii="Arial" w:hAnsi="Arial" w:cs="Arial"/>
+                <w:b/>
                 <w:shd w:val="clear" w:color="auto" w:fill="FFFFFF"/>
               </w:rPr>
               <w:t>[Age C1]</w:t>
@@ -1215,13 +1251,13 @@
               <w:ind w:left="80" w:right="137"/>
               <w:rPr>
                 <w:rFonts w:ascii="Arial" w:eastAsia="Times New Roman" w:hAnsi="Arial" w:cs="Arial"/>
-                <w:color w:val="FF0000"/>
-              </w:rPr>
-            </w:pPr>
-            <w:r>
-              <w:rPr>
-                <w:rFonts w:ascii="Arial" w:hAnsi="Arial" w:cs="Arial"/>
-                <w:color w:val="FF0000"/>
+                <w:b/>
+              </w:rPr>
+            </w:pPr>
+            <w:r>
+              <w:rPr>
+                <w:rFonts w:ascii="Arial" w:hAnsi="Arial" w:cs="Arial"/>
+                <w:b/>
                 <w:shd w:val="clear" w:color="auto" w:fill="FFFFFF"/>
               </w:rPr>
               <w:t>[Deceased Relation C1]</w:t>
@@ -1235,31 +1271,33 @@
         </w:trPr>
         <w:tc>
           <w:tcPr>
-            <w:tcW w:w="3670" w:type="dxa"/>
+            <w:tcW w:w="3262" w:type="dxa"/>
           </w:tcPr>
           <w:p>
             <w:pPr>
               <w:rPr>
                 <w:rFonts w:ascii="Arial" w:eastAsia="Times New Roman" w:hAnsi="Arial" w:cs="Arial"/>
+                <w:b/>
               </w:rPr>
             </w:pPr>
             <w:r>
               <w:rPr>
                 <w:rFonts w:ascii="Arial" w:eastAsia="Times New Roman" w:hAnsi="Arial" w:cs="Arial"/>
+                <w:b/>
               </w:rPr>
               <w:t xml:space="preserve">2) </w:t>
             </w:r>
             <w:r>
               <w:rPr>
                 <w:rFonts w:ascii="Arial" w:hAnsi="Arial" w:cs="Arial"/>
-                <w:color w:val="FF0000"/>
+                <w:b/>
               </w:rPr>
               <w:t>[Name as per Aadhar C2</w:t>
             </w:r>
             <w:r>
               <w:rPr>
                 <w:rFonts w:ascii="Arial" w:hAnsi="Arial" w:cs="Arial"/>
-                <w:color w:val="FF0000"/>
+                <w:b/>
               </w:rPr>
               <w:t>]</w:t>
             </w:r>
@@ -1267,40 +1305,69 @@
         </w:tc>
         <w:tc>
           <w:tcPr>
-            <w:tcW w:w="3419" w:type="dxa"/>
+            <w:tcW w:w="3543" w:type="dxa"/>
           </w:tcPr>
           <w:p>
             <w:pPr>
               <w:ind w:right="315"/>
               <w:rPr>
+                <w:rFonts w:ascii="Arial" w:hAnsi="Arial" w:cs="Arial"/>
+                <w:b/>
+                <w:shd w:val="clear" w:color="auto" w:fill="FFFFFF"/>
+              </w:rPr>
+            </w:pPr>
+            <w:r>
+              <w:rPr>
+                <w:rFonts w:ascii="Arial" w:hAnsi="Arial" w:cs="Arial"/>
+                <w:b/>
+                <w:shd w:val="clear" w:color="auto" w:fill="FFFFFF"/>
+              </w:rPr>
+              <w:t>[Address C2]</w:t>
+            </w:r>
+          </w:p>
+          <w:p>
+            <w:pPr>
+              <w:ind w:right="315"/>
+              <w:rPr>
+                <w:rFonts w:ascii="Arial" w:hAnsi="Arial" w:cs="Arial"/>
+                <w:b/>
+                <w:shd w:val="clear" w:color="auto" w:fill="FFFFFF"/>
+              </w:rPr>
+            </w:pPr>
+            <w:r>
+              <w:rPr>
+                <w:rFonts w:ascii="Arial" w:hAnsi="Arial" w:cs="Arial"/>
+                <w:b/>
+                <w:shd w:val="clear" w:color="auto" w:fill="FFFFFF"/>
+              </w:rPr>
+              <w:t>[Mobile No C2]</w:t>
+            </w:r>
+          </w:p>
+          <w:p>
+            <w:pPr>
+              <w:ind w:right="315"/>
+              <w:rPr>
                 <w:rFonts w:ascii="Arial" w:eastAsia="Times New Roman" w:hAnsi="Arial" w:cs="Arial"/>
               </w:rPr>
             </w:pPr>
-            <w:r>
-              <w:rPr>
-                <w:rFonts w:ascii="Arial" w:hAnsi="Arial" w:cs="Arial"/>
-                <w:color w:val="FF0000"/>
-                <w:shd w:val="clear" w:color="auto" w:fill="FFFFFF"/>
-              </w:rPr>
-              <w:t>[Address C2],</w:t>
-            </w:r>
           </w:p>
         </w:tc>
         <w:tc>
           <w:tcPr>
-            <w:tcW w:w="709" w:type="dxa"/>
+            <w:tcW w:w="993" w:type="dxa"/>
           </w:tcPr>
           <w:p>
             <w:pPr>
               <w:ind w:left="66"/>
               <w:rPr>
                 <w:rFonts w:ascii="Arial" w:eastAsia="Times New Roman" w:hAnsi="Arial" w:cs="Arial"/>
-              </w:rPr>
-            </w:pPr>
-            <w:r>
-              <w:rPr>
-                <w:rFonts w:ascii="Arial" w:hAnsi="Arial" w:cs="Arial"/>
-                <w:color w:val="FF0000"/>
+                <w:b/>
+              </w:rPr>
+            </w:pPr>
+            <w:r>
+              <w:rPr>
+                <w:rFonts w:ascii="Arial" w:hAnsi="Arial" w:cs="Arial"/>
+                <w:b/>
                 <w:shd w:val="clear" w:color="auto" w:fill="FFFFFF"/>
               </w:rPr>
               <w:t>[Age C2]</w:t>
@@ -1316,13 +1383,13 @@
               <w:ind w:left="80" w:right="137"/>
               <w:rPr>
                 <w:rFonts w:ascii="Arial" w:eastAsia="Times New Roman" w:hAnsi="Arial" w:cs="Arial"/>
-                <w:color w:val="FF0000"/>
-              </w:rPr>
-            </w:pPr>
-            <w:r>
-              <w:rPr>
-                <w:rFonts w:ascii="Arial" w:hAnsi="Arial" w:cs="Arial"/>
-                <w:color w:val="FF0000"/>
+                <w:b/>
+              </w:rPr>
+            </w:pPr>
+            <w:r>
+              <w:rPr>
+                <w:rFonts w:ascii="Arial" w:hAnsi="Arial" w:cs="Arial"/>
+                <w:b/>
                 <w:shd w:val="clear" w:color="auto" w:fill="FFFFFF"/>
               </w:rPr>
               <w:t>[Deceased Relation C2]</w:t>
@@ -1336,38 +1403,40 @@
         </w:trPr>
         <w:tc>
           <w:tcPr>
-            <w:tcW w:w="3670" w:type="dxa"/>
+            <w:tcW w:w="3262" w:type="dxa"/>
           </w:tcPr>
           <w:p>
             <w:pPr>
               <w:rPr>
                 <w:rFonts w:ascii="Arial" w:eastAsia="Times New Roman" w:hAnsi="Arial" w:cs="Arial"/>
+                <w:b/>
               </w:rPr>
             </w:pPr>
             <w:r>
               <w:rPr>
                 <w:rFonts w:ascii="Arial" w:eastAsia="Times New Roman" w:hAnsi="Arial" w:cs="Arial"/>
+                <w:b/>
               </w:rPr>
               <w:t>3)</w:t>
             </w:r>
             <w:r>
               <w:rPr>
                 <w:rFonts w:ascii="Arial" w:hAnsi="Arial" w:cs="Arial"/>
-                <w:color w:val="FF0000"/>
+                <w:b/>
               </w:rPr>
               <w:t xml:space="preserve"> [Name as per Aadhar C</w:t>
             </w:r>
             <w:r>
               <w:rPr>
                 <w:rFonts w:ascii="Arial" w:hAnsi="Arial" w:cs="Arial"/>
-                <w:color w:val="FF0000"/>
+                <w:b/>
               </w:rPr>
               <w:t>3</w:t>
             </w:r>
             <w:r>
               <w:rPr>
                 <w:rFonts w:ascii="Arial" w:hAnsi="Arial" w:cs="Arial"/>
-                <w:color w:val="FF0000"/>
+                <w:b/>
               </w:rPr>
               <w:t>]</w:t>
             </w:r>
@@ -1375,40 +1444,60 @@
         </w:tc>
         <w:tc>
           <w:tcPr>
-            <w:tcW w:w="3419" w:type="dxa"/>
+            <w:tcW w:w="3543" w:type="dxa"/>
           </w:tcPr>
           <w:p>
             <w:pPr>
               <w:ind w:right="315"/>
               <w:rPr>
+                <w:rFonts w:ascii="Arial" w:hAnsi="Arial" w:cs="Arial"/>
+                <w:b/>
+                <w:shd w:val="clear" w:color="auto" w:fill="FFFFFF"/>
+              </w:rPr>
+            </w:pPr>
+            <w:r>
+              <w:rPr>
+                <w:rFonts w:ascii="Arial" w:hAnsi="Arial" w:cs="Arial"/>
+                <w:b/>
+                <w:shd w:val="clear" w:color="auto" w:fill="FFFFFF"/>
+              </w:rPr>
+              <w:t>[Address C3]</w:t>
+            </w:r>
+          </w:p>
+          <w:p>
+            <w:pPr>
+              <w:ind w:right="315"/>
+              <w:rPr>
                 <w:rFonts w:ascii="Arial" w:eastAsia="Times New Roman" w:hAnsi="Arial" w:cs="Arial"/>
-              </w:rPr>
-            </w:pPr>
-            <w:r>
-              <w:rPr>
-                <w:rFonts w:ascii="Arial" w:hAnsi="Arial" w:cs="Arial"/>
-                <w:color w:val="FF0000"/>
-                <w:shd w:val="clear" w:color="auto" w:fill="FFFFFF"/>
-              </w:rPr>
-              <w:t>[Address C3],</w:t>
+                <w:b/>
+              </w:rPr>
+            </w:pPr>
+            <w:r>
+              <w:rPr>
+                <w:rFonts w:ascii="Arial" w:hAnsi="Arial" w:cs="Arial"/>
+                <w:b/>
+                <w:shd w:val="clear" w:color="auto" w:fill="FFFFFF"/>
+              </w:rPr>
+              <w:t>[Mobile No C3]</w:t>
             </w:r>
           </w:p>
         </w:tc>
         <w:tc>
           <w:tcPr>
-            <w:tcW w:w="709" w:type="dxa"/>
+            <w:tcW w:w="993" w:type="dxa"/>
           </w:tcPr>
           <w:p>
             <w:pPr>
               <w:ind w:left="66"/>
               <w:rPr>
                 <w:rFonts w:ascii="Arial" w:eastAsia="Times New Roman" w:hAnsi="Arial" w:cs="Arial"/>
-              </w:rPr>
-            </w:pPr>
-            <w:r>
-              <w:rPr>
-                <w:rFonts w:ascii="Arial" w:hAnsi="Arial" w:cs="Arial"/>
-                <w:color w:val="FF0000"/>
+                <w:b/>
+              </w:rPr>
+            </w:pPr>
+            <w:r>
+              <w:rPr>
+                <w:rFonts w:ascii="Arial" w:hAnsi="Arial" w:cs="Arial"/>
+                <w:b/>
                 <w:shd w:val="clear" w:color="auto" w:fill="FFFFFF"/>
               </w:rPr>
               <w:t>[Age C3]</w:t>
@@ -1424,13 +1513,13 @@
               <w:ind w:left="80" w:right="137"/>
               <w:rPr>
                 <w:rFonts w:ascii="Arial" w:eastAsia="Times New Roman" w:hAnsi="Arial" w:cs="Arial"/>
-                <w:color w:val="FF0000"/>
-              </w:rPr>
-            </w:pPr>
-            <w:r>
-              <w:rPr>
-                <w:rFonts w:ascii="Arial" w:hAnsi="Arial" w:cs="Arial"/>
-                <w:color w:val="FF0000"/>
+                <w:b/>
+              </w:rPr>
+            </w:pPr>
+            <w:r>
+              <w:rPr>
+                <w:rFonts w:ascii="Arial" w:hAnsi="Arial" w:cs="Arial"/>
+                <w:b/>
                 <w:shd w:val="clear" w:color="auto" w:fill="FFFFFF"/>
               </w:rPr>
               <w:t>[Deceased Relation C3]</w:t>
@@ -1444,13 +1533,14 @@
         </w:trPr>
         <w:tc>
           <w:tcPr>
-            <w:tcW w:w="3670" w:type="dxa"/>
+            <w:tcW w:w="3262" w:type="dxa"/>
           </w:tcPr>
           <w:p>
             <w:pPr>
               <w:ind w:left="8"/>
               <w:rPr>
                 <w:rFonts w:ascii="Arial" w:eastAsia="Times New Roman" w:hAnsi="Arial" w:cs="Arial"/>
+                <w:b/>
               </w:rPr>
             </w:pPr>
           </w:p>
@@ -1459,18 +1549,20 @@
               <w:ind w:left="8"/>
               <w:rPr>
                 <w:rFonts w:ascii="Arial" w:hAnsi="Arial" w:cs="Arial"/>
+                <w:b/>
               </w:rPr>
             </w:pPr>
             <w:r>
               <w:rPr>
                 <w:rFonts w:ascii="Arial" w:eastAsia="Times New Roman" w:hAnsi="Arial" w:cs="Arial"/>
+                <w:b/>
               </w:rPr>
               <w:t xml:space="preserve">4) </w:t>
             </w:r>
             <w:r>
               <w:rPr>
                 <w:rFonts w:ascii="Arial" w:hAnsi="Arial" w:cs="Arial"/>
-                <w:color w:val="FF0000"/>
+                <w:b/>
                 <w:shd w:val="clear" w:color="auto" w:fill="FFFFFF"/>
               </w:rPr>
               <w:t>[Name as per Aadhar LH1]</w:t>
@@ -1480,26 +1572,28 @@
             <w:pPr>
               <w:rPr>
                 <w:rFonts w:ascii="Arial" w:hAnsi="Arial" w:cs="Arial"/>
+                <w:b/>
               </w:rPr>
             </w:pPr>
           </w:p>
         </w:tc>
         <w:tc>
           <w:tcPr>
-            <w:tcW w:w="3419" w:type="dxa"/>
+            <w:tcW w:w="3543" w:type="dxa"/>
           </w:tcPr>
           <w:p>
             <w:pPr>
               <w:ind w:left="8"/>
               <w:rPr>
                 <w:rFonts w:ascii="Arial" w:hAnsi="Arial" w:cs="Arial"/>
-                <w:color w:val="FF0000"/>
-              </w:rPr>
-            </w:pPr>
-            <w:r>
-              <w:rPr>
-                <w:rFonts w:ascii="Arial" w:hAnsi="Arial" w:cs="Arial"/>
-                <w:color w:val="FF0000"/>
+                <w:b/>
+                <w:shd w:val="clear" w:color="auto" w:fill="FFFFFF"/>
+              </w:rPr>
+            </w:pPr>
+            <w:r>
+              <w:rPr>
+                <w:rFonts w:ascii="Arial" w:hAnsi="Arial" w:cs="Arial"/>
+                <w:b/>
                 <w:shd w:val="clear" w:color="auto" w:fill="FFFFFF"/>
               </w:rPr>
               <w:t>[Address LH1]</w:t>
@@ -1507,29 +1601,46 @@
           </w:p>
           <w:p>
             <w:pPr>
-              <w:rPr>
-                <w:rFonts w:ascii="Arial" w:hAnsi="Arial" w:cs="Arial"/>
-                <w:color w:val="FF0000"/>
+              <w:ind w:left="8"/>
+              <w:rPr>
+                <w:rFonts w:ascii="Arial" w:hAnsi="Arial" w:cs="Arial"/>
+                <w:b/>
+              </w:rPr>
+            </w:pPr>
+            <w:r>
+              <w:rPr>
+                <w:rFonts w:ascii="Arial" w:hAnsi="Arial" w:cs="Arial"/>
+                <w:b/>
+                <w:shd w:val="clear" w:color="auto" w:fill="FFFFFF"/>
+              </w:rPr>
+              <w:t>[Mobile No LH1]</w:t>
+            </w:r>
+          </w:p>
+          <w:p>
+            <w:pPr>
+              <w:rPr>
+                <w:rFonts w:ascii="Arial" w:hAnsi="Arial" w:cs="Arial"/>
+                <w:b/>
               </w:rPr>
             </w:pPr>
           </w:p>
         </w:tc>
         <w:tc>
           <w:tcPr>
-            <w:tcW w:w="709" w:type="dxa"/>
+            <w:tcW w:w="993" w:type="dxa"/>
           </w:tcPr>
           <w:p>
             <w:pPr>
               <w:ind w:left="8"/>
               <w:rPr>
                 <w:rFonts w:ascii="Arial" w:hAnsi="Arial" w:cs="Arial"/>
-                <w:color w:val="FF0000"/>
-              </w:rPr>
-            </w:pPr>
-            <w:r>
-              <w:rPr>
-                <w:rFonts w:ascii="Arial" w:hAnsi="Arial" w:cs="Arial"/>
-                <w:color w:val="FF0000"/>
+                <w:b/>
+              </w:rPr>
+            </w:pPr>
+            <w:r>
+              <w:rPr>
+                <w:rFonts w:ascii="Arial" w:hAnsi="Arial" w:cs="Arial"/>
+                <w:b/>
                 <w:shd w:val="clear" w:color="auto" w:fill="FFFFFF"/>
               </w:rPr>
               <w:t>[Age LH1]</w:t>
@@ -1545,13 +1656,13 @@
               <w:ind w:left="8"/>
               <w:rPr>
                 <w:rFonts w:ascii="Arial" w:hAnsi="Arial" w:cs="Arial"/>
-                <w:color w:val="FF0000"/>
-              </w:rPr>
-            </w:pPr>
-            <w:r>
-              <w:rPr>
-                <w:rFonts w:ascii="Arial" w:hAnsi="Arial" w:cs="Arial"/>
-                <w:color w:val="FF0000"/>
+                <w:b/>
+              </w:rPr>
+            </w:pPr>
+            <w:r>
+              <w:rPr>
+                <w:rFonts w:ascii="Arial" w:hAnsi="Arial" w:cs="Arial"/>
+                <w:b/>
                 <w:shd w:val="clear" w:color="auto" w:fill="FFFFFF"/>
               </w:rPr>
               <w:t>[Relation LH1]</w:t>
@@ -1565,13 +1676,14 @@
         </w:trPr>
         <w:tc>
           <w:tcPr>
-            <w:tcW w:w="3670" w:type="dxa"/>
+            <w:tcW w:w="3262" w:type="dxa"/>
           </w:tcPr>
           <w:p>
             <w:pPr>
               <w:ind w:left="8"/>
               <w:rPr>
                 <w:rFonts w:ascii="Arial" w:eastAsia="Times New Roman" w:hAnsi="Arial" w:cs="Arial"/>
+                <w:b/>
               </w:rPr>
             </w:pPr>
           </w:p>
@@ -1580,24 +1692,27 @@
               <w:ind w:left="8"/>
               <w:rPr>
                 <w:rFonts w:ascii="Arial" w:hAnsi="Arial" w:cs="Arial"/>
+                <w:b/>
               </w:rPr>
             </w:pPr>
             <w:r>
               <w:rPr>
                 <w:rFonts w:ascii="Arial" w:eastAsia="Times New Roman" w:hAnsi="Arial" w:cs="Arial"/>
+                <w:b/>
               </w:rPr>
               <w:t>5</w:t>
             </w:r>
             <w:r>
               <w:rPr>
                 <w:rFonts w:ascii="Arial" w:eastAsia="Times New Roman" w:hAnsi="Arial" w:cs="Arial"/>
+                <w:b/>
               </w:rPr>
               <w:t xml:space="preserve">) </w:t>
             </w:r>
             <w:r>
               <w:rPr>
                 <w:rFonts w:ascii="Arial" w:hAnsi="Arial" w:cs="Arial"/>
-                <w:color w:val="FF0000"/>
+                <w:b/>
                 <w:shd w:val="clear" w:color="auto" w:fill="FFFFFF"/>
               </w:rPr>
               <w:t>[Name as per Aadhar LH2]</w:t>
@@ -1606,42 +1721,60 @@
         </w:tc>
         <w:tc>
           <w:tcPr>
-            <w:tcW w:w="3419" w:type="dxa"/>
+            <w:tcW w:w="3543" w:type="dxa"/>
           </w:tcPr>
           <w:p>
             <w:pPr>
               <w:ind w:left="8"/>
               <w:rPr>
                 <w:rFonts w:ascii="Arial" w:hAnsi="Arial" w:cs="Arial"/>
-                <w:color w:val="FF0000"/>
-              </w:rPr>
-            </w:pPr>
-            <w:r>
-              <w:rPr>
-                <w:rFonts w:ascii="Arial" w:hAnsi="Arial" w:cs="Arial"/>
-                <w:color w:val="FF0000"/>
+                <w:b/>
+                <w:shd w:val="clear" w:color="auto" w:fill="FFFFFF"/>
+              </w:rPr>
+            </w:pPr>
+            <w:r>
+              <w:rPr>
+                <w:rFonts w:ascii="Arial" w:hAnsi="Arial" w:cs="Arial"/>
+                <w:b/>
                 <w:shd w:val="clear" w:color="auto" w:fill="FFFFFF"/>
               </w:rPr>
               <w:t>[Address LH2]</w:t>
+            </w:r>
+          </w:p>
+          <w:p>
+            <w:pPr>
+              <w:ind w:left="8"/>
+              <w:rPr>
+                <w:rFonts w:ascii="Arial" w:hAnsi="Arial" w:cs="Arial"/>
+                <w:b/>
+              </w:rPr>
+            </w:pPr>
+            <w:r>
+              <w:rPr>
+                <w:rFonts w:ascii="Arial" w:hAnsi="Arial" w:cs="Arial"/>
+                <w:b/>
+                <w:shd w:val="clear" w:color="auto" w:fill="FFFFFF"/>
+              </w:rPr>
+              <w:t>[Mobile No LH2]</w:t>
             </w:r>
           </w:p>
         </w:tc>
         <w:tc>
           <w:tcPr>
-            <w:tcW w:w="709" w:type="dxa"/>
+            <w:tcW w:w="993" w:type="dxa"/>
           </w:tcPr>
           <w:p>
             <w:pPr>
               <w:ind w:left="8"/>
               <w:rPr>
                 <w:rFonts w:ascii="Arial" w:hAnsi="Arial" w:cs="Arial"/>
-                <w:color w:val="FF0000"/>
-              </w:rPr>
-            </w:pPr>
-            <w:r>
-              <w:rPr>
-                <w:rFonts w:ascii="Arial" w:hAnsi="Arial" w:cs="Arial"/>
-                <w:color w:val="FF0000"/>
+                <w:b/>
+              </w:rPr>
+            </w:pPr>
+            <w:r>
+              <w:rPr>
+                <w:rFonts w:ascii="Arial" w:hAnsi="Arial" w:cs="Arial"/>
+                <w:b/>
                 <w:shd w:val="clear" w:color="auto" w:fill="FFFFFF"/>
               </w:rPr>
               <w:t>[Age LH2]</w:t>
@@ -1657,13 +1790,13 @@
               <w:ind w:left="8"/>
               <w:rPr>
                 <w:rFonts w:ascii="Arial" w:hAnsi="Arial" w:cs="Arial"/>
-                <w:color w:val="FF0000"/>
-              </w:rPr>
-            </w:pPr>
-            <w:r>
-              <w:rPr>
-                <w:rFonts w:ascii="Arial" w:hAnsi="Arial" w:cs="Arial"/>
-                <w:color w:val="FF0000"/>
+                <w:b/>
+              </w:rPr>
+            </w:pPr>
+            <w:r>
+              <w:rPr>
+                <w:rFonts w:ascii="Arial" w:hAnsi="Arial" w:cs="Arial"/>
+                <w:b/>
                 <w:shd w:val="clear" w:color="auto" w:fill="FFFFFF"/>
               </w:rPr>
               <w:t>[Relation LH2]</w:t>
@@ -1677,37 +1810,41 @@
         </w:trPr>
         <w:tc>
           <w:tcPr>
-            <w:tcW w:w="3670" w:type="dxa"/>
+            <w:tcW w:w="3262" w:type="dxa"/>
           </w:tcPr>
           <w:p>
             <w:pPr>
               <w:rPr>
                 <w:rFonts w:ascii="Arial" w:eastAsia="Times New Roman" w:hAnsi="Arial" w:cs="Arial"/>
-              </w:rPr>
-            </w:pPr>
-          </w:p>
-          <w:p>
-            <w:pPr>
-              <w:rPr>
-                <w:rFonts w:ascii="Arial" w:hAnsi="Arial" w:cs="Arial"/>
+                <w:b/>
+              </w:rPr>
+            </w:pPr>
+          </w:p>
+          <w:p>
+            <w:pPr>
+              <w:rPr>
+                <w:rFonts w:ascii="Arial" w:hAnsi="Arial" w:cs="Arial"/>
+                <w:b/>
               </w:rPr>
             </w:pPr>
             <w:r>
               <w:rPr>
                 <w:rFonts w:ascii="Arial" w:eastAsia="Times New Roman" w:hAnsi="Arial" w:cs="Arial"/>
+                <w:b/>
               </w:rPr>
               <w:t>6</w:t>
             </w:r>
             <w:r>
               <w:rPr>
                 <w:rFonts w:ascii="Arial" w:eastAsia="Times New Roman" w:hAnsi="Arial" w:cs="Arial"/>
+                <w:b/>
               </w:rPr>
               <w:t xml:space="preserve">) </w:t>
             </w:r>
             <w:r>
               <w:rPr>
                 <w:rFonts w:ascii="Arial" w:hAnsi="Arial" w:cs="Arial"/>
-                <w:color w:val="FF0000"/>
+                <w:b/>
                 <w:shd w:val="clear" w:color="auto" w:fill="FFFFFF"/>
               </w:rPr>
               <w:t>[Name as per Aadhar LH3]</w:t>
@@ -1716,41 +1853,58 @@
         </w:tc>
         <w:tc>
           <w:tcPr>
-            <w:tcW w:w="3419" w:type="dxa"/>
+            <w:tcW w:w="3543" w:type="dxa"/>
           </w:tcPr>
           <w:p>
             <w:pPr>
               <w:rPr>
                 <w:rFonts w:ascii="Arial" w:hAnsi="Arial" w:cs="Arial"/>
-                <w:color w:val="FF0000"/>
-              </w:rPr>
-            </w:pPr>
-            <w:r>
-              <w:rPr>
-                <w:rFonts w:ascii="Arial" w:hAnsi="Arial" w:cs="Arial"/>
-                <w:color w:val="FF0000"/>
+                <w:b/>
+                <w:shd w:val="clear" w:color="auto" w:fill="FFFFFF"/>
+              </w:rPr>
+            </w:pPr>
+            <w:r>
+              <w:rPr>
+                <w:rFonts w:ascii="Arial" w:hAnsi="Arial" w:cs="Arial"/>
+                <w:b/>
                 <w:shd w:val="clear" w:color="auto" w:fill="FFFFFF"/>
               </w:rPr>
               <w:t>[Address LH3]</w:t>
+            </w:r>
+          </w:p>
+          <w:p>
+            <w:pPr>
+              <w:rPr>
+                <w:rFonts w:ascii="Arial" w:hAnsi="Arial" w:cs="Arial"/>
+                <w:b/>
+              </w:rPr>
+            </w:pPr>
+            <w:r>
+              <w:rPr>
+                <w:rFonts w:ascii="Arial" w:hAnsi="Arial" w:cs="Arial"/>
+                <w:b/>
+                <w:shd w:val="clear" w:color="auto" w:fill="FFFFFF"/>
+              </w:rPr>
+              <w:t>[Mobile No LH3]</w:t>
             </w:r>
           </w:p>
         </w:tc>
         <w:tc>
           <w:tcPr>
-            <w:tcW w:w="709" w:type="dxa"/>
+            <w:tcW w:w="993" w:type="dxa"/>
           </w:tcPr>
           <w:p>
             <w:pPr>
               <w:ind w:left="8"/>
               <w:rPr>
                 <w:rFonts w:ascii="Arial" w:hAnsi="Arial" w:cs="Arial"/>
-                <w:color w:val="FF0000"/>
-              </w:rPr>
-            </w:pPr>
-            <w:r>
-              <w:rPr>
-                <w:rFonts w:ascii="Arial" w:hAnsi="Arial" w:cs="Arial"/>
-                <w:color w:val="FF0000"/>
+                <w:b/>
+              </w:rPr>
+            </w:pPr>
+            <w:r>
+              <w:rPr>
+                <w:rFonts w:ascii="Arial" w:hAnsi="Arial" w:cs="Arial"/>
+                <w:b/>
                 <w:shd w:val="clear" w:color="auto" w:fill="FFFFFF"/>
               </w:rPr>
               <w:t>[Age LH3]</w:t>
@@ -1766,13 +1920,13 @@
               <w:ind w:left="8"/>
               <w:rPr>
                 <w:rFonts w:ascii="Arial" w:hAnsi="Arial" w:cs="Arial"/>
-                <w:color w:val="FF0000"/>
-              </w:rPr>
-            </w:pPr>
-            <w:r>
-              <w:rPr>
-                <w:rFonts w:ascii="Arial" w:hAnsi="Arial" w:cs="Arial"/>
-                <w:color w:val="FF0000"/>
+                <w:b/>
+              </w:rPr>
+            </w:pPr>
+            <w:r>
+              <w:rPr>
+                <w:rFonts w:ascii="Arial" w:hAnsi="Arial" w:cs="Arial"/>
+                <w:b/>
                 <w:shd w:val="clear" w:color="auto" w:fill="FFFFFF"/>
               </w:rPr>
               <w:t>[Relation LH3]</w:t>
@@ -1786,17 +1940,19 @@
         </w:trPr>
         <w:tc>
           <w:tcPr>
-            <w:tcW w:w="3670" w:type="dxa"/>
+            <w:tcW w:w="3262" w:type="dxa"/>
           </w:tcPr>
           <w:p>
             <w:pPr>
               <w:rPr>
                 <w:rFonts w:ascii="Arial" w:eastAsia="Times New Roman" w:hAnsi="Arial" w:cs="Arial"/>
+                <w:b/>
               </w:rPr>
             </w:pPr>
             <w:r>
               <w:rPr>
                 <w:rFonts w:ascii="Arial" w:eastAsia="Times New Roman" w:hAnsi="Arial" w:cs="Arial"/>
+                <w:b/>
               </w:rPr>
               <w:br/>
               <w:t>7</w:t>
@@ -1804,13 +1960,14 @@
             <w:r>
               <w:rPr>
                 <w:rFonts w:ascii="Arial" w:eastAsia="Times New Roman" w:hAnsi="Arial" w:cs="Arial"/>
+                <w:b/>
               </w:rPr>
               <w:t xml:space="preserve">) </w:t>
             </w:r>
             <w:r>
               <w:rPr>
                 <w:rFonts w:ascii="Arial" w:hAnsi="Arial" w:cs="Arial"/>
-                <w:color w:val="FF0000"/>
+                <w:b/>
                 <w:shd w:val="clear" w:color="auto" w:fill="FFFFFF"/>
               </w:rPr>
               <w:t>[Name as per Aadhar LH4]</w:t>
@@ -1819,41 +1976,58 @@
         </w:tc>
         <w:tc>
           <w:tcPr>
-            <w:tcW w:w="3419" w:type="dxa"/>
+            <w:tcW w:w="3543" w:type="dxa"/>
           </w:tcPr>
           <w:p>
             <w:pPr>
               <w:rPr>
                 <w:rFonts w:ascii="Arial" w:hAnsi="Arial" w:cs="Arial"/>
-                <w:color w:val="FF0000"/>
-              </w:rPr>
-            </w:pPr>
-            <w:r>
-              <w:rPr>
-                <w:rFonts w:ascii="Arial" w:hAnsi="Arial" w:cs="Arial"/>
-                <w:color w:val="FF0000"/>
+                <w:b/>
+                <w:shd w:val="clear" w:color="auto" w:fill="FFFFFF"/>
+              </w:rPr>
+            </w:pPr>
+            <w:r>
+              <w:rPr>
+                <w:rFonts w:ascii="Arial" w:hAnsi="Arial" w:cs="Arial"/>
+                <w:b/>
                 <w:shd w:val="clear" w:color="auto" w:fill="FFFFFF"/>
               </w:rPr>
               <w:t>[Address LH4]</w:t>
+            </w:r>
+          </w:p>
+          <w:p>
+            <w:pPr>
+              <w:rPr>
+                <w:rFonts w:ascii="Arial" w:hAnsi="Arial" w:cs="Arial"/>
+                <w:b/>
+              </w:rPr>
+            </w:pPr>
+            <w:r>
+              <w:rPr>
+                <w:rFonts w:ascii="Arial" w:hAnsi="Arial" w:cs="Arial"/>
+                <w:b/>
+                <w:shd w:val="clear" w:color="auto" w:fill="FFFFFF"/>
+              </w:rPr>
+              <w:t>[Mobile No LH4]</w:t>
             </w:r>
           </w:p>
         </w:tc>
         <w:tc>
           <w:tcPr>
-            <w:tcW w:w="709" w:type="dxa"/>
+            <w:tcW w:w="993" w:type="dxa"/>
           </w:tcPr>
           <w:p>
             <w:pPr>
               <w:ind w:left="8"/>
               <w:rPr>
                 <w:rFonts w:ascii="Arial" w:hAnsi="Arial" w:cs="Arial"/>
-                <w:color w:val="FF0000"/>
-              </w:rPr>
-            </w:pPr>
-            <w:r>
-              <w:rPr>
-                <w:rFonts w:ascii="Arial" w:hAnsi="Arial" w:cs="Arial"/>
-                <w:color w:val="FF0000"/>
+                <w:b/>
+              </w:rPr>
+            </w:pPr>
+            <w:r>
+              <w:rPr>
+                <w:rFonts w:ascii="Arial" w:hAnsi="Arial" w:cs="Arial"/>
+                <w:b/>
                 <w:shd w:val="clear" w:color="auto" w:fill="FFFFFF"/>
               </w:rPr>
               <w:t>[Age LH4]</w:t>
@@ -1869,13 +2043,13 @@
               <w:ind w:left="8"/>
               <w:rPr>
                 <w:rFonts w:ascii="Arial" w:hAnsi="Arial" w:cs="Arial"/>
-                <w:color w:val="FF0000"/>
-              </w:rPr>
-            </w:pPr>
-            <w:r>
-              <w:rPr>
-                <w:rFonts w:ascii="Arial" w:hAnsi="Arial" w:cs="Arial"/>
-                <w:color w:val="FF0000"/>
+                <w:b/>
+              </w:rPr>
+            </w:pPr>
+            <w:r>
+              <w:rPr>
+                <w:rFonts w:ascii="Arial" w:hAnsi="Arial" w:cs="Arial"/>
+                <w:b/>
                 <w:shd w:val="clear" w:color="auto" w:fill="FFFFFF"/>
               </w:rPr>
               <w:t>[Relation LH4]</w:t>
@@ -1889,17 +2063,19 @@
         </w:trPr>
         <w:tc>
           <w:tcPr>
-            <w:tcW w:w="3670" w:type="dxa"/>
+            <w:tcW w:w="3262" w:type="dxa"/>
           </w:tcPr>
           <w:p>
             <w:pPr>
               <w:rPr>
                 <w:rFonts w:ascii="Arial" w:eastAsia="Times New Roman" w:hAnsi="Arial" w:cs="Arial"/>
+                <w:b/>
               </w:rPr>
             </w:pPr>
             <w:r>
               <w:rPr>
                 <w:rFonts w:ascii="Arial" w:eastAsia="Times New Roman" w:hAnsi="Arial" w:cs="Arial"/>
+                <w:b/>
               </w:rPr>
               <w:br/>
               <w:t>8</w:t>
@@ -1907,13 +2083,14 @@
             <w:r>
               <w:rPr>
                 <w:rFonts w:ascii="Arial" w:eastAsia="Times New Roman" w:hAnsi="Arial" w:cs="Arial"/>
+                <w:b/>
               </w:rPr>
               <w:t>)</w:t>
             </w:r>
             <w:r>
               <w:rPr>
                 <w:rFonts w:ascii="Arial" w:hAnsi="Arial" w:cs="Arial"/>
-                <w:color w:val="FF0000"/>
+                <w:b/>
                 <w:shd w:val="clear" w:color="auto" w:fill="FFFFFF"/>
               </w:rPr>
               <w:t xml:space="preserve"> [Name as per Aadhar LH5]</w:t>
@@ -1922,41 +2099,58 @@
         </w:tc>
         <w:tc>
           <w:tcPr>
-            <w:tcW w:w="3419" w:type="dxa"/>
+            <w:tcW w:w="3543" w:type="dxa"/>
           </w:tcPr>
           <w:p>
             <w:pPr>
               <w:rPr>
                 <w:rFonts w:ascii="Arial" w:hAnsi="Arial" w:cs="Arial"/>
-                <w:color w:val="FF0000"/>
-              </w:rPr>
-            </w:pPr>
-            <w:r>
-              <w:rPr>
-                <w:rFonts w:ascii="Arial" w:hAnsi="Arial" w:cs="Arial"/>
-                <w:color w:val="FF0000"/>
+                <w:b/>
+                <w:shd w:val="clear" w:color="auto" w:fill="FFFFFF"/>
+              </w:rPr>
+            </w:pPr>
+            <w:r>
+              <w:rPr>
+                <w:rFonts w:ascii="Arial" w:hAnsi="Arial" w:cs="Arial"/>
+                <w:b/>
                 <w:shd w:val="clear" w:color="auto" w:fill="FFFFFF"/>
               </w:rPr>
               <w:t>[Address LH5]</w:t>
+            </w:r>
+          </w:p>
+          <w:p>
+            <w:pPr>
+              <w:rPr>
+                <w:rFonts w:ascii="Arial" w:hAnsi="Arial" w:cs="Arial"/>
+                <w:b/>
+              </w:rPr>
+            </w:pPr>
+            <w:r>
+              <w:rPr>
+                <w:rFonts w:ascii="Arial" w:hAnsi="Arial" w:cs="Arial"/>
+                <w:b/>
+                <w:shd w:val="clear" w:color="auto" w:fill="FFFFFF"/>
+              </w:rPr>
+              <w:t>[Mobile No LH5]</w:t>
             </w:r>
           </w:p>
         </w:tc>
         <w:tc>
           <w:tcPr>
-            <w:tcW w:w="709" w:type="dxa"/>
+            <w:tcW w:w="993" w:type="dxa"/>
           </w:tcPr>
           <w:p>
             <w:pPr>
               <w:ind w:left="8"/>
               <w:rPr>
                 <w:rFonts w:ascii="Arial" w:hAnsi="Arial" w:cs="Arial"/>
-                <w:color w:val="FF0000"/>
-              </w:rPr>
-            </w:pPr>
-            <w:r>
-              <w:rPr>
-                <w:rFonts w:ascii="Arial" w:hAnsi="Arial" w:cs="Arial"/>
-                <w:color w:val="FF0000"/>
+                <w:b/>
+              </w:rPr>
+            </w:pPr>
+            <w:r>
+              <w:rPr>
+                <w:rFonts w:ascii="Arial" w:hAnsi="Arial" w:cs="Arial"/>
+                <w:b/>
                 <w:shd w:val="clear" w:color="auto" w:fill="FFFFFF"/>
               </w:rPr>
               <w:t>[Age LH5]</w:t>
@@ -1972,16 +2166,906 @@
               <w:ind w:left="8"/>
               <w:rPr>
                 <w:rFonts w:ascii="Arial" w:hAnsi="Arial" w:cs="Arial"/>
-                <w:color w:val="FF0000"/>
-              </w:rPr>
-            </w:pPr>
-            <w:r>
-              <w:rPr>
-                <w:rFonts w:ascii="Arial" w:hAnsi="Arial" w:cs="Arial"/>
-                <w:color w:val="FF0000"/>
+                <w:b/>
+              </w:rPr>
+            </w:pPr>
+            <w:r>
+              <w:rPr>
+                <w:rFonts w:ascii="Arial" w:hAnsi="Arial" w:cs="Arial"/>
+                <w:b/>
                 <w:shd w:val="clear" w:color="auto" w:fill="FFFFFF"/>
               </w:rPr>
               <w:t>[Relation LH5]</w:t>
+            </w:r>
+          </w:p>
+        </w:tc>
+      </w:tr>
+      <w:tr>
+        <w:trPr>
+          <w:trHeight w:val="684"/>
+        </w:trPr>
+        <w:tc>
+          <w:tcPr>
+            <w:tcW w:w="3262" w:type="dxa"/>
+          </w:tcPr>
+          <w:p>
+            <w:pPr>
+              <w:rPr>
+                <w:rFonts w:ascii="Arial" w:eastAsia="Times New Roman" w:hAnsi="Arial" w:cs="Arial"/>
+                <w:b/>
+              </w:rPr>
+            </w:pPr>
+            <w:bookmarkStart w:id="0" w:name="_GoBack" w:colFirst="0" w:colLast="0"/>
+          </w:p>
+          <w:p>
+            <w:pPr>
+              <w:rPr>
+                <w:rFonts w:ascii="Arial" w:eastAsia="Times New Roman" w:hAnsi="Arial" w:cs="Arial"/>
+                <w:b/>
+              </w:rPr>
+            </w:pPr>
+            <w:r>
+              <w:rPr>
+                <w:rFonts w:ascii="Arial" w:eastAsia="Times New Roman" w:hAnsi="Arial" w:cs="Arial"/>
+                <w:b/>
+              </w:rPr>
+              <w:t xml:space="preserve">9) </w:t>
+            </w:r>
+            <w:r>
+              <w:rPr>
+                <w:rFonts w:ascii="Arial" w:hAnsi="Arial" w:cs="Arial"/>
+                <w:b/>
+                <w:shd w:val="clear" w:color="auto" w:fill="FFFFFF"/>
+              </w:rPr>
+              <w:t xml:space="preserve">[Name as per </w:t>
+            </w:r>
+            <w:proofErr w:type="spellStart"/>
+            <w:r>
+              <w:rPr>
+                <w:rFonts w:ascii="Arial" w:hAnsi="Arial" w:cs="Arial"/>
+                <w:b/>
+                <w:shd w:val="clear" w:color="auto" w:fill="FFFFFF"/>
+              </w:rPr>
+              <w:t>Aadhar</w:t>
+            </w:r>
+            <w:proofErr w:type="spellEnd"/>
+            <w:r>
+              <w:rPr>
+                <w:rFonts w:ascii="Arial" w:hAnsi="Arial" w:cs="Arial"/>
+                <w:b/>
+                <w:shd w:val="clear" w:color="auto" w:fill="FFFFFF"/>
+              </w:rPr>
+              <w:t xml:space="preserve"> LH6</w:t>
+            </w:r>
+            <w:r>
+              <w:rPr>
+                <w:rFonts w:ascii="Arial" w:hAnsi="Arial" w:cs="Arial"/>
+                <w:b/>
+                <w:shd w:val="clear" w:color="auto" w:fill="FFFFFF"/>
+              </w:rPr>
+              <w:t>]</w:t>
+            </w:r>
+          </w:p>
+        </w:tc>
+        <w:tc>
+          <w:tcPr>
+            <w:tcW w:w="3543" w:type="dxa"/>
+          </w:tcPr>
+          <w:p>
+            <w:pPr>
+              <w:rPr>
+                <w:rFonts w:ascii="Arial" w:hAnsi="Arial" w:cs="Arial"/>
+                <w:b/>
+                <w:shd w:val="clear" w:color="auto" w:fill="FFFFFF"/>
+              </w:rPr>
+            </w:pPr>
+            <w:r>
+              <w:rPr>
+                <w:rFonts w:ascii="Arial" w:hAnsi="Arial" w:cs="Arial"/>
+                <w:b/>
+                <w:shd w:val="clear" w:color="auto" w:fill="FFFFFF"/>
+              </w:rPr>
+              <w:t>[Address LH6</w:t>
+            </w:r>
+            <w:r>
+              <w:rPr>
+                <w:rFonts w:ascii="Arial" w:hAnsi="Arial" w:cs="Arial"/>
+                <w:b/>
+                <w:shd w:val="clear" w:color="auto" w:fill="FFFFFF"/>
+              </w:rPr>
+              <w:t>]</w:t>
+            </w:r>
+          </w:p>
+          <w:p>
+            <w:pPr>
+              <w:rPr>
+                <w:rFonts w:ascii="Arial" w:hAnsi="Arial" w:cs="Arial"/>
+                <w:b/>
+                <w:shd w:val="clear" w:color="auto" w:fill="FFFFFF"/>
+              </w:rPr>
+            </w:pPr>
+            <w:r>
+              <w:rPr>
+                <w:rFonts w:ascii="Arial" w:hAnsi="Arial" w:cs="Arial"/>
+                <w:b/>
+                <w:shd w:val="clear" w:color="auto" w:fill="FFFFFF"/>
+              </w:rPr>
+              <w:t>[Mobile No LH6]</w:t>
+            </w:r>
+          </w:p>
+        </w:tc>
+        <w:tc>
+          <w:tcPr>
+            <w:tcW w:w="993" w:type="dxa"/>
+          </w:tcPr>
+          <w:p>
+            <w:pPr>
+              <w:ind w:left="8"/>
+              <w:rPr>
+                <w:rFonts w:ascii="Arial" w:hAnsi="Arial" w:cs="Arial"/>
+                <w:b/>
+                <w:shd w:val="clear" w:color="auto" w:fill="FFFFFF"/>
+              </w:rPr>
+            </w:pPr>
+            <w:r>
+              <w:rPr>
+                <w:rFonts w:ascii="Arial" w:hAnsi="Arial" w:cs="Arial"/>
+                <w:b/>
+                <w:shd w:val="clear" w:color="auto" w:fill="FFFFFF"/>
+              </w:rPr>
+              <w:t>[Age LH6</w:t>
+            </w:r>
+            <w:r>
+              <w:rPr>
+                <w:rFonts w:ascii="Arial" w:hAnsi="Arial" w:cs="Arial"/>
+                <w:b/>
+                <w:shd w:val="clear" w:color="auto" w:fill="FFFFFF"/>
+              </w:rPr>
+              <w:t>]</w:t>
+            </w:r>
+          </w:p>
+        </w:tc>
+        <w:tc>
+          <w:tcPr>
+            <w:tcW w:w="1719" w:type="dxa"/>
+          </w:tcPr>
+          <w:p>
+            <w:pPr>
+              <w:ind w:left="8"/>
+              <w:rPr>
+                <w:rFonts w:ascii="Arial" w:hAnsi="Arial" w:cs="Arial"/>
+                <w:b/>
+                <w:shd w:val="clear" w:color="auto" w:fill="FFFFFF"/>
+              </w:rPr>
+            </w:pPr>
+            <w:r>
+              <w:rPr>
+                <w:rFonts w:ascii="Arial" w:hAnsi="Arial" w:cs="Arial"/>
+                <w:b/>
+                <w:shd w:val="clear" w:color="auto" w:fill="FFFFFF"/>
+              </w:rPr>
+              <w:t>[Relation LH6</w:t>
+            </w:r>
+            <w:r>
+              <w:rPr>
+                <w:rFonts w:ascii="Arial" w:hAnsi="Arial" w:cs="Arial"/>
+                <w:b/>
+                <w:shd w:val="clear" w:color="auto" w:fill="FFFFFF"/>
+              </w:rPr>
+              <w:t>]</w:t>
+            </w:r>
+          </w:p>
+        </w:tc>
+      </w:tr>
+      <w:bookmarkEnd w:id="0"/>
+      <w:tr>
+        <w:trPr>
+          <w:trHeight w:val="684"/>
+        </w:trPr>
+        <w:tc>
+          <w:tcPr>
+            <w:tcW w:w="3262" w:type="dxa"/>
+          </w:tcPr>
+          <w:p>
+            <w:pPr>
+              <w:rPr>
+                <w:rFonts w:ascii="Arial" w:eastAsia="Times New Roman" w:hAnsi="Arial" w:cs="Arial"/>
+                <w:b/>
+              </w:rPr>
+            </w:pPr>
+          </w:p>
+          <w:p>
+            <w:pPr>
+              <w:rPr>
+                <w:rFonts w:ascii="Arial" w:eastAsia="Times New Roman" w:hAnsi="Arial" w:cs="Arial"/>
+                <w:b/>
+              </w:rPr>
+            </w:pPr>
+            <w:r>
+              <w:rPr>
+                <w:rFonts w:ascii="Arial" w:eastAsia="Times New Roman" w:hAnsi="Arial" w:cs="Arial"/>
+                <w:b/>
+              </w:rPr>
+              <w:t xml:space="preserve">10) </w:t>
+            </w:r>
+            <w:r>
+              <w:rPr>
+                <w:rFonts w:ascii="Arial" w:hAnsi="Arial" w:cs="Arial"/>
+                <w:b/>
+                <w:shd w:val="clear" w:color="auto" w:fill="FFFFFF"/>
+              </w:rPr>
+              <w:t xml:space="preserve">[Name as per </w:t>
+            </w:r>
+            <w:proofErr w:type="spellStart"/>
+            <w:r>
+              <w:rPr>
+                <w:rFonts w:ascii="Arial" w:hAnsi="Arial" w:cs="Arial"/>
+                <w:b/>
+                <w:shd w:val="clear" w:color="auto" w:fill="FFFFFF"/>
+              </w:rPr>
+              <w:t>Aadhar</w:t>
+            </w:r>
+            <w:proofErr w:type="spellEnd"/>
+            <w:r>
+              <w:rPr>
+                <w:rFonts w:ascii="Arial" w:hAnsi="Arial" w:cs="Arial"/>
+                <w:b/>
+                <w:shd w:val="clear" w:color="auto" w:fill="FFFFFF"/>
+              </w:rPr>
+              <w:t xml:space="preserve"> LH7</w:t>
+            </w:r>
+            <w:r>
+              <w:rPr>
+                <w:rFonts w:ascii="Arial" w:hAnsi="Arial" w:cs="Arial"/>
+                <w:b/>
+                <w:shd w:val="clear" w:color="auto" w:fill="FFFFFF"/>
+              </w:rPr>
+              <w:t>]</w:t>
+            </w:r>
+          </w:p>
+        </w:tc>
+        <w:tc>
+          <w:tcPr>
+            <w:tcW w:w="3543" w:type="dxa"/>
+          </w:tcPr>
+          <w:p>
+            <w:pPr>
+              <w:rPr>
+                <w:rFonts w:ascii="Arial" w:hAnsi="Arial" w:cs="Arial"/>
+                <w:b/>
+                <w:shd w:val="clear" w:color="auto" w:fill="FFFFFF"/>
+              </w:rPr>
+            </w:pPr>
+            <w:r>
+              <w:rPr>
+                <w:rFonts w:ascii="Arial" w:hAnsi="Arial" w:cs="Arial"/>
+                <w:b/>
+                <w:shd w:val="clear" w:color="auto" w:fill="FFFFFF"/>
+              </w:rPr>
+              <w:t>[Address LH7</w:t>
+            </w:r>
+            <w:r>
+              <w:rPr>
+                <w:rFonts w:ascii="Arial" w:hAnsi="Arial" w:cs="Arial"/>
+                <w:b/>
+                <w:shd w:val="clear" w:color="auto" w:fill="FFFFFF"/>
+              </w:rPr>
+              <w:t>]</w:t>
+            </w:r>
+          </w:p>
+          <w:p>
+            <w:pPr>
+              <w:rPr>
+                <w:rFonts w:ascii="Arial" w:hAnsi="Arial" w:cs="Arial"/>
+                <w:b/>
+                <w:shd w:val="clear" w:color="auto" w:fill="FFFFFF"/>
+              </w:rPr>
+            </w:pPr>
+            <w:r>
+              <w:rPr>
+                <w:rFonts w:ascii="Arial" w:hAnsi="Arial" w:cs="Arial"/>
+                <w:b/>
+                <w:shd w:val="clear" w:color="auto" w:fill="FFFFFF"/>
+              </w:rPr>
+              <w:t>[Mobile No LH7]</w:t>
+            </w:r>
+          </w:p>
+        </w:tc>
+        <w:tc>
+          <w:tcPr>
+            <w:tcW w:w="993" w:type="dxa"/>
+          </w:tcPr>
+          <w:p>
+            <w:pPr>
+              <w:ind w:left="8"/>
+              <w:rPr>
+                <w:rFonts w:ascii="Arial" w:hAnsi="Arial" w:cs="Arial"/>
+                <w:b/>
+                <w:shd w:val="clear" w:color="auto" w:fill="FFFFFF"/>
+              </w:rPr>
+            </w:pPr>
+            <w:r>
+              <w:rPr>
+                <w:rFonts w:ascii="Arial" w:hAnsi="Arial" w:cs="Arial"/>
+                <w:b/>
+                <w:shd w:val="clear" w:color="auto" w:fill="FFFFFF"/>
+              </w:rPr>
+              <w:t>[Age LH7</w:t>
+            </w:r>
+            <w:r>
+              <w:rPr>
+                <w:rFonts w:ascii="Arial" w:hAnsi="Arial" w:cs="Arial"/>
+                <w:b/>
+                <w:shd w:val="clear" w:color="auto" w:fill="FFFFFF"/>
+              </w:rPr>
+              <w:t>]</w:t>
+            </w:r>
+          </w:p>
+        </w:tc>
+        <w:tc>
+          <w:tcPr>
+            <w:tcW w:w="1719" w:type="dxa"/>
+          </w:tcPr>
+          <w:p>
+            <w:pPr>
+              <w:ind w:left="8"/>
+              <w:rPr>
+                <w:rFonts w:ascii="Arial" w:hAnsi="Arial" w:cs="Arial"/>
+                <w:b/>
+                <w:shd w:val="clear" w:color="auto" w:fill="FFFFFF"/>
+              </w:rPr>
+            </w:pPr>
+            <w:r>
+              <w:rPr>
+                <w:rFonts w:ascii="Arial" w:hAnsi="Arial" w:cs="Arial"/>
+                <w:b/>
+                <w:shd w:val="clear" w:color="auto" w:fill="FFFFFF"/>
+              </w:rPr>
+              <w:t>[Relation LH7</w:t>
+            </w:r>
+            <w:r>
+              <w:rPr>
+                <w:rFonts w:ascii="Arial" w:hAnsi="Arial" w:cs="Arial"/>
+                <w:b/>
+                <w:shd w:val="clear" w:color="auto" w:fill="FFFFFF"/>
+              </w:rPr>
+              <w:t>]</w:t>
+            </w:r>
+          </w:p>
+        </w:tc>
+      </w:tr>
+      <w:tr>
+        <w:trPr>
+          <w:trHeight w:val="684"/>
+        </w:trPr>
+        <w:tc>
+          <w:tcPr>
+            <w:tcW w:w="3262" w:type="dxa"/>
+          </w:tcPr>
+          <w:p>
+            <w:pPr>
+              <w:rPr>
+                <w:rFonts w:ascii="Arial" w:eastAsia="Times New Roman" w:hAnsi="Arial" w:cs="Arial"/>
+                <w:b/>
+              </w:rPr>
+            </w:pPr>
+          </w:p>
+          <w:p>
+            <w:pPr>
+              <w:rPr>
+                <w:rFonts w:ascii="Arial" w:eastAsia="Times New Roman" w:hAnsi="Arial" w:cs="Arial"/>
+                <w:b/>
+              </w:rPr>
+            </w:pPr>
+            <w:r>
+              <w:rPr>
+                <w:rFonts w:ascii="Arial" w:eastAsia="Times New Roman" w:hAnsi="Arial" w:cs="Arial"/>
+                <w:b/>
+              </w:rPr>
+              <w:t xml:space="preserve">11) </w:t>
+            </w:r>
+            <w:r>
+              <w:rPr>
+                <w:rFonts w:ascii="Arial" w:hAnsi="Arial" w:cs="Arial"/>
+                <w:b/>
+                <w:shd w:val="clear" w:color="auto" w:fill="FFFFFF"/>
+              </w:rPr>
+              <w:t xml:space="preserve">[Name as per </w:t>
+            </w:r>
+            <w:proofErr w:type="spellStart"/>
+            <w:r>
+              <w:rPr>
+                <w:rFonts w:ascii="Arial" w:hAnsi="Arial" w:cs="Arial"/>
+                <w:b/>
+                <w:shd w:val="clear" w:color="auto" w:fill="FFFFFF"/>
+              </w:rPr>
+              <w:t>Aadhar</w:t>
+            </w:r>
+            <w:proofErr w:type="spellEnd"/>
+            <w:r>
+              <w:rPr>
+                <w:rFonts w:ascii="Arial" w:hAnsi="Arial" w:cs="Arial"/>
+                <w:b/>
+                <w:shd w:val="clear" w:color="auto" w:fill="FFFFFF"/>
+              </w:rPr>
+              <w:t xml:space="preserve"> LH8</w:t>
+            </w:r>
+            <w:r>
+              <w:rPr>
+                <w:rFonts w:ascii="Arial" w:hAnsi="Arial" w:cs="Arial"/>
+                <w:b/>
+                <w:shd w:val="clear" w:color="auto" w:fill="FFFFFF"/>
+              </w:rPr>
+              <w:t>]</w:t>
+            </w:r>
+          </w:p>
+        </w:tc>
+        <w:tc>
+          <w:tcPr>
+            <w:tcW w:w="3543" w:type="dxa"/>
+          </w:tcPr>
+          <w:p>
+            <w:pPr>
+              <w:rPr>
+                <w:rFonts w:ascii="Arial" w:hAnsi="Arial" w:cs="Arial"/>
+                <w:b/>
+                <w:shd w:val="clear" w:color="auto" w:fill="FFFFFF"/>
+              </w:rPr>
+            </w:pPr>
+            <w:r>
+              <w:rPr>
+                <w:rFonts w:ascii="Arial" w:hAnsi="Arial" w:cs="Arial"/>
+                <w:b/>
+                <w:shd w:val="clear" w:color="auto" w:fill="FFFFFF"/>
+              </w:rPr>
+              <w:t>[Address LH8</w:t>
+            </w:r>
+            <w:r>
+              <w:rPr>
+                <w:rFonts w:ascii="Arial" w:hAnsi="Arial" w:cs="Arial"/>
+                <w:b/>
+                <w:shd w:val="clear" w:color="auto" w:fill="FFFFFF"/>
+              </w:rPr>
+              <w:t>]</w:t>
+            </w:r>
+          </w:p>
+          <w:p>
+            <w:pPr>
+              <w:rPr>
+                <w:rFonts w:ascii="Arial" w:hAnsi="Arial" w:cs="Arial"/>
+                <w:b/>
+                <w:shd w:val="clear" w:color="auto" w:fill="FFFFFF"/>
+              </w:rPr>
+            </w:pPr>
+            <w:r>
+              <w:rPr>
+                <w:rFonts w:ascii="Arial" w:hAnsi="Arial" w:cs="Arial"/>
+                <w:b/>
+                <w:shd w:val="clear" w:color="auto" w:fill="FFFFFF"/>
+              </w:rPr>
+              <w:t>[Mobile No LH8]</w:t>
+            </w:r>
+          </w:p>
+        </w:tc>
+        <w:tc>
+          <w:tcPr>
+            <w:tcW w:w="993" w:type="dxa"/>
+          </w:tcPr>
+          <w:p>
+            <w:pPr>
+              <w:ind w:left="8"/>
+              <w:rPr>
+                <w:rFonts w:ascii="Arial" w:hAnsi="Arial" w:cs="Arial"/>
+                <w:b/>
+                <w:shd w:val="clear" w:color="auto" w:fill="FFFFFF"/>
+              </w:rPr>
+            </w:pPr>
+            <w:r>
+              <w:rPr>
+                <w:rFonts w:ascii="Arial" w:hAnsi="Arial" w:cs="Arial"/>
+                <w:b/>
+                <w:shd w:val="clear" w:color="auto" w:fill="FFFFFF"/>
+              </w:rPr>
+              <w:t>[Age LH8</w:t>
+            </w:r>
+            <w:r>
+              <w:rPr>
+                <w:rFonts w:ascii="Arial" w:hAnsi="Arial" w:cs="Arial"/>
+                <w:b/>
+                <w:shd w:val="clear" w:color="auto" w:fill="FFFFFF"/>
+              </w:rPr>
+              <w:t>]</w:t>
+            </w:r>
+          </w:p>
+        </w:tc>
+        <w:tc>
+          <w:tcPr>
+            <w:tcW w:w="1719" w:type="dxa"/>
+          </w:tcPr>
+          <w:p>
+            <w:pPr>
+              <w:ind w:left="8"/>
+              <w:rPr>
+                <w:rFonts w:ascii="Arial" w:hAnsi="Arial" w:cs="Arial"/>
+                <w:b/>
+                <w:shd w:val="clear" w:color="auto" w:fill="FFFFFF"/>
+              </w:rPr>
+            </w:pPr>
+            <w:r>
+              <w:rPr>
+                <w:rFonts w:ascii="Arial" w:hAnsi="Arial" w:cs="Arial"/>
+                <w:b/>
+                <w:shd w:val="clear" w:color="auto" w:fill="FFFFFF"/>
+              </w:rPr>
+              <w:t>[Relation LH</w:t>
+            </w:r>
+            <w:r>
+              <w:rPr>
+                <w:rFonts w:ascii="Arial" w:hAnsi="Arial" w:cs="Arial"/>
+                <w:b/>
+                <w:shd w:val="clear" w:color="auto" w:fill="FFFFFF"/>
+              </w:rPr>
+              <w:t>8</w:t>
+            </w:r>
+            <w:r>
+              <w:rPr>
+                <w:rFonts w:ascii="Arial" w:hAnsi="Arial" w:cs="Arial"/>
+                <w:b/>
+                <w:shd w:val="clear" w:color="auto" w:fill="FFFFFF"/>
+              </w:rPr>
+              <w:t>]</w:t>
+            </w:r>
+          </w:p>
+        </w:tc>
+      </w:tr>
+      <w:tr>
+        <w:trPr>
+          <w:trHeight w:val="684"/>
+        </w:trPr>
+        <w:tc>
+          <w:tcPr>
+            <w:tcW w:w="3262" w:type="dxa"/>
+          </w:tcPr>
+          <w:p>
+            <w:pPr>
+              <w:rPr>
+                <w:rFonts w:ascii="Arial" w:eastAsia="Times New Roman" w:hAnsi="Arial" w:cs="Arial"/>
+                <w:b/>
+              </w:rPr>
+            </w:pPr>
+          </w:p>
+          <w:p>
+            <w:pPr>
+              <w:rPr>
+                <w:rFonts w:ascii="Arial" w:eastAsia="Times New Roman" w:hAnsi="Arial" w:cs="Arial"/>
+                <w:b/>
+              </w:rPr>
+            </w:pPr>
+            <w:r>
+              <w:rPr>
+                <w:rFonts w:ascii="Arial" w:eastAsia="Times New Roman" w:hAnsi="Arial" w:cs="Arial"/>
+                <w:b/>
+              </w:rPr>
+              <w:t xml:space="preserve">12) </w:t>
+            </w:r>
+            <w:r>
+              <w:rPr>
+                <w:rFonts w:ascii="Arial" w:hAnsi="Arial" w:cs="Arial"/>
+                <w:b/>
+                <w:shd w:val="clear" w:color="auto" w:fill="FFFFFF"/>
+              </w:rPr>
+              <w:t xml:space="preserve">[Name as per </w:t>
+            </w:r>
+            <w:proofErr w:type="spellStart"/>
+            <w:r>
+              <w:rPr>
+                <w:rFonts w:ascii="Arial" w:hAnsi="Arial" w:cs="Arial"/>
+                <w:b/>
+                <w:shd w:val="clear" w:color="auto" w:fill="FFFFFF"/>
+              </w:rPr>
+              <w:t>Aadhar</w:t>
+            </w:r>
+            <w:proofErr w:type="spellEnd"/>
+            <w:r>
+              <w:rPr>
+                <w:rFonts w:ascii="Arial" w:hAnsi="Arial" w:cs="Arial"/>
+                <w:b/>
+                <w:shd w:val="clear" w:color="auto" w:fill="FFFFFF"/>
+              </w:rPr>
+              <w:t xml:space="preserve"> LH9</w:t>
+            </w:r>
+            <w:r>
+              <w:rPr>
+                <w:rFonts w:ascii="Arial" w:hAnsi="Arial" w:cs="Arial"/>
+                <w:b/>
+                <w:shd w:val="clear" w:color="auto" w:fill="FFFFFF"/>
+              </w:rPr>
+              <w:t>]</w:t>
+            </w:r>
+          </w:p>
+        </w:tc>
+        <w:tc>
+          <w:tcPr>
+            <w:tcW w:w="3543" w:type="dxa"/>
+          </w:tcPr>
+          <w:p>
+            <w:pPr>
+              <w:rPr>
+                <w:rFonts w:ascii="Arial" w:hAnsi="Arial" w:cs="Arial"/>
+                <w:b/>
+                <w:shd w:val="clear" w:color="auto" w:fill="FFFFFF"/>
+              </w:rPr>
+            </w:pPr>
+            <w:r>
+              <w:rPr>
+                <w:rFonts w:ascii="Arial" w:hAnsi="Arial" w:cs="Arial"/>
+                <w:b/>
+                <w:shd w:val="clear" w:color="auto" w:fill="FFFFFF"/>
+              </w:rPr>
+              <w:t>[Address LH9</w:t>
+            </w:r>
+            <w:r>
+              <w:rPr>
+                <w:rFonts w:ascii="Arial" w:hAnsi="Arial" w:cs="Arial"/>
+                <w:b/>
+                <w:shd w:val="clear" w:color="auto" w:fill="FFFFFF"/>
+              </w:rPr>
+              <w:t>]</w:t>
+            </w:r>
+          </w:p>
+          <w:p>
+            <w:pPr>
+              <w:rPr>
+                <w:rFonts w:ascii="Arial" w:hAnsi="Arial" w:cs="Arial"/>
+                <w:b/>
+                <w:shd w:val="clear" w:color="auto" w:fill="FFFFFF"/>
+              </w:rPr>
+            </w:pPr>
+            <w:r>
+              <w:rPr>
+                <w:rFonts w:ascii="Arial" w:hAnsi="Arial" w:cs="Arial"/>
+                <w:b/>
+                <w:shd w:val="clear" w:color="auto" w:fill="FFFFFF"/>
+              </w:rPr>
+              <w:t>[Mobile No LH9]</w:t>
+            </w:r>
+          </w:p>
+        </w:tc>
+        <w:tc>
+          <w:tcPr>
+            <w:tcW w:w="993" w:type="dxa"/>
+          </w:tcPr>
+          <w:p>
+            <w:pPr>
+              <w:ind w:left="8"/>
+              <w:rPr>
+                <w:rFonts w:ascii="Arial" w:hAnsi="Arial" w:cs="Arial"/>
+                <w:b/>
+                <w:shd w:val="clear" w:color="auto" w:fill="FFFFFF"/>
+              </w:rPr>
+            </w:pPr>
+            <w:r>
+              <w:rPr>
+                <w:rFonts w:ascii="Arial" w:hAnsi="Arial" w:cs="Arial"/>
+                <w:b/>
+                <w:shd w:val="clear" w:color="auto" w:fill="FFFFFF"/>
+              </w:rPr>
+              <w:t>[Age LH9</w:t>
+            </w:r>
+            <w:r>
+              <w:rPr>
+                <w:rFonts w:ascii="Arial" w:hAnsi="Arial" w:cs="Arial"/>
+                <w:b/>
+                <w:shd w:val="clear" w:color="auto" w:fill="FFFFFF"/>
+              </w:rPr>
+              <w:t>]</w:t>
+            </w:r>
+          </w:p>
+        </w:tc>
+        <w:tc>
+          <w:tcPr>
+            <w:tcW w:w="1719" w:type="dxa"/>
+          </w:tcPr>
+          <w:p>
+            <w:pPr>
+              <w:ind w:left="8"/>
+              <w:rPr>
+                <w:rFonts w:ascii="Arial" w:hAnsi="Arial" w:cs="Arial"/>
+                <w:b/>
+                <w:shd w:val="clear" w:color="auto" w:fill="FFFFFF"/>
+              </w:rPr>
+            </w:pPr>
+            <w:r>
+              <w:rPr>
+                <w:rFonts w:ascii="Arial" w:hAnsi="Arial" w:cs="Arial"/>
+                <w:b/>
+                <w:shd w:val="clear" w:color="auto" w:fill="FFFFFF"/>
+              </w:rPr>
+              <w:t>[Relation LH9</w:t>
+            </w:r>
+            <w:r>
+              <w:rPr>
+                <w:rFonts w:ascii="Arial" w:hAnsi="Arial" w:cs="Arial"/>
+                <w:b/>
+                <w:shd w:val="clear" w:color="auto" w:fill="FFFFFF"/>
+              </w:rPr>
+              <w:t>]</w:t>
+            </w:r>
+          </w:p>
+        </w:tc>
+      </w:tr>
+      <w:tr>
+        <w:trPr>
+          <w:trHeight w:val="684"/>
+        </w:trPr>
+        <w:tc>
+          <w:tcPr>
+            <w:tcW w:w="3262" w:type="dxa"/>
+          </w:tcPr>
+          <w:p>
+            <w:pPr>
+              <w:rPr>
+                <w:rFonts w:ascii="Arial" w:eastAsia="Times New Roman" w:hAnsi="Arial" w:cs="Arial"/>
+                <w:b/>
+              </w:rPr>
+            </w:pPr>
+          </w:p>
+          <w:p>
+            <w:pPr>
+              <w:rPr>
+                <w:rFonts w:ascii="Arial" w:eastAsia="Times New Roman" w:hAnsi="Arial" w:cs="Arial"/>
+                <w:b/>
+              </w:rPr>
+            </w:pPr>
+            <w:r>
+              <w:rPr>
+                <w:rFonts w:ascii="Arial" w:eastAsia="Times New Roman" w:hAnsi="Arial" w:cs="Arial"/>
+                <w:b/>
+              </w:rPr>
+              <w:t xml:space="preserve">13) </w:t>
+            </w:r>
+            <w:r>
+              <w:rPr>
+                <w:rFonts w:ascii="Arial" w:hAnsi="Arial" w:cs="Arial"/>
+                <w:b/>
+                <w:shd w:val="clear" w:color="auto" w:fill="FFFFFF"/>
+              </w:rPr>
+              <w:t xml:space="preserve">[Name as per </w:t>
+            </w:r>
+            <w:proofErr w:type="spellStart"/>
+            <w:r>
+              <w:rPr>
+                <w:rFonts w:ascii="Arial" w:hAnsi="Arial" w:cs="Arial"/>
+                <w:b/>
+                <w:shd w:val="clear" w:color="auto" w:fill="FFFFFF"/>
+              </w:rPr>
+              <w:t>Aadhar</w:t>
+            </w:r>
+            <w:proofErr w:type="spellEnd"/>
+            <w:r>
+              <w:rPr>
+                <w:rFonts w:ascii="Arial" w:hAnsi="Arial" w:cs="Arial"/>
+                <w:b/>
+                <w:shd w:val="clear" w:color="auto" w:fill="FFFFFF"/>
+              </w:rPr>
+              <w:t xml:space="preserve"> LH10</w:t>
+            </w:r>
+            <w:r>
+              <w:rPr>
+                <w:rFonts w:ascii="Arial" w:hAnsi="Arial" w:cs="Arial"/>
+                <w:b/>
+                <w:shd w:val="clear" w:color="auto" w:fill="FFFFFF"/>
+              </w:rPr>
+              <w:t>]</w:t>
+            </w:r>
+          </w:p>
+        </w:tc>
+        <w:tc>
+          <w:tcPr>
+            <w:tcW w:w="3543" w:type="dxa"/>
+          </w:tcPr>
+          <w:p>
+            <w:pPr>
+              <w:rPr>
+                <w:rFonts w:ascii="Arial" w:hAnsi="Arial" w:cs="Arial"/>
+                <w:b/>
+                <w:shd w:val="clear" w:color="auto" w:fill="FFFFFF"/>
+              </w:rPr>
+            </w:pPr>
+            <w:r>
+              <w:rPr>
+                <w:rFonts w:ascii="Arial" w:hAnsi="Arial" w:cs="Arial"/>
+                <w:b/>
+                <w:shd w:val="clear" w:color="auto" w:fill="FFFFFF"/>
+              </w:rPr>
+              <w:t>[Address LH10</w:t>
+            </w:r>
+            <w:r>
+              <w:rPr>
+                <w:rFonts w:ascii="Arial" w:hAnsi="Arial" w:cs="Arial"/>
+                <w:b/>
+                <w:shd w:val="clear" w:color="auto" w:fill="FFFFFF"/>
+              </w:rPr>
+              <w:t>]</w:t>
+            </w:r>
+          </w:p>
+          <w:p>
+            <w:pPr>
+              <w:rPr>
+                <w:rFonts w:ascii="Arial" w:hAnsi="Arial" w:cs="Arial"/>
+                <w:b/>
+                <w:shd w:val="clear" w:color="auto" w:fill="FFFFFF"/>
+              </w:rPr>
+            </w:pPr>
+            <w:r>
+              <w:rPr>
+                <w:rFonts w:ascii="Arial" w:hAnsi="Arial" w:cs="Arial"/>
+                <w:b/>
+                <w:shd w:val="clear" w:color="auto" w:fill="FFFFFF"/>
+              </w:rPr>
+              <w:t>[Mobile No LH10]</w:t>
+            </w:r>
+          </w:p>
+        </w:tc>
+        <w:tc>
+          <w:tcPr>
+            <w:tcW w:w="993" w:type="dxa"/>
+          </w:tcPr>
+          <w:p>
+            <w:pPr>
+              <w:ind w:left="8"/>
+              <w:rPr>
+                <w:rFonts w:ascii="Arial" w:hAnsi="Arial" w:cs="Arial"/>
+                <w:b/>
+                <w:shd w:val="clear" w:color="auto" w:fill="FFFFFF"/>
+              </w:rPr>
+            </w:pPr>
+            <w:r>
+              <w:rPr>
+                <w:rFonts w:ascii="Arial" w:hAnsi="Arial" w:cs="Arial"/>
+                <w:b/>
+                <w:shd w:val="clear" w:color="auto" w:fill="FFFFFF"/>
+              </w:rPr>
+              <w:t>[Age LH10</w:t>
+            </w:r>
+            <w:r>
+              <w:rPr>
+                <w:rFonts w:ascii="Arial" w:hAnsi="Arial" w:cs="Arial"/>
+                <w:b/>
+                <w:shd w:val="clear" w:color="auto" w:fill="FFFFFF"/>
+              </w:rPr>
+              <w:t>]</w:t>
+            </w:r>
+          </w:p>
+        </w:tc>
+        <w:tc>
+          <w:tcPr>
+            <w:tcW w:w="1719" w:type="dxa"/>
+          </w:tcPr>
+          <w:p>
+            <w:pPr>
+              <w:ind w:left="8"/>
+              <w:rPr>
+                <w:rFonts w:ascii="Arial" w:hAnsi="Arial" w:cs="Arial"/>
+                <w:b/>
+                <w:shd w:val="clear" w:color="auto" w:fill="FFFFFF"/>
+              </w:rPr>
+            </w:pPr>
+            <w:r>
+              <w:rPr>
+                <w:rFonts w:ascii="Arial" w:hAnsi="Arial" w:cs="Arial"/>
+                <w:b/>
+                <w:shd w:val="clear" w:color="auto" w:fill="FFFFFF"/>
+              </w:rPr>
+              <w:t>[Relation LH10</w:t>
+            </w:r>
+            <w:r>
+              <w:rPr>
+                <w:rFonts w:ascii="Arial" w:hAnsi="Arial" w:cs="Arial"/>
+                <w:b/>
+                <w:shd w:val="clear" w:color="auto" w:fill="FFFFFF"/>
+              </w:rPr>
+              <w:t>]</w:t>
             </w:r>
           </w:p>
         </w:tc>
@@ -2127,7 +3211,6 @@
         <w:rPr>
           <w:rFonts w:ascii="Arial" w:eastAsia="Times New Roman" w:hAnsi="Arial" w:cs="Arial"/>
         </w:rPr>
-        <w:lastRenderedPageBreak/>
         <w:tab/>
       </w:r>
       <w:r>
@@ -2531,7 +3614,7 @@
         </w:rPr>
         <w:t>------------------------</w:t>
       </w:r>
-      <w:bookmarkStart w:id="0" w:name="_Hlk169258738"/>
+      <w:bookmarkStart w:id="1" w:name="_Hlk169258738"/>
       <w:r>
         <w:rPr>
           <w:rFonts w:ascii="Arial" w:eastAsia="Times New Roman" w:hAnsi="Arial" w:cs="Arial"/>
@@ -2541,7 +3624,7 @@
         </w:rPr>
         <w:t>-------</w:t>
       </w:r>
-      <w:bookmarkEnd w:id="0"/>
+      <w:bookmarkEnd w:id="1"/>
       <w:r>
         <w:rPr>
           <w:rFonts w:ascii="Arial" w:eastAsia="Times New Roman" w:hAnsi="Arial" w:cs="Arial"/>
@@ -2639,6 +3722,7 @@
           <w:szCs w:val="24"/>
         </w:rPr>
       </w:pPr>
+      <w:proofErr w:type="gramStart"/>
       <w:r>
         <w:rPr>
           <w:rFonts w:ascii="Arial" w:eastAsia="Times New Roman" w:hAnsi="Arial" w:cs="Arial"/>
@@ -2647,6 +3731,7 @@
         </w:rPr>
         <w:t>Date :</w:t>
       </w:r>
+      <w:proofErr w:type="gramEnd"/>
       <w:r>
         <w:rPr>
           <w:rFonts w:ascii="Arial" w:eastAsia="Times New Roman" w:hAnsi="Arial" w:cs="Arial"/>
@@ -2746,7 +3831,27 @@
           <w:sz w:val="24"/>
           <w:szCs w:val="24"/>
         </w:rPr>
-        <w:t>&amp;Regn. No.</w:t>
+        <w:t>&amp;</w:t>
+      </w:r>
+      <w:proofErr w:type="spellStart"/>
+      <w:r>
+        <w:rPr>
+          <w:rFonts w:ascii="Arial" w:eastAsia="Times New Roman" w:hAnsi="Arial" w:cs="Arial"/>
+          <w:color w:val="A6A6A6"/>
+          <w:sz w:val="24"/>
+          <w:szCs w:val="24"/>
+        </w:rPr>
+        <w:t>Regn</w:t>
+      </w:r>
+      <w:proofErr w:type="spellEnd"/>
+      <w:r>
+        <w:rPr>
+          <w:rFonts w:ascii="Arial" w:eastAsia="Times New Roman" w:hAnsi="Arial" w:cs="Arial"/>
+          <w:color w:val="A6A6A6"/>
+          <w:sz w:val="24"/>
+          <w:szCs w:val="24"/>
+        </w:rPr>
+        <w:t>. No.</w:t>
       </w:r>
     </w:p>
     <w:p>
@@ -2852,7 +3957,7 @@
 </file>
 
 <file path=word/endnotes.xml><?xml version="1.0" encoding="utf-8"?>
-<w:endnotes xmlns:wpc="http://schemas.microsoft.com/office/word/2010/wordprocessingCanvas" xmlns:cx="http://schemas.microsoft.com/office/drawing/2014/chartex" xmlns:cx1="http://schemas.microsoft.com/office/drawing/2015/9/8/chartex" xmlns:cx2="http://schemas.microsoft.com/office/drawing/2015/10/21/chartex" xmlns:cx3="http://schemas.microsoft.com/office/drawing/2016/5/9/chartex" xmlns:cx4="http://schemas.microsoft.com/office/drawing/2016/5/10/chartex" xmlns:cx5="http://schemas.microsoft.com/office/drawing/2016/5/11/chartex" xmlns:cx6="http://schemas.microsoft.com/office/drawing/2016/5/12/chartex" xmlns:cx7="http://schemas.microsoft.com/office/drawing/2016/5/13/chartex" xmlns:cx8="http://schemas.microsoft.com/office/drawing/2016/5/14/chartex" xmlns:mc="http://schemas.openxmlformats.org/markup-compatibility/2006" xmlns:aink="http://schemas.microsoft.com/office/drawing/2016/ink" xmlns:am3d="http://schemas.microsoft.com/office/drawing/2017/model3d" xmlns:o="urn:schemas-microsoft-com:office:office" xmlns:oel="http://schemas.microsoft.com/office/2019/extlst" xmlns:r="http://schemas.openxmlformats.org/officeDocument/2006/relationships" xmlns:m="http://schemas.openxmlformats.org/officeDocument/2006/math" xmlns:v="urn:schemas-microsoft-com:vml" xmlns:wp14="http://schemas.microsoft.com/office/word/2010/wordprocessingDrawing" xmlns:wp="http://schemas.openxmlformats.org/drawingml/2006/wordprocessingDrawing" xmlns:w10="urn:schemas-microsoft-com:office:word" xmlns:w="http://schemas.openxmlformats.org/wordprocessingml/2006/main" xmlns:w14="http://schemas.microsoft.com/office/word/2010/wordml" xmlns:w15="http://schemas.microsoft.com/office/word/2012/wordml" xmlns:w16cex="http://schemas.microsoft.com/office/word/2018/wordml/cex" xmlns:w16cid="http://schemas.microsoft.com/office/word/2016/wordml/cid" xmlns:w16="http://schemas.microsoft.com/office/word/2018/wordml" xmlns:w16sdtdh="http://schemas.microsoft.com/office/word/2020/wordml/sdtdatahash" xmlns:w16se="http://schemas.microsoft.com/office/word/2015/wordml/symex" xmlns:wpg="http://schemas.microsoft.com/office/word/2010/wordprocessingGroup" xmlns:wpi="http://schemas.microsoft.com/office/word/2010/wordprocessingInk" xmlns:wne="http://schemas.microsoft.com/office/word/2006/wordml" xmlns:wps="http://schemas.microsoft.com/office/word/2010/wordprocessingShape" mc:Ignorable="w14 w15 w16se w16cid w16 w16cex w16sdtdh wp14">
+<w:endnotes xmlns:wpc="http://schemas.microsoft.com/office/word/2010/wordprocessingCanvas" xmlns:cx="http://schemas.microsoft.com/office/drawing/2014/chartex" xmlns:mc="http://schemas.openxmlformats.org/markup-compatibility/2006" xmlns:o="urn:schemas-microsoft-com:office:office" xmlns:r="http://schemas.openxmlformats.org/officeDocument/2006/relationships" xmlns:m="http://schemas.openxmlformats.org/officeDocument/2006/math" xmlns:v="urn:schemas-microsoft-com:vml" xmlns:wp14="http://schemas.microsoft.com/office/word/2010/wordprocessingDrawing" xmlns:wp="http://schemas.openxmlformats.org/drawingml/2006/wordprocessingDrawing" xmlns:w10="urn:schemas-microsoft-com:office:word" xmlns:w="http://schemas.openxmlformats.org/wordprocessingml/2006/main" xmlns:w14="http://schemas.microsoft.com/office/word/2010/wordml" xmlns:w15="http://schemas.microsoft.com/office/word/2012/wordml" xmlns:w16se="http://schemas.microsoft.com/office/word/2015/wordml/symex" xmlns:wpg="http://schemas.microsoft.com/office/word/2010/wordprocessingGroup" xmlns:wpi="http://schemas.microsoft.com/office/word/2010/wordprocessingInk" xmlns:wne="http://schemas.microsoft.com/office/word/2006/wordml" xmlns:wps="http://schemas.microsoft.com/office/word/2010/wordprocessingShape" mc:Ignorable="w14 w15 w16se wp14">
   <w:endnote w:type="separator" w:id="-1">
     <w:p>
       <w:pPr>
@@ -2877,7 +3982,7 @@
 </file>
 
 <file path=word/footer1.xml><?xml version="1.0" encoding="utf-8"?>
-<w:ftr xmlns:wpc="http://schemas.microsoft.com/office/word/2010/wordprocessingCanvas" xmlns:cx="http://schemas.microsoft.com/office/drawing/2014/chartex" xmlns:cx1="http://schemas.microsoft.com/office/drawing/2015/9/8/chartex" xmlns:cx2="http://schemas.microsoft.com/office/drawing/2015/10/21/chartex" xmlns:cx3="http://schemas.microsoft.com/office/drawing/2016/5/9/chartex" xmlns:cx4="http://schemas.microsoft.com/office/drawing/2016/5/10/chartex" xmlns:cx5="http://schemas.microsoft.com/office/drawing/2016/5/11/chartex" xmlns:cx6="http://schemas.microsoft.com/office/drawing/2016/5/12/chartex" xmlns:cx7="http://schemas.microsoft.com/office/drawing/2016/5/13/chartex" xmlns:cx8="http://schemas.microsoft.com/office/drawing/2016/5/14/chartex" xmlns:mc="http://schemas.openxmlformats.org/markup-compatibility/2006" xmlns:aink="http://schemas.microsoft.com/office/drawing/2016/ink" xmlns:am3d="http://schemas.microsoft.com/office/drawing/2017/model3d" xmlns:o="urn:schemas-microsoft-com:office:office" xmlns:oel="http://schemas.microsoft.com/office/2019/extlst" xmlns:r="http://schemas.openxmlformats.org/officeDocument/2006/relationships" xmlns:m="http://schemas.openxmlformats.org/officeDocument/2006/math" xmlns:v="urn:schemas-microsoft-com:vml" xmlns:wp14="http://schemas.microsoft.com/office/word/2010/wordprocessingDrawing" xmlns:wp="http://schemas.openxmlformats.org/drawingml/2006/wordprocessingDrawing" xmlns:w10="urn:schemas-microsoft-com:office:word" xmlns:w="http://schemas.openxmlformats.org/wordprocessingml/2006/main" xmlns:w14="http://schemas.microsoft.com/office/word/2010/wordml" xmlns:w15="http://schemas.microsoft.com/office/word/2012/wordml" xmlns:w16cex="http://schemas.microsoft.com/office/word/2018/wordml/cex" xmlns:w16cid="http://schemas.microsoft.com/office/word/2016/wordml/cid" xmlns:w16="http://schemas.microsoft.com/office/word/2018/wordml" xmlns:w16sdtdh="http://schemas.microsoft.com/office/word/2020/wordml/sdtdatahash" xmlns:w16se="http://schemas.microsoft.com/office/word/2015/wordml/symex" xmlns:wpg="http://schemas.microsoft.com/office/word/2010/wordprocessingGroup" xmlns:wpi="http://schemas.microsoft.com/office/word/2010/wordprocessingInk" xmlns:wne="http://schemas.microsoft.com/office/word/2006/wordml" xmlns:wps="http://schemas.microsoft.com/office/word/2010/wordprocessingShape" mc:Ignorable="w14 w15 w16se w16cid w16 w16cex w16sdtdh wp14">
+<w:ftr xmlns:wpc="http://schemas.microsoft.com/office/word/2010/wordprocessingCanvas" xmlns:cx="http://schemas.microsoft.com/office/drawing/2014/chartex" xmlns:mc="http://schemas.openxmlformats.org/markup-compatibility/2006" xmlns:o="urn:schemas-microsoft-com:office:office" xmlns:r="http://schemas.openxmlformats.org/officeDocument/2006/relationships" xmlns:m="http://schemas.openxmlformats.org/officeDocument/2006/math" xmlns:v="urn:schemas-microsoft-com:vml" xmlns:wp14="http://schemas.microsoft.com/office/word/2010/wordprocessingDrawing" xmlns:wp="http://schemas.openxmlformats.org/drawingml/2006/wordprocessingDrawing" xmlns:w10="urn:schemas-microsoft-com:office:word" xmlns:w="http://schemas.openxmlformats.org/wordprocessingml/2006/main" xmlns:w14="http://schemas.microsoft.com/office/word/2010/wordml" xmlns:w15="http://schemas.microsoft.com/office/word/2012/wordml" xmlns:w16se="http://schemas.microsoft.com/office/word/2015/wordml/symex" xmlns:wpg="http://schemas.microsoft.com/office/word/2010/wordprocessingGroup" xmlns:wpi="http://schemas.microsoft.com/office/word/2010/wordprocessingInk" xmlns:wne="http://schemas.microsoft.com/office/word/2006/wordml" xmlns:wps="http://schemas.microsoft.com/office/word/2010/wordprocessingShape" mc:Ignorable="w14 w15 w16se wp14">
   <w:p>
     <w:pPr>
       <w:pStyle w:val="Footer"/>
@@ -2898,7 +4003,7 @@
 </file>
 
 <file path=word/footnotes.xml><?xml version="1.0" encoding="utf-8"?>
-<w:footnotes xmlns:wpc="http://schemas.microsoft.com/office/word/2010/wordprocessingCanvas" xmlns:cx="http://schemas.microsoft.com/office/drawing/2014/chartex" xmlns:cx1="http://schemas.microsoft.com/office/drawing/2015/9/8/chartex" xmlns:cx2="http://schemas.microsoft.com/office/drawing/2015/10/21/chartex" xmlns:cx3="http://schemas.microsoft.com/office/drawing/2016/5/9/chartex" xmlns:cx4="http://schemas.microsoft.com/office/drawing/2016/5/10/chartex" xmlns:cx5="http://schemas.microsoft.com/office/drawing/2016/5/11/chartex" xmlns:cx6="http://schemas.microsoft.com/office/drawing/2016/5/12/chartex" xmlns:cx7="http://schemas.microsoft.com/office/drawing/2016/5/13/chartex" xmlns:cx8="http://schemas.microsoft.com/office/drawing/2016/5/14/chartex" xmlns:mc="http://schemas.openxmlformats.org/markup-compatibility/2006" xmlns:aink="http://schemas.microsoft.com/office/drawing/2016/ink" xmlns:am3d="http://schemas.microsoft.com/office/drawing/2017/model3d" xmlns:o="urn:schemas-microsoft-com:office:office" xmlns:oel="http://schemas.microsoft.com/office/2019/extlst" xmlns:r="http://schemas.openxmlformats.org/officeDocument/2006/relationships" xmlns:m="http://schemas.openxmlformats.org/officeDocument/2006/math" xmlns:v="urn:schemas-microsoft-com:vml" xmlns:wp14="http://schemas.microsoft.com/office/word/2010/wordprocessingDrawing" xmlns:wp="http://schemas.openxmlformats.org/drawingml/2006/wordprocessingDrawing" xmlns:w10="urn:schemas-microsoft-com:office:word" xmlns:w="http://schemas.openxmlformats.org/wordprocessingml/2006/main" xmlns:w14="http://schemas.microsoft.com/office/word/2010/wordml" xmlns:w15="http://schemas.microsoft.com/office/word/2012/wordml" xmlns:w16cex="http://schemas.microsoft.com/office/word/2018/wordml/cex" xmlns:w16cid="http://schemas.microsoft.com/office/word/2016/wordml/cid" xmlns:w16="http://schemas.microsoft.com/office/word/2018/wordml" xmlns:w16sdtdh="http://schemas.microsoft.com/office/word/2020/wordml/sdtdatahash" xmlns:w16se="http://schemas.microsoft.com/office/word/2015/wordml/symex" xmlns:wpg="http://schemas.microsoft.com/office/word/2010/wordprocessingGroup" xmlns:wpi="http://schemas.microsoft.com/office/word/2010/wordprocessingInk" xmlns:wne="http://schemas.microsoft.com/office/word/2006/wordml" xmlns:wps="http://schemas.microsoft.com/office/word/2010/wordprocessingShape" mc:Ignorable="w14 w15 w16se w16cid w16 w16cex w16sdtdh wp14">
+<w:footnotes xmlns:wpc="http://schemas.microsoft.com/office/word/2010/wordprocessingCanvas" xmlns:cx="http://schemas.microsoft.com/office/drawing/2014/chartex" xmlns:mc="http://schemas.openxmlformats.org/markup-compatibility/2006" xmlns:o="urn:schemas-microsoft-com:office:office" xmlns:r="http://schemas.openxmlformats.org/officeDocument/2006/relationships" xmlns:m="http://schemas.openxmlformats.org/officeDocument/2006/math" xmlns:v="urn:schemas-microsoft-com:vml" xmlns:wp14="http://schemas.microsoft.com/office/word/2010/wordprocessingDrawing" xmlns:wp="http://schemas.openxmlformats.org/drawingml/2006/wordprocessingDrawing" xmlns:w10="urn:schemas-microsoft-com:office:word" xmlns:w="http://schemas.openxmlformats.org/wordprocessingml/2006/main" xmlns:w14="http://schemas.microsoft.com/office/word/2010/wordml" xmlns:w15="http://schemas.microsoft.com/office/word/2012/wordml" xmlns:w16se="http://schemas.microsoft.com/office/word/2015/wordml/symex" xmlns:wpg="http://schemas.microsoft.com/office/word/2010/wordprocessingGroup" xmlns:wpi="http://schemas.microsoft.com/office/word/2010/wordprocessingInk" xmlns:wne="http://schemas.microsoft.com/office/word/2006/wordml" xmlns:wps="http://schemas.microsoft.com/office/word/2010/wordprocessingShape" mc:Ignorable="w14 w15 w16se wp14">
   <w:footnote w:type="separator" w:id="-1">
     <w:p>
       <w:pPr>
@@ -2923,7 +4028,7 @@
 </file>
 
 <file path=word/numbering.xml><?xml version="1.0" encoding="utf-8"?>
-<w:numbering xmlns:wpc="http://schemas.microsoft.com/office/word/2010/wordprocessingCanvas" xmlns:cx="http://schemas.microsoft.com/office/drawing/2014/chartex" xmlns:cx1="http://schemas.microsoft.com/office/drawing/2015/9/8/chartex" xmlns:cx2="http://schemas.microsoft.com/office/drawing/2015/10/21/chartex" xmlns:cx3="http://schemas.microsoft.com/office/drawing/2016/5/9/chartex" xmlns:cx4="http://schemas.microsoft.com/office/drawing/2016/5/10/chartex" xmlns:cx5="http://schemas.microsoft.com/office/drawing/2016/5/11/chartex" xmlns:cx6="http://schemas.microsoft.com/office/drawing/2016/5/12/chartex" xmlns:cx7="http://schemas.microsoft.com/office/drawing/2016/5/13/chartex" xmlns:cx8="http://schemas.microsoft.com/office/drawing/2016/5/14/chartex" xmlns:mc="http://schemas.openxmlformats.org/markup-compatibility/2006" xmlns:aink="http://schemas.microsoft.com/office/drawing/2016/ink" xmlns:am3d="http://schemas.microsoft.com/office/drawing/2017/model3d" xmlns:o="urn:schemas-microsoft-com:office:office" xmlns:oel="http://schemas.microsoft.com/office/2019/extlst" xmlns:r="http://schemas.openxmlformats.org/officeDocument/2006/relationships" xmlns:m="http://schemas.openxmlformats.org/officeDocument/2006/math" xmlns:v="urn:schemas-microsoft-com:vml" xmlns:wp14="http://schemas.microsoft.com/office/word/2010/wordprocessingDrawing" xmlns:wp="http://schemas.openxmlformats.org/drawingml/2006/wordprocessingDrawing" xmlns:w10="urn:schemas-microsoft-com:office:word" xmlns:w="http://schemas.openxmlformats.org/wordprocessingml/2006/main" xmlns:w14="http://schemas.microsoft.com/office/word/2010/wordml" xmlns:w15="http://schemas.microsoft.com/office/word/2012/wordml" xmlns:w16cex="http://schemas.microsoft.com/office/word/2018/wordml/cex" xmlns:w16cid="http://schemas.microsoft.com/office/word/2016/wordml/cid" xmlns:w16="http://schemas.microsoft.com/office/word/2018/wordml" xmlns:w16sdtdh="http://schemas.microsoft.com/office/word/2020/wordml/sdtdatahash" xmlns:w16se="http://schemas.microsoft.com/office/word/2015/wordml/symex" xmlns:wpg="http://schemas.microsoft.com/office/word/2010/wordprocessingGroup" xmlns:wpi="http://schemas.microsoft.com/office/word/2010/wordprocessingInk" xmlns:wne="http://schemas.microsoft.com/office/word/2006/wordml" xmlns:wps="http://schemas.microsoft.com/office/word/2010/wordprocessingShape" mc:Ignorable="w14 w15 w16se w16cid w16 w16cex w16sdtdh wp14">
+<w:numbering xmlns:wpc="http://schemas.microsoft.com/office/word/2010/wordprocessingCanvas" xmlns:cx="http://schemas.microsoft.com/office/drawing/2014/chartex" xmlns:mc="http://schemas.openxmlformats.org/markup-compatibility/2006" xmlns:o="urn:schemas-microsoft-com:office:office" xmlns:r="http://schemas.openxmlformats.org/officeDocument/2006/relationships" xmlns:m="http://schemas.openxmlformats.org/officeDocument/2006/math" xmlns:v="urn:schemas-microsoft-com:vml" xmlns:wp14="http://schemas.microsoft.com/office/word/2010/wordprocessingDrawing" xmlns:wp="http://schemas.openxmlformats.org/drawingml/2006/wordprocessingDrawing" xmlns:w10="urn:schemas-microsoft-com:office:word" xmlns:w="http://schemas.openxmlformats.org/wordprocessingml/2006/main" xmlns:w14="http://schemas.microsoft.com/office/word/2010/wordml" xmlns:w15="http://schemas.microsoft.com/office/word/2012/wordml" xmlns:w16se="http://schemas.microsoft.com/office/word/2015/wordml/symex" xmlns:wpg="http://schemas.microsoft.com/office/word/2010/wordprocessingGroup" xmlns:wpi="http://schemas.microsoft.com/office/word/2010/wordprocessingInk" xmlns:wne="http://schemas.microsoft.com/office/word/2006/wordml" xmlns:wps="http://schemas.microsoft.com/office/word/2010/wordprocessingShape" mc:Ignorable="w14 w15 w16se wp14">
   <w:abstractNum w:abstractNumId="0" w15:restartNumberingAfterBreak="0">
     <w:nsid w:val="0B9E6BD1"/>
     <w:multiLevelType w:val="hybridMultilevel"/>
@@ -5145,71 +6250,71 @@
       </w:pPr>
     </w:lvl>
   </w:abstractNum>
-  <w:num w:numId="1" w16cid:durableId="2018537630">
+  <w:num w:numId="1">
     <w:abstractNumId w:val="14"/>
   </w:num>
-  <w:num w:numId="2" w16cid:durableId="1888251636">
+  <w:num w:numId="2">
     <w:abstractNumId w:val="15"/>
   </w:num>
-  <w:num w:numId="3" w16cid:durableId="195239498">
+  <w:num w:numId="3">
     <w:abstractNumId w:val="2"/>
   </w:num>
-  <w:num w:numId="4" w16cid:durableId="840119882">
+  <w:num w:numId="4">
     <w:abstractNumId w:val="17"/>
   </w:num>
-  <w:num w:numId="5" w16cid:durableId="660809695">
+  <w:num w:numId="5">
     <w:abstractNumId w:val="18"/>
   </w:num>
-  <w:num w:numId="6" w16cid:durableId="1973054678">
+  <w:num w:numId="6">
     <w:abstractNumId w:val="10"/>
   </w:num>
-  <w:num w:numId="7" w16cid:durableId="1761217690">
+  <w:num w:numId="7">
     <w:abstractNumId w:val="0"/>
   </w:num>
-  <w:num w:numId="8" w16cid:durableId="783304331">
+  <w:num w:numId="8">
     <w:abstractNumId w:val="16"/>
   </w:num>
-  <w:num w:numId="9" w16cid:durableId="295333077">
+  <w:num w:numId="9">
     <w:abstractNumId w:val="8"/>
   </w:num>
-  <w:num w:numId="10" w16cid:durableId="1219902562">
+  <w:num w:numId="10">
     <w:abstractNumId w:val="19"/>
   </w:num>
-  <w:num w:numId="11" w16cid:durableId="1458640178">
+  <w:num w:numId="11">
     <w:abstractNumId w:val="3"/>
   </w:num>
-  <w:num w:numId="12" w16cid:durableId="526254689">
+  <w:num w:numId="12">
     <w:abstractNumId w:val="6"/>
   </w:num>
-  <w:num w:numId="13" w16cid:durableId="989016102">
+  <w:num w:numId="13">
     <w:abstractNumId w:val="13"/>
   </w:num>
-  <w:num w:numId="14" w16cid:durableId="80032376">
+  <w:num w:numId="14">
     <w:abstractNumId w:val="12"/>
   </w:num>
-  <w:num w:numId="15" w16cid:durableId="1679961423">
+  <w:num w:numId="15">
     <w:abstractNumId w:val="5"/>
   </w:num>
-  <w:num w:numId="16" w16cid:durableId="169874077">
+  <w:num w:numId="16">
     <w:abstractNumId w:val="4"/>
   </w:num>
-  <w:num w:numId="17" w16cid:durableId="205916028">
+  <w:num w:numId="17">
     <w:abstractNumId w:val="1"/>
   </w:num>
-  <w:num w:numId="18" w16cid:durableId="985821056">
+  <w:num w:numId="18">
     <w:abstractNumId w:val="11"/>
   </w:num>
-  <w:num w:numId="19" w16cid:durableId="1549225882">
+  <w:num w:numId="19">
     <w:abstractNumId w:val="7"/>
   </w:num>
-  <w:num w:numId="20" w16cid:durableId="1966305007">
+  <w:num w:numId="20">
     <w:abstractNumId w:val="9"/>
   </w:num>
 </w:numbering>
 </file>
 
 <file path=word/styles.xml><?xml version="1.0" encoding="utf-8"?>
-<w:styles xmlns:mc="http://schemas.openxmlformats.org/markup-compatibility/2006" xmlns:r="http://schemas.openxmlformats.org/officeDocument/2006/relationships" xmlns:w="http://schemas.openxmlformats.org/wordprocessingml/2006/main" xmlns:w14="http://schemas.microsoft.com/office/word/2010/wordml" xmlns:w15="http://schemas.microsoft.com/office/word/2012/wordml" xmlns:w16cex="http://schemas.microsoft.com/office/word/2018/wordml/cex" xmlns:w16cid="http://schemas.microsoft.com/office/word/2016/wordml/cid" xmlns:w16="http://schemas.microsoft.com/office/word/2018/wordml" xmlns:w16sdtdh="http://schemas.microsoft.com/office/word/2020/wordml/sdtdatahash" xmlns:w16se="http://schemas.microsoft.com/office/word/2015/wordml/symex" mc:Ignorable="w14 w15 w16se w16cid w16 w16cex w16sdtdh">
+<w:styles xmlns:mc="http://schemas.openxmlformats.org/markup-compatibility/2006" xmlns:r="http://schemas.openxmlformats.org/officeDocument/2006/relationships" xmlns:w="http://schemas.openxmlformats.org/wordprocessingml/2006/main" xmlns:w14="http://schemas.microsoft.com/office/word/2010/wordml" xmlns:w15="http://schemas.microsoft.com/office/word/2012/wordml" xmlns:w16se="http://schemas.microsoft.com/office/word/2015/wordml/symex" mc:Ignorable="w14 w15 w16se">
   <w:docDefaults>
     <w:rPrDefault>
       <w:rPr>
@@ -5225,7 +6330,7 @@
       </w:pPr>
     </w:pPrDefault>
   </w:docDefaults>
-  <w:latentStyles w:defLockedState="0" w:defUIPriority="99" w:defSemiHidden="0" w:defUnhideWhenUsed="0" w:defQFormat="0" w:count="376">
+  <w:latentStyles w:defLockedState="0" w:defUIPriority="99" w:defSemiHidden="0" w:defUnhideWhenUsed="0" w:defQFormat="0" w:count="371">
     <w:lsdException w:name="Normal" w:uiPriority="0" w:qFormat="1"/>
     <w:lsdException w:name="heading 1" w:uiPriority="9" w:qFormat="1"/>
     <w:lsdException w:name="heading 2" w:semiHidden="1" w:uiPriority="9" w:unhideWhenUsed="1" w:qFormat="1"/>
@@ -5597,11 +6702,6 @@
     <w:lsdException w:name="List Table 5 Dark Accent 6" w:uiPriority="50"/>
     <w:lsdException w:name="List Table 6 Colorful Accent 6" w:uiPriority="51"/>
     <w:lsdException w:name="List Table 7 Colorful Accent 6" w:uiPriority="52"/>
-    <w:lsdException w:name="Mention" w:semiHidden="1" w:unhideWhenUsed="1"/>
-    <w:lsdException w:name="Smart Hyperlink" w:semiHidden="1" w:unhideWhenUsed="1"/>
-    <w:lsdException w:name="Hashtag" w:semiHidden="1" w:unhideWhenUsed="1"/>
-    <w:lsdException w:name="Unresolved Mention" w:semiHidden="1" w:unhideWhenUsed="1"/>
-    <w:lsdException w:name="Smart Link" w:semiHidden="1" w:unhideWhenUsed="1"/>
   </w:latentStyles>
   <w:style w:type="paragraph" w:default="1" w:styleId="Normal">
     <w:name w:val="Normal"/>
@@ -6277,7 +7377,7 @@
 </file>
 
 <file path=customXml/itemProps1.xml><?xml version="1.0" encoding="utf-8"?>
-<ds:datastoreItem xmlns:ds="http://schemas.openxmlformats.org/officeDocument/2006/customXml" ds:itemID="{822DB131-53F5-4A71-8426-CFC5AE26C35B}">
+<ds:datastoreItem xmlns:ds="http://schemas.openxmlformats.org/officeDocument/2006/customXml" ds:itemID="{F88E7A70-BB45-4400-A5E1-4D19CEFB3122}">
   <ds:schemaRefs>
     <ds:schemaRef ds:uri="http://schemas.openxmlformats.org/officeDocument/2006/bibliography"/>
   </ds:schemaRefs>

--- a/backend/templates/Annexure-D (Individual Affidavit)_LH5_Template.docx
+++ b/backend/templates/Annexure-D (Individual Affidavit)_LH5_Template.docx
@@ -435,7 +435,7 @@
           <w:u w:val="none"/>
           <w:shd w:val="clear" w:color="auto" w:fill="FFFFFF"/>
         </w:rPr>
-        <w:t>[Address LH5</w:t>
+        <w:t>[Address Contact LH5]</w:t>
       </w:r>
       <w:r>
         <w:rPr>
@@ -446,7 +446,7 @@
           <w:u w:val="none"/>
           <w:shd w:val="clear" w:color="auto" w:fill="FFFFFF"/>
         </w:rPr>
-        <w:t>]</w:t>
+        <w:t/>
       </w:r>
       <w:r>
         <w:rPr>
@@ -515,14 +515,14 @@
           <w:rFonts w:ascii="Helvetica" w:hAnsi="Helvetica" w:cs="Helvetica"/>
           <w:b/>
         </w:rPr>
-        <w:t>[Name as per DC H1]</w:t>
+        <w:t>[Deceased Names DC]</w:t>
       </w:r>
       <w:r>
         <w:rPr>
           <w:rFonts w:ascii="Helvetica" w:hAnsi="Helvetica" w:cs="Helvetica"/>
           <w:b/>
         </w:rPr>
-        <w:t>, [Name as per DC H2], [Name as per DC H3], [Name as per DC H4]</w:t>
+        <w:t/>
       </w:r>
       <w:r>
         <w:rPr>
@@ -1199,7 +1199,7 @@
                 <w:b/>
                 <w:shd w:val="clear" w:color="auto" w:fill="FFFFFF"/>
               </w:rPr>
-              <w:t>[Address C1]</w:t>
+              <w:t>[Address Contact C1]</w:t>
             </w:r>
           </w:p>
           <w:p>
@@ -1216,7 +1216,7 @@
                 <w:b/>
                 <w:shd w:val="clear" w:color="auto" w:fill="FFFFFF"/>
               </w:rPr>
-              <w:t>[Mobile No C1]</w:t>
+              <w:t/>
             </w:r>
           </w:p>
         </w:tc>
@@ -1322,7 +1322,7 @@
                 <w:b/>
                 <w:shd w:val="clear" w:color="auto" w:fill="FFFFFF"/>
               </w:rPr>
-              <w:t>[Address C2]</w:t>
+              <w:t>[Address Contact C2]</w:t>
             </w:r>
           </w:p>
           <w:p>
@@ -1340,7 +1340,7 @@
                 <w:b/>
                 <w:shd w:val="clear" w:color="auto" w:fill="FFFFFF"/>
               </w:rPr>
-              <w:t>[Mobile No C2]</w:t>
+              <w:t/>
             </w:r>
           </w:p>
           <w:p>
@@ -1461,7 +1461,7 @@
                 <w:b/>
                 <w:shd w:val="clear" w:color="auto" w:fill="FFFFFF"/>
               </w:rPr>
-              <w:t>[Address C3]</w:t>
+              <w:t>[Address Contact C3]</w:t>
             </w:r>
           </w:p>
           <w:p>
@@ -1478,7 +1478,7 @@
                 <w:b/>
                 <w:shd w:val="clear" w:color="auto" w:fill="FFFFFF"/>
               </w:rPr>
-              <w:t>[Mobile No C3]</w:t>
+              <w:t/>
             </w:r>
           </w:p>
         </w:tc>
@@ -1596,7 +1596,7 @@
                 <w:b/>
                 <w:shd w:val="clear" w:color="auto" w:fill="FFFFFF"/>
               </w:rPr>
-              <w:t>[Address LH1]</w:t>
+              <w:t>[Address Contact LH1]</w:t>
             </w:r>
           </w:p>
           <w:p>
@@ -1613,7 +1613,7 @@
                 <w:b/>
                 <w:shd w:val="clear" w:color="auto" w:fill="FFFFFF"/>
               </w:rPr>
-              <w:t>[Mobile No LH1]</w:t>
+              <w:t/>
             </w:r>
           </w:p>
           <w:p>
@@ -1738,7 +1738,7 @@
                 <w:b/>
                 <w:shd w:val="clear" w:color="auto" w:fill="FFFFFF"/>
               </w:rPr>
-              <w:t>[Address LH2]</w:t>
+              <w:t>[Address Contact LH2]</w:t>
             </w:r>
           </w:p>
           <w:p>
@@ -1755,7 +1755,7 @@
                 <w:b/>
                 <w:shd w:val="clear" w:color="auto" w:fill="FFFFFF"/>
               </w:rPr>
-              <w:t>[Mobile No LH2]</w:t>
+              <w:t/>
             </w:r>
           </w:p>
         </w:tc>
@@ -1869,23 +1869,23 @@
                 <w:b/>
                 <w:shd w:val="clear" w:color="auto" w:fill="FFFFFF"/>
               </w:rPr>
-              <w:t>[Address LH3]</w:t>
-            </w:r>
-          </w:p>
-          <w:p>
-            <w:pPr>
-              <w:rPr>
-                <w:rFonts w:ascii="Arial" w:hAnsi="Arial" w:cs="Arial"/>
-                <w:b/>
-              </w:rPr>
-            </w:pPr>
-            <w:r>
-              <w:rPr>
-                <w:rFonts w:ascii="Arial" w:hAnsi="Arial" w:cs="Arial"/>
-                <w:b/>
-                <w:shd w:val="clear" w:color="auto" w:fill="FFFFFF"/>
-              </w:rPr>
-              <w:t>[Mobile No LH3]</w:t>
+              <w:t>[Address Contact LH3]</w:t>
+            </w:r>
+          </w:p>
+          <w:p>
+            <w:pPr>
+              <w:rPr>
+                <w:rFonts w:ascii="Arial" w:hAnsi="Arial" w:cs="Arial"/>
+                <w:b/>
+              </w:rPr>
+            </w:pPr>
+            <w:r>
+              <w:rPr>
+                <w:rFonts w:ascii="Arial" w:hAnsi="Arial" w:cs="Arial"/>
+                <w:b/>
+                <w:shd w:val="clear" w:color="auto" w:fill="FFFFFF"/>
+              </w:rPr>
+              <w:t/>
             </w:r>
           </w:p>
         </w:tc>
@@ -1992,23 +1992,23 @@
                 <w:b/>
                 <w:shd w:val="clear" w:color="auto" w:fill="FFFFFF"/>
               </w:rPr>
-              <w:t>[Address LH4]</w:t>
-            </w:r>
-          </w:p>
-          <w:p>
-            <w:pPr>
-              <w:rPr>
-                <w:rFonts w:ascii="Arial" w:hAnsi="Arial" w:cs="Arial"/>
-                <w:b/>
-              </w:rPr>
-            </w:pPr>
-            <w:r>
-              <w:rPr>
-                <w:rFonts w:ascii="Arial" w:hAnsi="Arial" w:cs="Arial"/>
-                <w:b/>
-                <w:shd w:val="clear" w:color="auto" w:fill="FFFFFF"/>
-              </w:rPr>
-              <w:t>[Mobile No LH4]</w:t>
+              <w:t>[Address Contact LH4]</w:t>
+            </w:r>
+          </w:p>
+          <w:p>
+            <w:pPr>
+              <w:rPr>
+                <w:rFonts w:ascii="Arial" w:hAnsi="Arial" w:cs="Arial"/>
+                <w:b/>
+              </w:rPr>
+            </w:pPr>
+            <w:r>
+              <w:rPr>
+                <w:rFonts w:ascii="Arial" w:hAnsi="Arial" w:cs="Arial"/>
+                <w:b/>
+                <w:shd w:val="clear" w:color="auto" w:fill="FFFFFF"/>
+              </w:rPr>
+              <w:t/>
             </w:r>
           </w:p>
         </w:tc>
@@ -2115,23 +2115,23 @@
                 <w:b/>
                 <w:shd w:val="clear" w:color="auto" w:fill="FFFFFF"/>
               </w:rPr>
-              <w:t>[Address LH5]</w:t>
-            </w:r>
-          </w:p>
-          <w:p>
-            <w:pPr>
-              <w:rPr>
-                <w:rFonts w:ascii="Arial" w:hAnsi="Arial" w:cs="Arial"/>
-                <w:b/>
-              </w:rPr>
-            </w:pPr>
-            <w:r>
-              <w:rPr>
-                <w:rFonts w:ascii="Arial" w:hAnsi="Arial" w:cs="Arial"/>
-                <w:b/>
-                <w:shd w:val="clear" w:color="auto" w:fill="FFFFFF"/>
-              </w:rPr>
-              <w:t>[Mobile No LH5]</w:t>
+              <w:t>[Address Contact LH5]</w:t>
+            </w:r>
+          </w:p>
+          <w:p>
+            <w:pPr>
+              <w:rPr>
+                <w:rFonts w:ascii="Arial" w:hAnsi="Arial" w:cs="Arial"/>
+                <w:b/>
+              </w:rPr>
+            </w:pPr>
+            <w:r>
+              <w:rPr>
+                <w:rFonts w:ascii="Arial" w:hAnsi="Arial" w:cs="Arial"/>
+                <w:b/>
+                <w:shd w:val="clear" w:color="auto" w:fill="FFFFFF"/>
+              </w:rPr>
+              <w:t/>
             </w:r>
           </w:p>
         </w:tc>
@@ -2265,15 +2265,15 @@
                 <w:b/>
                 <w:shd w:val="clear" w:color="auto" w:fill="FFFFFF"/>
               </w:rPr>
-              <w:t>[Address LH6</w:t>
-            </w:r>
-            <w:r>
-              <w:rPr>
-                <w:rFonts w:ascii="Arial" w:hAnsi="Arial" w:cs="Arial"/>
-                <w:b/>
-                <w:shd w:val="clear" w:color="auto" w:fill="FFFFFF"/>
-              </w:rPr>
-              <w:t>]</w:t>
+              <w:t>[Address Contact LH6]</w:t>
+            </w:r>
+            <w:r>
+              <w:rPr>
+                <w:rFonts w:ascii="Arial" w:hAnsi="Arial" w:cs="Arial"/>
+                <w:b/>
+                <w:shd w:val="clear" w:color="auto" w:fill="FFFFFF"/>
+              </w:rPr>
+              <w:t/>
             </w:r>
           </w:p>
           <w:p>
@@ -2442,15 +2442,15 @@
                 <w:b/>
                 <w:shd w:val="clear" w:color="auto" w:fill="FFFFFF"/>
               </w:rPr>
-              <w:t>[Address LH7</w:t>
-            </w:r>
-            <w:r>
-              <w:rPr>
-                <w:rFonts w:ascii="Arial" w:hAnsi="Arial" w:cs="Arial"/>
-                <w:b/>
-                <w:shd w:val="clear" w:color="auto" w:fill="FFFFFF"/>
-              </w:rPr>
-              <w:t>]</w:t>
+              <w:t>[Address Contact LH7]</w:t>
+            </w:r>
+            <w:r>
+              <w:rPr>
+                <w:rFonts w:ascii="Arial" w:hAnsi="Arial" w:cs="Arial"/>
+                <w:b/>
+                <w:shd w:val="clear" w:color="auto" w:fill="FFFFFF"/>
+              </w:rPr>
+              <w:t/>
             </w:r>
           </w:p>
           <w:p>
@@ -2618,15 +2618,15 @@
                 <w:b/>
                 <w:shd w:val="clear" w:color="auto" w:fill="FFFFFF"/>
               </w:rPr>
-              <w:t>[Address LH8</w:t>
-            </w:r>
-            <w:r>
-              <w:rPr>
-                <w:rFonts w:ascii="Arial" w:hAnsi="Arial" w:cs="Arial"/>
-                <w:b/>
-                <w:shd w:val="clear" w:color="auto" w:fill="FFFFFF"/>
-              </w:rPr>
-              <w:t>]</w:t>
+              <w:t>[Address Contact LH8]</w:t>
+            </w:r>
+            <w:r>
+              <w:rPr>
+                <w:rFonts w:ascii="Arial" w:hAnsi="Arial" w:cs="Arial"/>
+                <w:b/>
+                <w:shd w:val="clear" w:color="auto" w:fill="FFFFFF"/>
+              </w:rPr>
+              <w:t/>
             </w:r>
           </w:p>
           <w:p>
@@ -2802,15 +2802,15 @@
                 <w:b/>
                 <w:shd w:val="clear" w:color="auto" w:fill="FFFFFF"/>
               </w:rPr>
-              <w:t>[Address LH9</w:t>
-            </w:r>
-            <w:r>
-              <w:rPr>
-                <w:rFonts w:ascii="Arial" w:hAnsi="Arial" w:cs="Arial"/>
-                <w:b/>
-                <w:shd w:val="clear" w:color="auto" w:fill="FFFFFF"/>
-              </w:rPr>
-              <w:t>]</w:t>
+              <w:t>[Address Contact LH9]</w:t>
+            </w:r>
+            <w:r>
+              <w:rPr>
+                <w:rFonts w:ascii="Arial" w:hAnsi="Arial" w:cs="Arial"/>
+                <w:b/>
+                <w:shd w:val="clear" w:color="auto" w:fill="FFFFFF"/>
+              </w:rPr>
+              <w:t/>
             </w:r>
           </w:p>
           <w:p>
@@ -2978,15 +2978,15 @@
                 <w:b/>
                 <w:shd w:val="clear" w:color="auto" w:fill="FFFFFF"/>
               </w:rPr>
-              <w:t>[Address LH10</w:t>
-            </w:r>
-            <w:r>
-              <w:rPr>
-                <w:rFonts w:ascii="Arial" w:hAnsi="Arial" w:cs="Arial"/>
-                <w:b/>
-                <w:shd w:val="clear" w:color="auto" w:fill="FFFFFF"/>
-              </w:rPr>
-              <w:t>]</w:t>
+              <w:t>[Address Contact LH10]</w:t>
+            </w:r>
+            <w:r>
+              <w:rPr>
+                <w:rFonts w:ascii="Arial" w:hAnsi="Arial" w:cs="Arial"/>
+                <w:b/>
+                <w:shd w:val="clear" w:color="auto" w:fill="FFFFFF"/>
+              </w:rPr>
+              <w:t/>
             </w:r>
           </w:p>
           <w:p>
